--- a/diploma.docx
+++ b/diploma.docx
@@ -1854,7 +1854,7 @@
       <w:r>
         <w:drawing>
           <wp:inline xmlns:a="http://schemas.openxmlformats.org/drawingml/2006/main" xmlns:pic="http://schemas.openxmlformats.org/drawingml/2006/picture">
-            <wp:extent cx="5040000" cy="2950714"/>
+            <wp:extent cx="4680000" cy="2739949"/>
             <wp:docPr id="1" name="Picture 1"/>
             <wp:cNvGraphicFramePr>
               <a:graphicFrameLocks noChangeAspect="1"/>
@@ -1875,7 +1875,7 @@
                   <pic:spPr>
                     <a:xfrm>
                       <a:off x="0" y="0"/>
-                      <a:ext cx="5040000" cy="2950714"/>
+                      <a:ext cx="4680000" cy="2739949"/>
                     </a:xfrm>
                     <a:prstGeom prst="rect"/>
                   </pic:spPr>
@@ -2077,7 +2077,7 @@
       <w:r>
         <w:drawing>
           <wp:inline xmlns:a="http://schemas.openxmlformats.org/drawingml/2006/main" xmlns:pic="http://schemas.openxmlformats.org/drawingml/2006/picture">
-            <wp:extent cx="5040000" cy="8885821"/>
+            <wp:extent cx="4320000" cy="7616418"/>
             <wp:docPr id="2" name="Picture 2"/>
             <wp:cNvGraphicFramePr>
               <a:graphicFrameLocks noChangeAspect="1"/>
@@ -2098,7 +2098,7 @@
                   <pic:spPr>
                     <a:xfrm>
                       <a:off x="0" y="0"/>
-                      <a:ext cx="5040000" cy="8885821"/>
+                      <a:ext cx="4320000" cy="7616418"/>
                     </a:xfrm>
                     <a:prstGeom prst="rect"/>
                   </pic:spPr>
@@ -2291,7 +2291,7 @@
       <w:r>
         <w:drawing>
           <wp:inline xmlns:a="http://schemas.openxmlformats.org/drawingml/2006/main" xmlns:pic="http://schemas.openxmlformats.org/drawingml/2006/picture">
-            <wp:extent cx="5040000" cy="2661429"/>
+            <wp:extent cx="5400000" cy="2851531"/>
             <wp:docPr id="3" name="Picture 3"/>
             <wp:cNvGraphicFramePr>
               <a:graphicFrameLocks noChangeAspect="1"/>
@@ -2312,7 +2312,7 @@
                   <pic:spPr>
                     <a:xfrm>
                       <a:off x="0" y="0"/>
-                      <a:ext cx="5040000" cy="2661429"/>
+                      <a:ext cx="5400000" cy="2851531"/>
                     </a:xfrm>
                     <a:prstGeom prst="rect"/>
                   </pic:spPr>
@@ -2429,7 +2429,7 @@
       <w:r>
         <w:drawing>
           <wp:inline xmlns:a="http://schemas.openxmlformats.org/drawingml/2006/main" xmlns:pic="http://schemas.openxmlformats.org/drawingml/2006/picture">
-            <wp:extent cx="5040000" cy="6107143"/>
+            <wp:extent cx="4680000" cy="5670918"/>
             <wp:docPr id="4" name="Picture 4"/>
             <wp:cNvGraphicFramePr>
               <a:graphicFrameLocks noChangeAspect="1"/>
@@ -2450,7 +2450,7 @@
                   <pic:spPr>
                     <a:xfrm>
                       <a:off x="0" y="0"/>
-                      <a:ext cx="5040000" cy="6107143"/>
+                      <a:ext cx="4680000" cy="5670918"/>
                     </a:xfrm>
                     <a:prstGeom prst="rect"/>
                   </pic:spPr>
@@ -2927,7 +2927,7 @@
       <w:r>
         <w:drawing>
           <wp:inline xmlns:a="http://schemas.openxmlformats.org/drawingml/2006/main" xmlns:pic="http://schemas.openxmlformats.org/drawingml/2006/picture">
-            <wp:extent cx="5040000" cy="16471304"/>
+            <wp:extent cx="2160000" cy="7059130"/>
             <wp:docPr id="5" name="Picture 5"/>
             <wp:cNvGraphicFramePr>
               <a:graphicFrameLocks noChangeAspect="1"/>
@@ -2948,7 +2948,7 @@
                   <pic:spPr>
                     <a:xfrm>
                       <a:off x="0" y="0"/>
-                      <a:ext cx="5040000" cy="16471304"/>
+                      <a:ext cx="2160000" cy="7059130"/>
                     </a:xfrm>
                     <a:prstGeom prst="rect"/>
                   </pic:spPr>

--- a/diploma.docx
+++ b/diploma.docx
@@ -1638,6 +1638,69 @@
           <w:b w:val="0"/>
           <w:i w:val="0"/>
         </w:rPr>
+        <w:t>Діаграму сценаріїв використання платформи наведено на рис. 2.1.</w:t>
+      </w:r>
+    </w:p>
+    <w:p>
+      <w:pPr>
+        <w:ind w:firstLine="0"/>
+        <w:jc w:val="center"/>
+      </w:pPr>
+      <w:r>
+        <w:drawing>
+          <wp:inline xmlns:a="http://schemas.openxmlformats.org/drawingml/2006/main" xmlns:pic="http://schemas.openxmlformats.org/drawingml/2006/picture">
+            <wp:extent cx="4320000" cy="5624615"/>
+            <wp:docPr id="1" name="Picture 1"/>
+            <wp:cNvGraphicFramePr>
+              <a:graphicFrameLocks noChangeAspect="1"/>
+            </wp:cNvGraphicFramePr>
+            <a:graphic>
+              <a:graphicData uri="http://schemas.openxmlformats.org/drawingml/2006/picture">
+                <pic:pic>
+                  <pic:nvPicPr>
+                    <pic:cNvPr id="0" name="use-case.png"/>
+                    <pic:cNvPicPr/>
+                  </pic:nvPicPr>
+                  <pic:blipFill>
+                    <a:blip r:embed="rId9"/>
+                    <a:stretch>
+                      <a:fillRect/>
+                    </a:stretch>
+                  </pic:blipFill>
+                  <pic:spPr>
+                    <a:xfrm>
+                      <a:off x="0" y="0"/>
+                      <a:ext cx="4320000" cy="5624615"/>
+                    </a:xfrm>
+                    <a:prstGeom prst="rect"/>
+                  </pic:spPr>
+                </pic:pic>
+              </a:graphicData>
+            </a:graphic>
+          </wp:inline>
+        </w:drawing>
+      </w:r>
+    </w:p>
+    <w:p>
+      <w:pPr>
+        <w:spacing w:before="120"/>
+        <w:ind w:firstLine="0"/>
+        <w:jc w:val="center"/>
+      </w:pPr>
+      <w:r>
+        <w:rPr>
+          <w:i/>
+          <w:sz w:val="24"/>
+        </w:rPr>
+        <w:t>Рис. 2.1 — Сценарії використання навчальної платформи</w:t>
+      </w:r>
+    </w:p>
+    <w:p>
+      <w:r>
+        <w:rPr>
+          <w:b w:val="0"/>
+          <w:i w:val="0"/>
+        </w:rPr>
         <w:t>Навчальна модель базується на спринтовій методології. Кожен спринт додає новий рівень складності та нові концепції:</w:t>
       </w:r>
     </w:p>
@@ -1843,7 +1906,7 @@
           <w:b w:val="0"/>
           <w:i w:val="0"/>
         </w:rPr>
-        <w:t>Діаграму залежностей між компонентами monorepo наведено на рис. 2.1.</w:t>
+        <w:t>Діаграму залежностей між компонентами monorepo наведено на рис. 2.2.</w:t>
       </w:r>
     </w:p>
     <w:p>
@@ -1855,7 +1918,7 @@
         <w:drawing>
           <wp:inline xmlns:a="http://schemas.openxmlformats.org/drawingml/2006/main" xmlns:pic="http://schemas.openxmlformats.org/drawingml/2006/picture">
             <wp:extent cx="4680000" cy="2739949"/>
-            <wp:docPr id="1" name="Picture 1"/>
+            <wp:docPr id="2" name="Picture 2"/>
             <wp:cNvGraphicFramePr>
               <a:graphicFrameLocks noChangeAspect="1"/>
             </wp:cNvGraphicFramePr>
@@ -1867,7 +1930,7 @@
                     <pic:cNvPicPr/>
                   </pic:nvPicPr>
                   <pic:blipFill>
-                    <a:blip r:embed="rId9"/>
+                    <a:blip r:embed="rId10"/>
                     <a:stretch>
                       <a:fillRect/>
                     </a:stretch>
@@ -1897,7 +1960,7 @@
           <w:i/>
           <w:sz w:val="24"/>
         </w:rPr>
-        <w:t>Рис. 2.1 — Структура monorepo та залежності між пакетами</w:t>
+        <w:t>Рис. 2.2 — Структура monorepo та залежності між пакетами</w:t>
       </w:r>
     </w:p>
     <w:p>
@@ -2066,7 +2129,7 @@
           <w:b w:val="0"/>
           <w:i w:val="0"/>
         </w:rPr>
-        <w:t>ER-діаграму бази даних наведено на рис. 2.2.</w:t>
+        <w:t>ER-діаграму бази даних наведено на рис. 2.3.</w:t>
       </w:r>
     </w:p>
     <w:p>
@@ -2078,7 +2141,7 @@
         <w:drawing>
           <wp:inline xmlns:a="http://schemas.openxmlformats.org/drawingml/2006/main" xmlns:pic="http://schemas.openxmlformats.org/drawingml/2006/picture">
             <wp:extent cx="4320000" cy="7616418"/>
-            <wp:docPr id="2" name="Picture 2"/>
+            <wp:docPr id="3" name="Picture 3"/>
             <wp:cNvGraphicFramePr>
               <a:graphicFrameLocks noChangeAspect="1"/>
             </wp:cNvGraphicFramePr>
@@ -2090,7 +2153,7 @@
                     <pic:cNvPicPr/>
                   </pic:nvPicPr>
                   <pic:blipFill>
-                    <a:blip r:embed="rId10"/>
+                    <a:blip r:embed="rId11"/>
                     <a:stretch>
                       <a:fillRect/>
                     </a:stretch>
@@ -2120,7 +2183,7 @@
           <w:i/>
           <w:sz w:val="24"/>
         </w:rPr>
-        <w:t>Рис. 2.2 — ER-модель бази даних</w:t>
+        <w:t>Рис. 2.3 — ER-модель бази даних</w:t>
       </w:r>
     </w:p>
     <w:p>
@@ -2280,7 +2343,7 @@
           <w:b w:val="0"/>
           <w:i w:val="0"/>
         </w:rPr>
-        <w:t>Діаграму компонентів web-додатку наведено на рис. 2.3.</w:t>
+        <w:t>Діаграму компонентів web-додатку наведено на рис. 2.4.</w:t>
       </w:r>
     </w:p>
     <w:p>
@@ -2292,7 +2355,7 @@
         <w:drawing>
           <wp:inline xmlns:a="http://schemas.openxmlformats.org/drawingml/2006/main" xmlns:pic="http://schemas.openxmlformats.org/drawingml/2006/picture">
             <wp:extent cx="5400000" cy="2851531"/>
-            <wp:docPr id="3" name="Picture 3"/>
+            <wp:docPr id="4" name="Picture 4"/>
             <wp:cNvGraphicFramePr>
               <a:graphicFrameLocks noChangeAspect="1"/>
             </wp:cNvGraphicFramePr>
@@ -2304,7 +2367,7 @@
                     <pic:cNvPicPr/>
                   </pic:nvPicPr>
                   <pic:blipFill>
-                    <a:blip r:embed="rId11"/>
+                    <a:blip r:embed="rId12"/>
                     <a:stretch>
                       <a:fillRect/>
                     </a:stretch>
@@ -2334,7 +2397,7 @@
           <w:i/>
           <w:sz w:val="24"/>
         </w:rPr>
-        <w:t>Рис. 2.3 — Дерево компонентів web-додатку</w:t>
+        <w:t>Рис. 2.4 — Дерево компонентів web-додатку</w:t>
       </w:r>
     </w:p>
     <w:p>
@@ -2418,7 +2481,7 @@
           <w:b w:val="0"/>
           <w:i w:val="0"/>
         </w:rPr>
-        <w:t>Діаграму навігації mobile-додатку наведено на рис. 2.4.</w:t>
+        <w:t>Діаграму навігації mobile-додатку наведено на рис. 2.5.</w:t>
       </w:r>
     </w:p>
     <w:p>
@@ -2430,7 +2493,7 @@
         <w:drawing>
           <wp:inline xmlns:a="http://schemas.openxmlformats.org/drawingml/2006/main" xmlns:pic="http://schemas.openxmlformats.org/drawingml/2006/picture">
             <wp:extent cx="4680000" cy="5670918"/>
-            <wp:docPr id="4" name="Picture 4"/>
+            <wp:docPr id="5" name="Picture 5"/>
             <wp:cNvGraphicFramePr>
               <a:graphicFrameLocks noChangeAspect="1"/>
             </wp:cNvGraphicFramePr>
@@ -2442,7 +2505,7 @@
                     <pic:cNvPicPr/>
                   </pic:nvPicPr>
                   <pic:blipFill>
-                    <a:blip r:embed="rId12"/>
+                    <a:blip r:embed="rId13"/>
                     <a:stretch>
                       <a:fillRect/>
                     </a:stretch>
@@ -2472,7 +2535,7 @@
           <w:i/>
           <w:sz w:val="24"/>
         </w:rPr>
-        <w:t>Рис. 2.4 — Навігаційний потік додатку</w:t>
+        <w:t>Рис. 2.5 — Навігаційний потік додатку</w:t>
       </w:r>
     </w:p>
     <w:p>
@@ -2555,6 +2618,69 @@
           <w:b w:val="0"/>
           <w:i w:val="0"/>
         </w:rPr>
+        <w:t>Діаграму спринтової прогресії наведено на рис. 2.6.</w:t>
+      </w:r>
+    </w:p>
+    <w:p>
+      <w:pPr>
+        <w:ind w:firstLine="0"/>
+        <w:jc w:val="center"/>
+      </w:pPr>
+      <w:r>
+        <w:drawing>
+          <wp:inline xmlns:a="http://schemas.openxmlformats.org/drawingml/2006/main" xmlns:pic="http://schemas.openxmlformats.org/drawingml/2006/picture">
+            <wp:extent cx="1620000" cy="8264140"/>
+            <wp:docPr id="6" name="Picture 6"/>
+            <wp:cNvGraphicFramePr>
+              <a:graphicFrameLocks noChangeAspect="1"/>
+            </wp:cNvGraphicFramePr>
+            <a:graphic>
+              <a:graphicData uri="http://schemas.openxmlformats.org/drawingml/2006/picture">
+                <pic:pic>
+                  <pic:nvPicPr>
+                    <pic:cNvPr id="0" name="sprint-progression.png"/>
+                    <pic:cNvPicPr/>
+                  </pic:nvPicPr>
+                  <pic:blipFill>
+                    <a:blip r:embed="rId14"/>
+                    <a:stretch>
+                      <a:fillRect/>
+                    </a:stretch>
+                  </pic:blipFill>
+                  <pic:spPr>
+                    <a:xfrm>
+                      <a:off x="0" y="0"/>
+                      <a:ext cx="1620000" cy="8264140"/>
+                    </a:xfrm>
+                    <a:prstGeom prst="rect"/>
+                  </pic:spPr>
+                </pic:pic>
+              </a:graphicData>
+            </a:graphic>
+          </wp:inline>
+        </w:drawing>
+      </w:r>
+    </w:p>
+    <w:p>
+      <w:pPr>
+        <w:spacing w:before="120"/>
+        <w:ind w:firstLine="0"/>
+        <w:jc w:val="center"/>
+      </w:pPr>
+      <w:r>
+        <w:rPr>
+          <w:i/>
+          <w:sz w:val="24"/>
+        </w:rPr>
+        <w:t>Рис. 2.6 — Спринтова прогресія навчальних завдань</w:t>
+      </w:r>
+    </w:p>
+    <w:p>
+      <w:r>
+        <w:rPr>
+          <w:b w:val="0"/>
+          <w:i w:val="0"/>
+        </w:rPr>
         <w:t>Формат тікетів обрано свідомо — він відповідає реальним практикам індустрії. Студент не лише вчиться програмувати, а й набуває навичок роботи з технічною документацією, розуміння acceptance criteria та сценаріїв тестування.</w:t>
       </w:r>
     </w:p>
@@ -2659,6 +2785,69 @@
       </w:r>
     </w:p>
     <w:p>
+      <w:r>
+        <w:rPr>
+          <w:b w:val="0"/>
+          <w:i w:val="0"/>
+        </w:rPr>
+        <w:t>Діаграму взаємодії студента з AI-асистентом наведено на рис. 2.7.</w:t>
+      </w:r>
+    </w:p>
+    <w:p>
+      <w:pPr>
+        <w:ind w:firstLine="0"/>
+        <w:jc w:val="center"/>
+      </w:pPr>
+      <w:r>
+        <w:drawing>
+          <wp:inline xmlns:a="http://schemas.openxmlformats.org/drawingml/2006/main" xmlns:pic="http://schemas.openxmlformats.org/drawingml/2006/picture">
+            <wp:extent cx="4680000" cy="4996378"/>
+            <wp:docPr id="7" name="Picture 7"/>
+            <wp:cNvGraphicFramePr>
+              <a:graphicFrameLocks noChangeAspect="1"/>
+            </wp:cNvGraphicFramePr>
+            <a:graphic>
+              <a:graphicData uri="http://schemas.openxmlformats.org/drawingml/2006/picture">
+                <pic:pic>
+                  <pic:nvPicPr>
+                    <pic:cNvPr id="0" name="ai-assistant-flow.png"/>
+                    <pic:cNvPicPr/>
+                  </pic:nvPicPr>
+                  <pic:blipFill>
+                    <a:blip r:embed="rId15"/>
+                    <a:stretch>
+                      <a:fillRect/>
+                    </a:stretch>
+                  </pic:blipFill>
+                  <pic:spPr>
+                    <a:xfrm>
+                      <a:off x="0" y="0"/>
+                      <a:ext cx="4680000" cy="4996378"/>
+                    </a:xfrm>
+                    <a:prstGeom prst="rect"/>
+                  </pic:spPr>
+                </pic:pic>
+              </a:graphicData>
+            </a:graphic>
+          </wp:inline>
+        </w:drawing>
+      </w:r>
+    </w:p>
+    <w:p>
+      <w:pPr>
+        <w:spacing w:before="120"/>
+        <w:ind w:firstLine="0"/>
+        <w:jc w:val="center"/>
+      </w:pPr>
+      <w:r>
+        <w:rPr>
+          <w:i/>
+          <w:sz w:val="24"/>
+        </w:rPr>
+        <w:t>Рис. 2.7 — Схема взаємодії студента з AI-асистентом</w:t>
+      </w:r>
+    </w:p>
+    <w:p>
       <w:pPr>
         <w:pStyle w:val="Heading2"/>
       </w:pPr>
@@ -2814,6 +3003,69 @@
       </w:r>
     </w:p>
     <w:p>
+      <w:r>
+        <w:rPr>
+          <w:b w:val="0"/>
+          <w:i w:val="0"/>
+        </w:rPr>
+        <w:t>Архітектуру серверного додатку наведено на рис. 3.1.</w:t>
+      </w:r>
+    </w:p>
+    <w:p>
+      <w:pPr>
+        <w:ind w:firstLine="0"/>
+        <w:jc w:val="center"/>
+      </w:pPr>
+      <w:r>
+        <w:drawing>
+          <wp:inline xmlns:a="http://schemas.openxmlformats.org/drawingml/2006/main" xmlns:pic="http://schemas.openxmlformats.org/drawingml/2006/picture">
+            <wp:extent cx="4320000" cy="6507551"/>
+            <wp:docPr id="8" name="Picture 8"/>
+            <wp:cNvGraphicFramePr>
+              <a:graphicFrameLocks noChangeAspect="1"/>
+            </wp:cNvGraphicFramePr>
+            <a:graphic>
+              <a:graphicData uri="http://schemas.openxmlformats.org/drawingml/2006/picture">
+                <pic:pic>
+                  <pic:nvPicPr>
+                    <pic:cNvPr id="0" name="backend-layers.png"/>
+                    <pic:cNvPicPr/>
+                  </pic:nvPicPr>
+                  <pic:blipFill>
+                    <a:blip r:embed="rId16"/>
+                    <a:stretch>
+                      <a:fillRect/>
+                    </a:stretch>
+                  </pic:blipFill>
+                  <pic:spPr>
+                    <a:xfrm>
+                      <a:off x="0" y="0"/>
+                      <a:ext cx="4320000" cy="6507551"/>
+                    </a:xfrm>
+                    <a:prstGeom prst="rect"/>
+                  </pic:spPr>
+                </pic:pic>
+              </a:graphicData>
+            </a:graphic>
+          </wp:inline>
+        </w:drawing>
+      </w:r>
+    </w:p>
+    <w:p>
+      <w:pPr>
+        <w:spacing w:before="120"/>
+        <w:ind w:firstLine="0"/>
+        <w:jc w:val="center"/>
+      </w:pPr>
+      <w:r>
+        <w:rPr>
+          <w:i/>
+          <w:sz w:val="24"/>
+        </w:rPr>
+        <w:t>Рис. 3.1 — Архітектура серверного додатку</w:t>
+      </w:r>
+    </w:p>
+    <w:p>
       <w:pPr>
         <w:pStyle w:val="Heading2"/>
       </w:pPr>
@@ -2916,7 +3168,7 @@
           <w:b w:val="0"/>
           <w:i w:val="0"/>
         </w:rPr>
-        <w:t>Діаграму потоків даних у web-додатку наведено на рис. 3.1.</w:t>
+        <w:t>Діаграму потоків даних у web-додатку наведено на рис. 3.2.</w:t>
       </w:r>
     </w:p>
     <w:p>
@@ -2928,7 +3180,7 @@
         <w:drawing>
           <wp:inline xmlns:a="http://schemas.openxmlformats.org/drawingml/2006/main" xmlns:pic="http://schemas.openxmlformats.org/drawingml/2006/picture">
             <wp:extent cx="2160000" cy="7059130"/>
-            <wp:docPr id="5" name="Picture 5"/>
+            <wp:docPr id="9" name="Picture 9"/>
             <wp:cNvGraphicFramePr>
               <a:graphicFrameLocks noChangeAspect="1"/>
             </wp:cNvGraphicFramePr>
@@ -2940,7 +3192,7 @@
                     <pic:cNvPicPr/>
                   </pic:nvPicPr>
                   <pic:blipFill>
-                    <a:blip r:embed="rId13"/>
+                    <a:blip r:embed="rId17"/>
                     <a:stretch>
                       <a:fillRect/>
                     </a:stretch>
@@ -2970,7 +3222,7 @@
           <w:i/>
           <w:sz w:val="24"/>
         </w:rPr>
-        <w:t>Рис. 3.1 — Потік даних у додатку</w:t>
+        <w:t>Рис. 3.2 — Потік даних у додатку</w:t>
       </w:r>
     </w:p>
     <w:p>

--- a/diploma.docx
+++ b/diploma.docx
@@ -2354,7 +2354,7 @@
       <w:r>
         <w:drawing>
           <wp:inline xmlns:a="http://schemas.openxmlformats.org/drawingml/2006/main" xmlns:pic="http://schemas.openxmlformats.org/drawingml/2006/picture">
-            <wp:extent cx="5400000" cy="2851531"/>
+            <wp:extent cx="6120000" cy="3231735"/>
             <wp:docPr id="4" name="Picture 4"/>
             <wp:cNvGraphicFramePr>
               <a:graphicFrameLocks noChangeAspect="1"/>
@@ -2375,7 +2375,7 @@
                   <pic:spPr>
                     <a:xfrm>
                       <a:off x="0" y="0"/>
-                      <a:ext cx="5400000" cy="2851531"/>
+                      <a:ext cx="6120000" cy="3231735"/>
                     </a:xfrm>
                     <a:prstGeom prst="rect"/>
                   </pic:spPr>

--- a/diploma.docx
+++ b/diploma.docx
@@ -881,7 +881,7 @@
           <w:b w:val="0"/>
           <w:i w:val="0"/>
         </w:rPr>
-        <w:t>Codecademy — інтерактивна платформа з покроковими уроками. Забезпечує швидкий старт та миттєвий зворотний зв'язок. Обмеження: завдання виконуються у браузерному середовищі, що не відповідає реальним умовам розробки. Відсутній досвід роботи з повноцінним проєктом, системою збірки та залежностями.</w:t>
+        <w:t>Codecademy — інтерактивна платформа з покроковими уроками. Забезпечує швидкий старт та миттєвий зворотний зв'язок. Платформа пропонує курси з HTML, CSS, JavaScript, Python, React та інших технологій. Інтерактивний редактор коду дозволяє виконувати завдання безпосередньо у браузері з автоматичною перевіркою результатів. Codecademy також пропонує Pro-версію з проєктами та сертифікатами. Обмеження: завдання виконуються у браузерному середовищі, що не відповідає реальним умовам розробки. Студент не працює з терміналом, системою контролю версій, менеджером пакетів чи конфігурацією збірки. Відсутній досвід роботи з повноцінним проєктом та командною розробкою.</w:t>
       </w:r>
     </w:p>
     <w:p>
@@ -890,7 +890,25 @@
           <w:b w:val="0"/>
           <w:i w:val="0"/>
         </w:rPr>
-        <w:t>Udemy, Coursera — платформи з відеокурсами. Надають теоретичну базу та демонстрацію процесу розробки. Обмеження: пасивне навчання (перегляд відео), відсутність інтерактивності, проєкти курсу часто застарівають, немає адаптації під рівень студента.</w:t>
+        <w:t>Udemy, Coursera — платформи з відеокурсами від індивідуальних інструкторів та університетів. Надають теоретичну базу та демонстрацію процесу розробки. Курси зазвичай включають побудову проєкту від початку до кінця, що дає уявлення про повний цикл розробки. Деякі курси на Coursera мають peer review та автоматичну перевірку завдань. Обмеження: переважно пасивне навчання (перегляд відео), відсутність інтерактивності та адаптації під рівень студента. Проєкти курсу часто застарівають через швидкий розвиток технологій. Студент повторює дії інструктора, а не вирішує задачі самостійно.</w:t>
+      </w:r>
+    </w:p>
+    <w:p>
+      <w:r>
+        <w:rPr>
+          <w:b w:val="0"/>
+          <w:i w:val="0"/>
+        </w:rPr>
+        <w:t>Frontend Mentor — платформа з реальними проєктними завданнями для frontend-розробників. Надає дизайн-макети та вимоги, студент реалізує проєкт самостійно. Перевагою є наближеність до реальної роботи та наявність спільноти для code review. Обмеження: фокус виключно на frontend, відсутність backend частини, немає спринтової моделі та поступового ускладнення в рамках одного проєкту.</w:t>
+      </w:r>
+    </w:p>
+    <w:p>
+      <w:r>
+        <w:rPr>
+          <w:b w:val="0"/>
+          <w:i w:val="0"/>
+        </w:rPr>
+        <w:t>GitHub Learning Lab — платформа від GitHub для навчання через інтерактивні курси безпосередньо у репозиторіях. Студент працює з реальними інструментами (Git, GitHub Actions, Pull Requests). Перевагою є використання реального робочого середовища. Обмеження: курси зосереджені на DevOps та workflow, а не на розробці додатків. Відсутній full-stack контекст.</w:t>
       </w:r>
     </w:p>
     <w:p>
@@ -1243,6 +1261,110 @@
           </w:tcPr>
           <w:p>
             <w:r>
+              <w:t>Frontend Mentor</w:t>
+            </w:r>
+          </w:p>
+        </w:tc>
+        <w:tc>
+          <w:tcPr>
+            <w:tcW w:type="dxa" w:w="1994"/>
+          </w:tcPr>
+          <w:p>
+            <w:r>
+              <w:t>Так</w:t>
+            </w:r>
+          </w:p>
+        </w:tc>
+        <w:tc>
+          <w:tcPr>
+            <w:tcW w:type="dxa" w:w="1994"/>
+          </w:tcPr>
+          <w:p>
+            <w:r>
+              <w:t>Ні</w:t>
+            </w:r>
+          </w:p>
+        </w:tc>
+        <w:tc>
+          <w:tcPr>
+            <w:tcW w:type="dxa" w:w="1994"/>
+          </w:tcPr>
+          <w:p>
+            <w:r>
+              <w:t>Ні</w:t>
+            </w:r>
+          </w:p>
+        </w:tc>
+        <w:tc>
+          <w:tcPr>
+            <w:tcW w:type="dxa" w:w="1994"/>
+          </w:tcPr>
+          <w:p>
+            <w:r>
+              <w:t>Ні</w:t>
+            </w:r>
+          </w:p>
+        </w:tc>
+      </w:tr>
+      <w:tr>
+        <w:tc>
+          <w:tcPr>
+            <w:tcW w:type="dxa" w:w="1994"/>
+          </w:tcPr>
+          <w:p>
+            <w:r>
+              <w:t>GitHub Learning Lab</w:t>
+            </w:r>
+          </w:p>
+        </w:tc>
+        <w:tc>
+          <w:tcPr>
+            <w:tcW w:type="dxa" w:w="1994"/>
+          </w:tcPr>
+          <w:p>
+            <w:r>
+              <w:t>Так</w:t>
+            </w:r>
+          </w:p>
+        </w:tc>
+        <w:tc>
+          <w:tcPr>
+            <w:tcW w:type="dxa" w:w="1994"/>
+          </w:tcPr>
+          <w:p>
+            <w:r>
+              <w:t>Ні</w:t>
+            </w:r>
+          </w:p>
+        </w:tc>
+        <w:tc>
+          <w:tcPr>
+            <w:tcW w:type="dxa" w:w="1994"/>
+          </w:tcPr>
+          <w:p>
+            <w:r>
+              <w:t>Ні</w:t>
+            </w:r>
+          </w:p>
+        </w:tc>
+        <w:tc>
+          <w:tcPr>
+            <w:tcW w:type="dxa" w:w="1994"/>
+          </w:tcPr>
+          <w:p>
+            <w:r>
+              <w:t>Ні</w:t>
+            </w:r>
+          </w:p>
+        </w:tc>
+      </w:tr>
+      <w:tr>
+        <w:tc>
+          <w:tcPr>
+            <w:tcW w:type="dxa" w:w="1994"/>
+          </w:tcPr>
+          <w:p>
+            <w:r>
               <w:t>Наша платформа</w:t>
             </w:r>
           </w:p>
@@ -2685,6 +2807,72 @@
       </w:r>
     </w:p>
     <w:p>
+      <w:r>
+        <w:rPr>
+          <w:b w:val="0"/>
+          <w:i w:val="0"/>
+        </w:rPr>
+        <w:t>Для прикладу наведемо перелік тікетів Sprint 1 для Frontend-напрямку:</w:t>
+      </w:r>
+    </w:p>
+    <w:p>
+      <w:pPr>
+        <w:ind w:firstLine="709"/>
+      </w:pPr>
+      <w:r>
+        <w:t>1. Sign Up Page Markup — верстка сторінки реєстрації з валідацією форми;</w:t>
+      </w:r>
+    </w:p>
+    <w:p>
+      <w:pPr>
+        <w:ind w:firstLine="709"/>
+      </w:pPr>
+      <w:r>
+        <w:t>2. Sign In Page Markup — верстка сторінки входу з валідацією;</w:t>
+      </w:r>
+    </w:p>
+    <w:p>
+      <w:pPr>
+        <w:ind w:firstLine="709"/>
+      </w:pPr>
+      <w:r>
+        <w:t>3. Sign Up Page Logic — бізнес-логіка реєстрації (API-виклик, обробка відповіді);</w:t>
+      </w:r>
+    </w:p>
+    <w:p>
+      <w:pPr>
+        <w:ind w:firstLine="709"/>
+      </w:pPr>
+      <w:r>
+        <w:t>4. Sign In Page Logic — бізнес-логіка входу (API-виклик, збереження токена);</w:t>
+      </w:r>
+    </w:p>
+    <w:p>
+      <w:pPr>
+        <w:ind w:firstLine="709"/>
+      </w:pPr>
+      <w:r>
+        <w:t>5. Integrate the UI with the registration logic — інтеграція UI з логікою реєстрації;</w:t>
+      </w:r>
+    </w:p>
+    <w:p>
+      <w:pPr>
+        <w:ind w:firstLine="709"/>
+      </w:pPr>
+      <w:r>
+        <w:t>6. Integrate the UI with the login logic — інтеграція UI з логікою входу.</w:t>
+      </w:r>
+    </w:p>
+    <w:p>
+      <w:r>
+        <w:rPr>
+          <w:b w:val="0"/>
+          <w:i w:val="0"/>
+        </w:rPr>
+        <w:t>Кожен тікет містить детальні сценарії (від 4 до 8), що описують очікувану поведінку для happy path, error handling та edge cases. Повний приклад тікету наведено у Додатку В.</w:t>
+      </w:r>
+    </w:p>
+    <w:p>
       <w:pPr>
         <w:pStyle w:val="Heading2"/>
       </w:pPr>
@@ -3066,6 +3254,316 @@
       </w:r>
     </w:p>
     <w:p>
+      <w:r>
+        <w:rPr>
+          <w:b w:val="0"/>
+          <w:i w:val="0"/>
+        </w:rPr>
+        <w:t>Нижче наведено фрагмент коду middleware авторизації, який демонструє перевірку JWT-токена:</w:t>
+      </w:r>
+    </w:p>
+    <w:p>
+      <w:pPr>
+        <w:spacing w:before="120" w:after="120" w:line="240" w:lineRule="auto"/>
+        <w:ind w:firstLine="0"/>
+      </w:pPr>
+      <w:r>
+        <w:rPr>
+          <w:rFonts w:ascii="Courier New" w:hAnsi="Courier New"/>
+          <w:sz w:val="18"/>
+        </w:rPr>
+        <w:t>const authMiddleware = (req: Request, res: Response, next: NextFunction) =&gt; {</w:t>
+        <w:br/>
+      </w:r>
+      <w:r>
+        <w:rPr>
+          <w:rFonts w:ascii="Courier New" w:hAnsi="Courier New"/>
+          <w:sz w:val="18"/>
+        </w:rPr>
+        <w:t xml:space="preserve">  if (req.method === "OPTIONS") {</w:t>
+        <w:br/>
+      </w:r>
+      <w:r>
+        <w:rPr>
+          <w:rFonts w:ascii="Courier New" w:hAnsi="Courier New"/>
+          <w:sz w:val="18"/>
+        </w:rPr>
+        <w:t xml:space="preserve">    return next();</w:t>
+        <w:br/>
+      </w:r>
+      <w:r>
+        <w:rPr>
+          <w:rFonts w:ascii="Courier New" w:hAnsi="Courier New"/>
+          <w:sz w:val="18"/>
+        </w:rPr>
+        <w:t xml:space="preserve">  }</w:t>
+        <w:br/>
+      </w:r>
+      <w:r>
+        <w:rPr>
+          <w:rFonts w:ascii="Courier New" w:hAnsi="Courier New"/>
+          <w:sz w:val="18"/>
+        </w:rPr>
+        <w:t xml:space="preserve">  try {</w:t>
+        <w:br/>
+      </w:r>
+      <w:r>
+        <w:rPr>
+          <w:rFonts w:ascii="Courier New" w:hAnsi="Courier New"/>
+          <w:sz w:val="18"/>
+        </w:rPr>
+        <w:t xml:space="preserve">    const authHeader = req.headers.authorization;</w:t>
+        <w:br/>
+      </w:r>
+      <w:r>
+        <w:rPr>
+          <w:rFonts w:ascii="Courier New" w:hAnsi="Courier New"/>
+          <w:sz w:val="18"/>
+        </w:rPr>
+        <w:t xml:space="preserve">    if (!authHeader) {</w:t>
+        <w:br/>
+      </w:r>
+      <w:r>
+        <w:rPr>
+          <w:rFonts w:ascii="Courier New" w:hAnsi="Courier New"/>
+          <w:sz w:val="18"/>
+        </w:rPr>
+        <w:t xml:space="preserve">      return next(ApiError.unauthorized());</w:t>
+        <w:br/>
+      </w:r>
+      <w:r>
+        <w:rPr>
+          <w:rFonts w:ascii="Courier New" w:hAnsi="Courier New"/>
+          <w:sz w:val="18"/>
+        </w:rPr>
+        <w:t xml:space="preserve">    }</w:t>
+        <w:br/>
+      </w:r>
+      <w:r>
+        <w:rPr>
+          <w:rFonts w:ascii="Courier New" w:hAnsi="Courier New"/>
+          <w:sz w:val="18"/>
+        </w:rPr>
+        <w:t xml:space="preserve">    const token = authHeader.split(" ")[1];</w:t>
+        <w:br/>
+      </w:r>
+      <w:r>
+        <w:rPr>
+          <w:rFonts w:ascii="Courier New" w:hAnsi="Courier New"/>
+          <w:sz w:val="18"/>
+        </w:rPr>
+        <w:t xml:space="preserve">    if (!token) {</w:t>
+        <w:br/>
+      </w:r>
+      <w:r>
+        <w:rPr>
+          <w:rFonts w:ascii="Courier New" w:hAnsi="Courier New"/>
+          <w:sz w:val="18"/>
+        </w:rPr>
+        <w:t xml:space="preserve">      return next(ApiError.unauthorized());</w:t>
+        <w:br/>
+      </w:r>
+      <w:r>
+        <w:rPr>
+          <w:rFonts w:ascii="Courier New" w:hAnsi="Courier New"/>
+          <w:sz w:val="18"/>
+        </w:rPr>
+        <w:t xml:space="preserve">    }</w:t>
+        <w:br/>
+      </w:r>
+      <w:r>
+        <w:rPr>
+          <w:rFonts w:ascii="Courier New" w:hAnsi="Courier New"/>
+          <w:sz w:val="18"/>
+        </w:rPr>
+        <w:t xml:space="preserve">    const decoded = jwt.verify(token, process.env.SECRET_KEY as string);</w:t>
+        <w:br/>
+      </w:r>
+      <w:r>
+        <w:rPr>
+          <w:rFonts w:ascii="Courier New" w:hAnsi="Courier New"/>
+          <w:sz w:val="18"/>
+        </w:rPr>
+        <w:t xml:space="preserve">    (req as any).user = decoded;</w:t>
+        <w:br/>
+      </w:r>
+      <w:r>
+        <w:rPr>
+          <w:rFonts w:ascii="Courier New" w:hAnsi="Courier New"/>
+          <w:sz w:val="18"/>
+        </w:rPr>
+        <w:t xml:space="preserve">    next();</w:t>
+        <w:br/>
+      </w:r>
+      <w:r>
+        <w:rPr>
+          <w:rFonts w:ascii="Courier New" w:hAnsi="Courier New"/>
+          <w:sz w:val="18"/>
+        </w:rPr>
+        <w:t xml:space="preserve">  } catch (e) {</w:t>
+        <w:br/>
+      </w:r>
+      <w:r>
+        <w:rPr>
+          <w:rFonts w:ascii="Courier New" w:hAnsi="Courier New"/>
+          <w:sz w:val="18"/>
+        </w:rPr>
+        <w:t xml:space="preserve">    next(ApiError.unauthorized());</w:t>
+        <w:br/>
+      </w:r>
+      <w:r>
+        <w:rPr>
+          <w:rFonts w:ascii="Courier New" w:hAnsi="Courier New"/>
+          <w:sz w:val="18"/>
+        </w:rPr>
+        <w:t xml:space="preserve">  }</w:t>
+        <w:br/>
+      </w:r>
+      <w:r>
+        <w:rPr>
+          <w:rFonts w:ascii="Courier New" w:hAnsi="Courier New"/>
+          <w:sz w:val="18"/>
+        </w:rPr>
+        <w:t>};</w:t>
+        <w:br/>
+      </w:r>
+    </w:p>
+    <w:p>
+      <w:r>
+        <w:rPr>
+          <w:b w:val="0"/>
+          <w:i w:val="0"/>
+        </w:rPr>
+        <w:t>Фрагмент коду спринтового роутера, який демонструє механізм маршрутизації за заголовком sprint:</w:t>
+      </w:r>
+    </w:p>
+    <w:p>
+      <w:pPr>
+        <w:spacing w:before="120" w:after="120" w:line="240" w:lineRule="auto"/>
+        <w:ind w:firstLine="0"/>
+      </w:pPr>
+      <w:r>
+        <w:rPr>
+          <w:rFonts w:ascii="Courier New" w:hAnsi="Courier New"/>
+          <w:sz w:val="18"/>
+        </w:rPr>
+        <w:t>const sprintRouter = (req: Request, res: Response, next: NextFunction) =&gt; {</w:t>
+        <w:br/>
+      </w:r>
+      <w:r>
+        <w:rPr>
+          <w:rFonts w:ascii="Courier New" w:hAnsi="Courier New"/>
+          <w:sz w:val="18"/>
+        </w:rPr>
+        <w:t xml:space="preserve">  const sprint = req.header("sprint");</w:t>
+        <w:br/>
+      </w:r>
+      <w:r>
+        <w:rPr>
+          <w:rFonts w:ascii="Courier New" w:hAnsi="Courier New"/>
+          <w:sz w:val="18"/>
+        </w:rPr>
+        <w:t xml:space="preserve">  switch (sprint) {</w:t>
+        <w:br/>
+      </w:r>
+      <w:r>
+        <w:rPr>
+          <w:rFonts w:ascii="Courier New" w:hAnsi="Courier New"/>
+          <w:sz w:val="18"/>
+        </w:rPr>
+        <w:t xml:space="preserve">    case SPRINTS.SPRINT_1:</w:t>
+        <w:br/>
+      </w:r>
+      <w:r>
+        <w:rPr>
+          <w:rFonts w:ascii="Courier New" w:hAnsi="Courier New"/>
+          <w:sz w:val="18"/>
+        </w:rPr>
+        <w:t xml:space="preserve">      return sprint1Router(req, res, next);</w:t>
+        <w:br/>
+      </w:r>
+      <w:r>
+        <w:rPr>
+          <w:rFonts w:ascii="Courier New" w:hAnsi="Courier New"/>
+          <w:sz w:val="18"/>
+        </w:rPr>
+        <w:t xml:space="preserve">    case SPRINTS.SPRINT_2:</w:t>
+        <w:br/>
+      </w:r>
+      <w:r>
+        <w:rPr>
+          <w:rFonts w:ascii="Courier New" w:hAnsi="Courier New"/>
+          <w:sz w:val="18"/>
+        </w:rPr>
+        <w:t xml:space="preserve">      return sprint2Router(req, res, next);</w:t>
+        <w:br/>
+      </w:r>
+      <w:r>
+        <w:rPr>
+          <w:rFonts w:ascii="Courier New" w:hAnsi="Courier New"/>
+          <w:sz w:val="18"/>
+        </w:rPr>
+        <w:t xml:space="preserve">    case SPRINTS.SPRINT_3:</w:t>
+        <w:br/>
+      </w:r>
+      <w:r>
+        <w:rPr>
+          <w:rFonts w:ascii="Courier New" w:hAnsi="Courier New"/>
+          <w:sz w:val="18"/>
+        </w:rPr>
+        <w:t xml:space="preserve">      return sprint3Router(req, res, next);</w:t>
+        <w:br/>
+      </w:r>
+      <w:r>
+        <w:rPr>
+          <w:rFonts w:ascii="Courier New" w:hAnsi="Courier New"/>
+          <w:sz w:val="18"/>
+        </w:rPr>
+        <w:t xml:space="preserve">    case SPRINTS.SPRINT_4:</w:t>
+        <w:br/>
+      </w:r>
+      <w:r>
+        <w:rPr>
+          <w:rFonts w:ascii="Courier New" w:hAnsi="Courier New"/>
+          <w:sz w:val="18"/>
+        </w:rPr>
+        <w:t xml:space="preserve">      return sprint4Router(req, res, next);</w:t>
+        <w:br/>
+      </w:r>
+      <w:r>
+        <w:rPr>
+          <w:rFonts w:ascii="Courier New" w:hAnsi="Courier New"/>
+          <w:sz w:val="18"/>
+        </w:rPr>
+        <w:t xml:space="preserve">    default:</w:t>
+        <w:br/>
+      </w:r>
+      <w:r>
+        <w:rPr>
+          <w:rFonts w:ascii="Courier New" w:hAnsi="Courier New"/>
+          <w:sz w:val="18"/>
+        </w:rPr>
+        <w:t xml:space="preserve">      return sprint4Router(req, res, next);</w:t>
+        <w:br/>
+      </w:r>
+      <w:r>
+        <w:rPr>
+          <w:rFonts w:ascii="Courier New" w:hAnsi="Courier New"/>
+          <w:sz w:val="18"/>
+        </w:rPr>
+        <w:t xml:space="preserve">  }</w:t>
+        <w:br/>
+      </w:r>
+      <w:r>
+        <w:rPr>
+          <w:rFonts w:ascii="Courier New" w:hAnsi="Courier New"/>
+          <w:sz w:val="18"/>
+        </w:rPr>
+        <w:t>};</w:t>
+        <w:br/>
+      </w:r>
+    </w:p>
+    <w:p>
       <w:pPr>
         <w:pStyle w:val="Heading2"/>
       </w:pPr>
@@ -3791,6 +4289,1886 @@
       </w:pPr>
       <w:r>
         <w:t>20. SQLite Documentation. URL: https://www.sqlite.org/docs.html (дата звернення: 10.05.2026).</w:t>
+      </w:r>
+    </w:p>
+    <w:p>
+      <w:r>
+        <w:br w:type="page"/>
+      </w:r>
+    </w:p>
+    <w:p>
+      <w:pPr>
+        <w:pStyle w:val="Heading1"/>
+      </w:pPr>
+      <w:r>
+        <w:t>ДОДАТОК А</w:t>
+      </w:r>
+    </w:p>
+    <w:p>
+      <w:pPr>
+        <w:ind w:firstLine="0"/>
+        <w:jc w:val="center"/>
+      </w:pPr>
+      <w:r>
+        <w:rPr>
+          <w:b/>
+        </w:rPr>
+        <w:t>Конфігурація Monorepo</w:t>
+      </w:r>
+    </w:p>
+    <w:p>
+      <w:r>
+        <w:rPr>
+          <w:b w:val="0"/>
+          <w:i w:val="0"/>
+        </w:rPr>
+      </w:r>
+    </w:p>
+    <w:p>
+      <w:r>
+        <w:rPr>
+          <w:b/>
+          <w:i w:val="0"/>
+        </w:rPr>
+        <w:t>Кореневий package.json:</w:t>
+      </w:r>
+    </w:p>
+    <w:p>
+      <w:pPr>
+        <w:spacing w:before="120" w:after="120" w:line="240" w:lineRule="auto"/>
+        <w:ind w:firstLine="0"/>
+      </w:pPr>
+      <w:r>
+        <w:rPr>
+          <w:rFonts w:ascii="Courier New" w:hAnsi="Courier New"/>
+          <w:sz w:val="18"/>
+        </w:rPr>
+        <w:t>{</w:t>
+        <w:br/>
+      </w:r>
+      <w:r>
+        <w:rPr>
+          <w:rFonts w:ascii="Courier New" w:hAnsi="Courier New"/>
+          <w:sz w:val="18"/>
+        </w:rPr>
+        <w:t xml:space="preserve">  "name": "turbo-monorepo",</w:t>
+        <w:br/>
+      </w:r>
+      <w:r>
+        <w:rPr>
+          <w:rFonts w:ascii="Courier New" w:hAnsi="Courier New"/>
+          <w:sz w:val="18"/>
+        </w:rPr>
+        <w:t xml:space="preserve">  "private": true,</w:t>
+        <w:br/>
+      </w:r>
+      <w:r>
+        <w:rPr>
+          <w:rFonts w:ascii="Courier New" w:hAnsi="Courier New"/>
+          <w:sz w:val="18"/>
+        </w:rPr>
+        <w:t xml:space="preserve">  "scripts": {</w:t>
+        <w:br/>
+      </w:r>
+      <w:r>
+        <w:rPr>
+          <w:rFonts w:ascii="Courier New" w:hAnsi="Courier New"/>
+          <w:sz w:val="18"/>
+        </w:rPr>
+        <w:t xml:space="preserve">    "build": "turbo run build",</w:t>
+        <w:br/>
+      </w:r>
+      <w:r>
+        <w:rPr>
+          <w:rFonts w:ascii="Courier New" w:hAnsi="Courier New"/>
+          <w:sz w:val="18"/>
+        </w:rPr>
+        <w:t xml:space="preserve">    "dev": "turbo run dev"</w:t>
+        <w:br/>
+      </w:r>
+      <w:r>
+        <w:rPr>
+          <w:rFonts w:ascii="Courier New" w:hAnsi="Courier New"/>
+          <w:sz w:val="18"/>
+        </w:rPr>
+        <w:t xml:space="preserve">  },</w:t>
+        <w:br/>
+      </w:r>
+      <w:r>
+        <w:rPr>
+          <w:rFonts w:ascii="Courier New" w:hAnsi="Courier New"/>
+          <w:sz w:val="18"/>
+        </w:rPr>
+        <w:t xml:space="preserve">  "workspaces": [</w:t>
+        <w:br/>
+      </w:r>
+      <w:r>
+        <w:rPr>
+          <w:rFonts w:ascii="Courier New" w:hAnsi="Courier New"/>
+          <w:sz w:val="18"/>
+        </w:rPr>
+        <w:t xml:space="preserve">    "apps/*",</w:t>
+        <w:br/>
+      </w:r>
+      <w:r>
+        <w:rPr>
+          <w:rFonts w:ascii="Courier New" w:hAnsi="Courier New"/>
+          <w:sz w:val="18"/>
+        </w:rPr>
+        <w:t xml:space="preserve">    "packages/*"</w:t>
+        <w:br/>
+      </w:r>
+      <w:r>
+        <w:rPr>
+          <w:rFonts w:ascii="Courier New" w:hAnsi="Courier New"/>
+          <w:sz w:val="18"/>
+        </w:rPr>
+        <w:t xml:space="preserve">  ],</w:t>
+        <w:br/>
+      </w:r>
+      <w:r>
+        <w:rPr>
+          <w:rFonts w:ascii="Courier New" w:hAnsi="Courier New"/>
+          <w:sz w:val="18"/>
+        </w:rPr>
+        <w:t xml:space="preserve">  "devDependencies": {</w:t>
+        <w:br/>
+      </w:r>
+      <w:r>
+        <w:rPr>
+          <w:rFonts w:ascii="Courier New" w:hAnsi="Courier New"/>
+          <w:sz w:val="18"/>
+        </w:rPr>
+        <w:t xml:space="preserve">    "turbo": "latest"</w:t>
+        <w:br/>
+      </w:r>
+      <w:r>
+        <w:rPr>
+          <w:rFonts w:ascii="Courier New" w:hAnsi="Courier New"/>
+          <w:sz w:val="18"/>
+        </w:rPr>
+        <w:t xml:space="preserve">  },</w:t>
+        <w:br/>
+      </w:r>
+      <w:r>
+        <w:rPr>
+          <w:rFonts w:ascii="Courier New" w:hAnsi="Courier New"/>
+          <w:sz w:val="18"/>
+        </w:rPr>
+        <w:t xml:space="preserve">  "packageManager": "npm@10.8.2",</w:t>
+        <w:br/>
+      </w:r>
+      <w:r>
+        <w:rPr>
+          <w:rFonts w:ascii="Courier New" w:hAnsi="Courier New"/>
+          <w:sz w:val="18"/>
+        </w:rPr>
+        <w:t xml:space="preserve">  "overrides": {</w:t>
+        <w:br/>
+      </w:r>
+      <w:r>
+        <w:rPr>
+          <w:rFonts w:ascii="Courier New" w:hAnsi="Courier New"/>
+          <w:sz w:val="18"/>
+        </w:rPr>
+        <w:t xml:space="preserve">    "react": "19.1.0",</w:t>
+        <w:br/>
+      </w:r>
+      <w:r>
+        <w:rPr>
+          <w:rFonts w:ascii="Courier New" w:hAnsi="Courier New"/>
+          <w:sz w:val="18"/>
+        </w:rPr>
+        <w:t xml:space="preserve">    "react-dom": "19.1.0"</w:t>
+        <w:br/>
+      </w:r>
+      <w:r>
+        <w:rPr>
+          <w:rFonts w:ascii="Courier New" w:hAnsi="Courier New"/>
+          <w:sz w:val="18"/>
+        </w:rPr>
+        <w:t xml:space="preserve">  }</w:t>
+        <w:br/>
+      </w:r>
+      <w:r>
+        <w:rPr>
+          <w:rFonts w:ascii="Courier New" w:hAnsi="Courier New"/>
+          <w:sz w:val="18"/>
+        </w:rPr>
+        <w:t>}</w:t>
+        <w:br/>
+      </w:r>
+    </w:p>
+    <w:p>
+      <w:r>
+        <w:rPr>
+          <w:b/>
+          <w:i w:val="0"/>
+        </w:rPr>
+        <w:t>Конфігурація Turborepo (turbo.json):</w:t>
+      </w:r>
+    </w:p>
+    <w:p>
+      <w:pPr>
+        <w:spacing w:before="120" w:after="120" w:line="240" w:lineRule="auto"/>
+        <w:ind w:firstLine="0"/>
+      </w:pPr>
+      <w:r>
+        <w:rPr>
+          <w:rFonts w:ascii="Courier New" w:hAnsi="Courier New"/>
+          <w:sz w:val="18"/>
+        </w:rPr>
+        <w:t>{</w:t>
+        <w:br/>
+      </w:r>
+      <w:r>
+        <w:rPr>
+          <w:rFonts w:ascii="Courier New" w:hAnsi="Courier New"/>
+          <w:sz w:val="18"/>
+        </w:rPr>
+        <w:t xml:space="preserve">  "$schema": "https://turbo.build/schema.json",</w:t>
+        <w:br/>
+      </w:r>
+      <w:r>
+        <w:rPr>
+          <w:rFonts w:ascii="Courier New" w:hAnsi="Courier New"/>
+          <w:sz w:val="18"/>
+        </w:rPr>
+        <w:t xml:space="preserve">  "tasks": {</w:t>
+        <w:br/>
+      </w:r>
+      <w:r>
+        <w:rPr>
+          <w:rFonts w:ascii="Courier New" w:hAnsi="Courier New"/>
+          <w:sz w:val="18"/>
+        </w:rPr>
+        <w:t xml:space="preserve">    "build": {</w:t>
+        <w:br/>
+      </w:r>
+      <w:r>
+        <w:rPr>
+          <w:rFonts w:ascii="Courier New" w:hAnsi="Courier New"/>
+          <w:sz w:val="18"/>
+        </w:rPr>
+        <w:t xml:space="preserve">      "dependsOn": ["^build"],</w:t>
+        <w:br/>
+      </w:r>
+      <w:r>
+        <w:rPr>
+          <w:rFonts w:ascii="Courier New" w:hAnsi="Courier New"/>
+          <w:sz w:val="18"/>
+        </w:rPr>
+        <w:t xml:space="preserve">      "outputs": ["dist/**"]</w:t>
+        <w:br/>
+      </w:r>
+      <w:r>
+        <w:rPr>
+          <w:rFonts w:ascii="Courier New" w:hAnsi="Courier New"/>
+          <w:sz w:val="18"/>
+        </w:rPr>
+        <w:t xml:space="preserve">    },</w:t>
+        <w:br/>
+      </w:r>
+      <w:r>
+        <w:rPr>
+          <w:rFonts w:ascii="Courier New" w:hAnsi="Courier New"/>
+          <w:sz w:val="18"/>
+        </w:rPr>
+        <w:t xml:space="preserve">    "dev": {</w:t>
+        <w:br/>
+      </w:r>
+      <w:r>
+        <w:rPr>
+          <w:rFonts w:ascii="Courier New" w:hAnsi="Courier New"/>
+          <w:sz w:val="18"/>
+        </w:rPr>
+        <w:t xml:space="preserve">      "cache": false,</w:t>
+        <w:br/>
+      </w:r>
+      <w:r>
+        <w:rPr>
+          <w:rFonts w:ascii="Courier New" w:hAnsi="Courier New"/>
+          <w:sz w:val="18"/>
+        </w:rPr>
+        <w:t xml:space="preserve">      "persistent": true</w:t>
+        <w:br/>
+      </w:r>
+      <w:r>
+        <w:rPr>
+          <w:rFonts w:ascii="Courier New" w:hAnsi="Courier New"/>
+          <w:sz w:val="18"/>
+        </w:rPr>
+        <w:t xml:space="preserve">    }</w:t>
+        <w:br/>
+      </w:r>
+      <w:r>
+        <w:rPr>
+          <w:rFonts w:ascii="Courier New" w:hAnsi="Courier New"/>
+          <w:sz w:val="18"/>
+        </w:rPr>
+        <w:t xml:space="preserve">  }</w:t>
+        <w:br/>
+      </w:r>
+      <w:r>
+        <w:rPr>
+          <w:rFonts w:ascii="Courier New" w:hAnsi="Courier New"/>
+          <w:sz w:val="18"/>
+        </w:rPr>
+        <w:t>}</w:t>
+        <w:br/>
+      </w:r>
+    </w:p>
+    <w:p>
+      <w:r>
+        <w:rPr>
+          <w:b/>
+          <w:i w:val="0"/>
+        </w:rPr>
+        <w:t>Моделі бази даних (models.ts):</w:t>
+      </w:r>
+    </w:p>
+    <w:p>
+      <w:pPr>
+        <w:spacing w:before="120" w:after="120" w:line="240" w:lineRule="auto"/>
+        <w:ind w:firstLine="0"/>
+      </w:pPr>
+      <w:r>
+        <w:rPr>
+          <w:rFonts w:ascii="Courier New" w:hAnsi="Courier New"/>
+          <w:sz w:val="18"/>
+        </w:rPr>
+        <w:t>const User = sequelize.define&lt;Model&lt;UserAttributes, UserCreationAttributes&gt;&gt;(</w:t>
+        <w:br/>
+      </w:r>
+      <w:r>
+        <w:rPr>
+          <w:rFonts w:ascii="Courier New" w:hAnsi="Courier New"/>
+          <w:sz w:val="18"/>
+        </w:rPr>
+        <w:t xml:space="preserve">  "user",</w:t>
+        <w:br/>
+      </w:r>
+      <w:r>
+        <w:rPr>
+          <w:rFonts w:ascii="Courier New" w:hAnsi="Courier New"/>
+          <w:sz w:val="18"/>
+        </w:rPr>
+        <w:t xml:space="preserve">  {</w:t>
+        <w:br/>
+      </w:r>
+      <w:r>
+        <w:rPr>
+          <w:rFonts w:ascii="Courier New" w:hAnsi="Courier New"/>
+          <w:sz w:val="18"/>
+        </w:rPr>
+        <w:t xml:space="preserve">    id: { type: DataTypes.INTEGER, primaryKey: true, autoIncrement: true },</w:t>
+        <w:br/>
+      </w:r>
+      <w:r>
+        <w:rPr>
+          <w:rFonts w:ascii="Courier New" w:hAnsi="Courier New"/>
+          <w:sz w:val="18"/>
+        </w:rPr>
+        <w:t xml:space="preserve">    email: { type: DataTypes.STRING, unique: true, allowNull: false },</w:t>
+        <w:br/>
+      </w:r>
+      <w:r>
+        <w:rPr>
+          <w:rFonts w:ascii="Courier New" w:hAnsi="Courier New"/>
+          <w:sz w:val="18"/>
+        </w:rPr>
+        <w:t xml:space="preserve">    name: { type: DataTypes.STRING, allowNull: false },</w:t>
+        <w:br/>
+      </w:r>
+      <w:r>
+        <w:rPr>
+          <w:rFonts w:ascii="Courier New" w:hAnsi="Courier New"/>
+          <w:sz w:val="18"/>
+        </w:rPr>
+        <w:t xml:space="preserve">    password: { type: DataTypes.STRING, allowNull: false },</w:t>
+        <w:br/>
+      </w:r>
+      <w:r>
+        <w:rPr>
+          <w:rFonts w:ascii="Courier New" w:hAnsi="Courier New"/>
+          <w:sz w:val="18"/>
+        </w:rPr>
+        <w:t xml:space="preserve">    avatar: { type: DataTypes.STRING },</w:t>
+        <w:br/>
+      </w:r>
+      <w:r>
+        <w:rPr>
+          <w:rFonts w:ascii="Courier New" w:hAnsi="Courier New"/>
+          <w:sz w:val="18"/>
+        </w:rPr>
+        <w:t xml:space="preserve">  }</w:t>
+        <w:br/>
+      </w:r>
+      <w:r>
+        <w:rPr>
+          <w:rFonts w:ascii="Courier New" w:hAnsi="Courier New"/>
+          <w:sz w:val="18"/>
+        </w:rPr>
+        <w:t>);</w:t>
+        <w:br/>
+      </w:r>
+      <w:r>
+        <w:rPr>
+          <w:rFonts w:ascii="Courier New" w:hAnsi="Courier New"/>
+          <w:sz w:val="18"/>
+        </w:rPr>
+        <w:br/>
+      </w:r>
+      <w:r>
+        <w:rPr>
+          <w:rFonts w:ascii="Courier New" w:hAnsi="Courier New"/>
+          <w:sz w:val="18"/>
+        </w:rPr>
+        <w:t>const Task = sequelize.define&lt;Model&lt;TaskAttributes, TaskCreationAttributes&gt;&gt;(</w:t>
+        <w:br/>
+      </w:r>
+      <w:r>
+        <w:rPr>
+          <w:rFonts w:ascii="Courier New" w:hAnsi="Courier New"/>
+          <w:sz w:val="18"/>
+        </w:rPr>
+        <w:t xml:space="preserve">  "task",</w:t>
+        <w:br/>
+      </w:r>
+      <w:r>
+        <w:rPr>
+          <w:rFonts w:ascii="Courier New" w:hAnsi="Courier New"/>
+          <w:sz w:val="18"/>
+        </w:rPr>
+        <w:t xml:space="preserve">  {</w:t>
+        <w:br/>
+      </w:r>
+      <w:r>
+        <w:rPr>
+          <w:rFonts w:ascii="Courier New" w:hAnsi="Courier New"/>
+          <w:sz w:val="18"/>
+        </w:rPr>
+        <w:t xml:space="preserve">    id: { type: DataTypes.INTEGER, primaryKey: true, autoIncrement: true },</w:t>
+        <w:br/>
+      </w:r>
+      <w:r>
+        <w:rPr>
+          <w:rFonts w:ascii="Courier New" w:hAnsi="Courier New"/>
+          <w:sz w:val="18"/>
+        </w:rPr>
+        <w:t xml:space="preserve">    title: { type: DataTypes.STRING, allowNull: false },</w:t>
+        <w:br/>
+      </w:r>
+      <w:r>
+        <w:rPr>
+          <w:rFonts w:ascii="Courier New" w:hAnsi="Courier New"/>
+          <w:sz w:val="18"/>
+        </w:rPr>
+        <w:t xml:space="preserve">    description: { type: DataTypes.STRING },</w:t>
+        <w:br/>
+      </w:r>
+      <w:r>
+        <w:rPr>
+          <w:rFonts w:ascii="Courier New" w:hAnsi="Courier New"/>
+          <w:sz w:val="18"/>
+        </w:rPr>
+        <w:t xml:space="preserve">    done: { type: DataTypes.BOOLEAN, allowNull: false, defaultValue: false },</w:t>
+        <w:br/>
+      </w:r>
+      <w:r>
+        <w:rPr>
+          <w:rFonts w:ascii="Courier New" w:hAnsi="Courier New"/>
+          <w:sz w:val="18"/>
+        </w:rPr>
+        <w:t xml:space="preserve">    priority: { type: DataTypes.ENUM("high", "low"), allowNull: true },</w:t>
+        <w:br/>
+      </w:r>
+      <w:r>
+        <w:rPr>
+          <w:rFonts w:ascii="Courier New" w:hAnsi="Courier New"/>
+          <w:sz w:val="18"/>
+        </w:rPr>
+        <w:t xml:space="preserve">  }</w:t>
+        <w:br/>
+      </w:r>
+      <w:r>
+        <w:rPr>
+          <w:rFonts w:ascii="Courier New" w:hAnsi="Courier New"/>
+          <w:sz w:val="18"/>
+        </w:rPr>
+        <w:t>);</w:t>
+        <w:br/>
+      </w:r>
+      <w:r>
+        <w:rPr>
+          <w:rFonts w:ascii="Courier New" w:hAnsi="Courier New"/>
+          <w:sz w:val="18"/>
+        </w:rPr>
+        <w:br/>
+      </w:r>
+      <w:r>
+        <w:rPr>
+          <w:rFonts w:ascii="Courier New" w:hAnsi="Courier New"/>
+          <w:sz w:val="18"/>
+        </w:rPr>
+        <w:t>const File = sequelize.define&lt;Model&lt;FileAttributes, FileCreationAttributes&gt;&gt;(</w:t>
+        <w:br/>
+      </w:r>
+      <w:r>
+        <w:rPr>
+          <w:rFonts w:ascii="Courier New" w:hAnsi="Courier New"/>
+          <w:sz w:val="18"/>
+        </w:rPr>
+        <w:t xml:space="preserve">  "file",</w:t>
+        <w:br/>
+      </w:r>
+      <w:r>
+        <w:rPr>
+          <w:rFonts w:ascii="Courier New" w:hAnsi="Courier New"/>
+          <w:sz w:val="18"/>
+        </w:rPr>
+        <w:t xml:space="preserve">  {</w:t>
+        <w:br/>
+      </w:r>
+      <w:r>
+        <w:rPr>
+          <w:rFonts w:ascii="Courier New" w:hAnsi="Courier New"/>
+          <w:sz w:val="18"/>
+        </w:rPr>
+        <w:t xml:space="preserve">    id: { type: DataTypes.INTEGER, primaryKey: true, autoIncrement: true },</w:t>
+        <w:br/>
+      </w:r>
+      <w:r>
+        <w:rPr>
+          <w:rFonts w:ascii="Courier New" w:hAnsi="Courier New"/>
+          <w:sz w:val="18"/>
+        </w:rPr>
+        <w:t xml:space="preserve">    image: { type: DataTypes.STRING, allowNull: false },</w:t>
+        <w:br/>
+      </w:r>
+      <w:r>
+        <w:rPr>
+          <w:rFonts w:ascii="Courier New" w:hAnsi="Courier New"/>
+          <w:sz w:val="18"/>
+        </w:rPr>
+        <w:t xml:space="preserve">  }</w:t>
+        <w:br/>
+      </w:r>
+      <w:r>
+        <w:rPr>
+          <w:rFonts w:ascii="Courier New" w:hAnsi="Courier New"/>
+          <w:sz w:val="18"/>
+        </w:rPr>
+        <w:t>);</w:t>
+        <w:br/>
+      </w:r>
+      <w:r>
+        <w:rPr>
+          <w:rFonts w:ascii="Courier New" w:hAnsi="Courier New"/>
+          <w:sz w:val="18"/>
+        </w:rPr>
+        <w:br/>
+      </w:r>
+      <w:r>
+        <w:rPr>
+          <w:rFonts w:ascii="Courier New" w:hAnsi="Courier New"/>
+          <w:sz w:val="18"/>
+        </w:rPr>
+        <w:t>User.hasMany(Task, { onDelete: "CASCADE" });</w:t>
+        <w:br/>
+      </w:r>
+      <w:r>
+        <w:rPr>
+          <w:rFonts w:ascii="Courier New" w:hAnsi="Courier New"/>
+          <w:sz w:val="18"/>
+        </w:rPr>
+        <w:t>Task.belongsTo(User);</w:t>
+        <w:br/>
+      </w:r>
+      <w:r>
+        <w:rPr>
+          <w:rFonts w:ascii="Courier New" w:hAnsi="Courier New"/>
+          <w:sz w:val="18"/>
+        </w:rPr>
+        <w:t>Task.hasMany(File, { onDelete: "CASCADE" });</w:t>
+        <w:br/>
+      </w:r>
+      <w:r>
+        <w:rPr>
+          <w:rFonts w:ascii="Courier New" w:hAnsi="Courier New"/>
+          <w:sz w:val="18"/>
+        </w:rPr>
+        <w:t>File.belongsTo(Task);</w:t>
+        <w:br/>
+      </w:r>
+    </w:p>
+    <w:p>
+      <w:r>
+        <w:br w:type="page"/>
+      </w:r>
+    </w:p>
+    <w:p>
+      <w:pPr>
+        <w:pStyle w:val="Heading1"/>
+      </w:pPr>
+      <w:r>
+        <w:t>ДОДАТОК Б</w:t>
+      </w:r>
+    </w:p>
+    <w:p>
+      <w:pPr>
+        <w:ind w:firstLine="0"/>
+        <w:jc w:val="center"/>
+      </w:pPr>
+      <w:r>
+        <w:rPr>
+          <w:b/>
+        </w:rPr>
+        <w:t>Код спільних пакетів</w:t>
+      </w:r>
+    </w:p>
+    <w:p>
+      <w:r>
+        <w:rPr>
+          <w:b w:val="0"/>
+          <w:i w:val="0"/>
+        </w:rPr>
+      </w:r>
+    </w:p>
+    <w:p>
+      <w:r>
+        <w:rPr>
+          <w:b/>
+          <w:i w:val="0"/>
+        </w:rPr>
+        <w:t>Пакет types — визначення типів (types/src/tasks.ts):</w:t>
+      </w:r>
+    </w:p>
+    <w:p>
+      <w:pPr>
+        <w:spacing w:before="120" w:after="120" w:line="240" w:lineRule="auto"/>
+        <w:ind w:firstLine="0"/>
+      </w:pPr>
+      <w:r>
+        <w:rPr>
+          <w:rFonts w:ascii="Courier New" w:hAnsi="Courier New"/>
+          <w:sz w:val="18"/>
+        </w:rPr>
+        <w:t>export type TaskPriority = "low" | "high";</w:t>
+        <w:br/>
+      </w:r>
+      <w:r>
+        <w:rPr>
+          <w:rFonts w:ascii="Courier New" w:hAnsi="Courier New"/>
+          <w:sz w:val="18"/>
+        </w:rPr>
+        <w:br/>
+      </w:r>
+      <w:r>
+        <w:rPr>
+          <w:rFonts w:ascii="Courier New" w:hAnsi="Courier New"/>
+          <w:sz w:val="18"/>
+        </w:rPr>
+        <w:t>export interface Task {</w:t>
+        <w:br/>
+      </w:r>
+      <w:r>
+        <w:rPr>
+          <w:rFonts w:ascii="Courier New" w:hAnsi="Courier New"/>
+          <w:sz w:val="18"/>
+        </w:rPr>
+        <w:t xml:space="preserve">  id: string;</w:t>
+        <w:br/>
+      </w:r>
+      <w:r>
+        <w:rPr>
+          <w:rFonts w:ascii="Courier New" w:hAnsi="Courier New"/>
+          <w:sz w:val="18"/>
+        </w:rPr>
+        <w:t xml:space="preserve">  title: string;</w:t>
+        <w:br/>
+      </w:r>
+      <w:r>
+        <w:rPr>
+          <w:rFonts w:ascii="Courier New" w:hAnsi="Courier New"/>
+          <w:sz w:val="18"/>
+        </w:rPr>
+        <w:t xml:space="preserve">  description: string;</w:t>
+        <w:br/>
+      </w:r>
+      <w:r>
+        <w:rPr>
+          <w:rFonts w:ascii="Courier New" w:hAnsi="Courier New"/>
+          <w:sz w:val="18"/>
+        </w:rPr>
+        <w:t xml:space="preserve">  done: boolean;</w:t>
+        <w:br/>
+      </w:r>
+      <w:r>
+        <w:rPr>
+          <w:rFonts w:ascii="Courier New" w:hAnsi="Courier New"/>
+          <w:sz w:val="18"/>
+        </w:rPr>
+        <w:t xml:space="preserve">  priority?: TaskPriority;</w:t>
+        <w:br/>
+      </w:r>
+      <w:r>
+        <w:rPr>
+          <w:rFonts w:ascii="Courier New" w:hAnsi="Courier New"/>
+          <w:sz w:val="18"/>
+        </w:rPr>
+        <w:t xml:space="preserve">  files: any[];</w:t>
+        <w:br/>
+      </w:r>
+      <w:r>
+        <w:rPr>
+          <w:rFonts w:ascii="Courier New" w:hAnsi="Courier New"/>
+          <w:sz w:val="18"/>
+        </w:rPr>
+        <w:t>}</w:t>
+        <w:br/>
+      </w:r>
+      <w:r>
+        <w:rPr>
+          <w:rFonts w:ascii="Courier New" w:hAnsi="Courier New"/>
+          <w:sz w:val="18"/>
+        </w:rPr>
+        <w:br/>
+      </w:r>
+      <w:r>
+        <w:rPr>
+          <w:rFonts w:ascii="Courier New" w:hAnsi="Courier New"/>
+          <w:sz w:val="18"/>
+        </w:rPr>
+        <w:t>export interface CommonTask {</w:t>
+        <w:br/>
+      </w:r>
+      <w:r>
+        <w:rPr>
+          <w:rFonts w:ascii="Courier New" w:hAnsi="Courier New"/>
+          <w:sz w:val="18"/>
+        </w:rPr>
+        <w:t xml:space="preserve">  id: string;</w:t>
+        <w:br/>
+      </w:r>
+      <w:r>
+        <w:rPr>
+          <w:rFonts w:ascii="Courier New" w:hAnsi="Courier New"/>
+          <w:sz w:val="18"/>
+        </w:rPr>
+        <w:t xml:space="preserve">  title: string;</w:t>
+        <w:br/>
+      </w:r>
+      <w:r>
+        <w:rPr>
+          <w:rFonts w:ascii="Courier New" w:hAnsi="Courier New"/>
+          <w:sz w:val="18"/>
+        </w:rPr>
+        <w:t>}</w:t>
+        <w:br/>
+      </w:r>
+    </w:p>
+    <w:p>
+      <w:r>
+        <w:rPr>
+          <w:b/>
+          <w:i w:val="0"/>
+        </w:rPr>
+        <w:t>Пакет types — визначення користувача (types/src/user.ts):</w:t>
+      </w:r>
+    </w:p>
+    <w:p>
+      <w:pPr>
+        <w:spacing w:before="120" w:after="120" w:line="240" w:lineRule="auto"/>
+        <w:ind w:firstLine="0"/>
+      </w:pPr>
+      <w:r>
+        <w:rPr>
+          <w:rFonts w:ascii="Courier New" w:hAnsi="Courier New"/>
+          <w:sz w:val="18"/>
+        </w:rPr>
+        <w:t>export interface User {</w:t>
+        <w:br/>
+      </w:r>
+      <w:r>
+        <w:rPr>
+          <w:rFonts w:ascii="Courier New" w:hAnsi="Courier New"/>
+          <w:sz w:val="18"/>
+        </w:rPr>
+        <w:t xml:space="preserve">  email: string;</w:t>
+        <w:br/>
+      </w:r>
+      <w:r>
+        <w:rPr>
+          <w:rFonts w:ascii="Courier New" w:hAnsi="Courier New"/>
+          <w:sz w:val="18"/>
+        </w:rPr>
+        <w:t xml:space="preserve">  name: string;</w:t>
+        <w:br/>
+      </w:r>
+      <w:r>
+        <w:rPr>
+          <w:rFonts w:ascii="Courier New" w:hAnsi="Courier New"/>
+          <w:sz w:val="18"/>
+        </w:rPr>
+        <w:t xml:space="preserve">  avatar: string | null;</w:t>
+        <w:br/>
+      </w:r>
+      <w:r>
+        <w:rPr>
+          <w:rFonts w:ascii="Courier New" w:hAnsi="Courier New"/>
+          <w:sz w:val="18"/>
+        </w:rPr>
+        <w:t>}</w:t>
+        <w:br/>
+      </w:r>
+    </w:p>
+    <w:p>
+      <w:r>
+        <w:rPr>
+          <w:b/>
+          <w:i w:val="0"/>
+        </w:rPr>
+        <w:t>Пакет api — Axios інстанс з interceptor (api/src/axiosInstance.ts):</w:t>
+      </w:r>
+    </w:p>
+    <w:p>
+      <w:pPr>
+        <w:spacing w:before="120" w:after="120" w:line="240" w:lineRule="auto"/>
+        <w:ind w:firstLine="0"/>
+      </w:pPr>
+      <w:r>
+        <w:rPr>
+          <w:rFonts w:ascii="Courier New" w:hAnsi="Courier New"/>
+          <w:sz w:val="18"/>
+        </w:rPr>
+        <w:t>import axios, { AxiosError, InternalAxiosRequestConfig } from "axios";</w:t>
+        <w:br/>
+      </w:r>
+      <w:r>
+        <w:rPr>
+          <w:rFonts w:ascii="Courier New" w:hAnsi="Courier New"/>
+          <w:sz w:val="18"/>
+        </w:rPr>
+        <w:t>import { authTokens } from "./authTokens";</w:t>
+        <w:br/>
+      </w:r>
+      <w:r>
+        <w:rPr>
+          <w:rFonts w:ascii="Courier New" w:hAnsi="Courier New"/>
+          <w:sz w:val="18"/>
+        </w:rPr>
+        <w:br/>
+      </w:r>
+      <w:r>
+        <w:rPr>
+          <w:rFonts w:ascii="Courier New" w:hAnsi="Courier New"/>
+          <w:sz w:val="18"/>
+        </w:rPr>
+        <w:t>const axiosInstance = axios.create({</w:t>
+        <w:br/>
+      </w:r>
+      <w:r>
+        <w:rPr>
+          <w:rFonts w:ascii="Courier New" w:hAnsi="Courier New"/>
+          <w:sz w:val="18"/>
+        </w:rPr>
+        <w:t xml:space="preserve">  baseURL: "http://localhost:4000/api",</w:t>
+        <w:br/>
+      </w:r>
+      <w:r>
+        <w:rPr>
+          <w:rFonts w:ascii="Courier New" w:hAnsi="Courier New"/>
+          <w:sz w:val="18"/>
+        </w:rPr>
+        <w:t>});</w:t>
+        <w:br/>
+      </w:r>
+      <w:r>
+        <w:rPr>
+          <w:rFonts w:ascii="Courier New" w:hAnsi="Courier New"/>
+          <w:sz w:val="18"/>
+        </w:rPr>
+        <w:br/>
+      </w:r>
+      <w:r>
+        <w:rPr>
+          <w:rFonts w:ascii="Courier New" w:hAnsi="Courier New"/>
+          <w:sz w:val="18"/>
+        </w:rPr>
+        <w:t>axiosInstance.interceptors.request.use(</w:t>
+        <w:br/>
+      </w:r>
+      <w:r>
+        <w:rPr>
+          <w:rFonts w:ascii="Courier New" w:hAnsi="Courier New"/>
+          <w:sz w:val="18"/>
+        </w:rPr>
+        <w:t xml:space="preserve">  (config: InternalAxiosRequestConfig&lt;any&gt;) =&gt; {</w:t>
+        <w:br/>
+      </w:r>
+      <w:r>
+        <w:rPr>
+          <w:rFonts w:ascii="Courier New" w:hAnsi="Courier New"/>
+          <w:sz w:val="18"/>
+        </w:rPr>
+        <w:t xml:space="preserve">    const accessToken = authTokens.accessToken;</w:t>
+        <w:br/>
+      </w:r>
+      <w:r>
+        <w:rPr>
+          <w:rFonts w:ascii="Courier New" w:hAnsi="Courier New"/>
+          <w:sz w:val="18"/>
+        </w:rPr>
+        <w:t xml:space="preserve">    if (accessToken) {</w:t>
+        <w:br/>
+      </w:r>
+      <w:r>
+        <w:rPr>
+          <w:rFonts w:ascii="Courier New" w:hAnsi="Courier New"/>
+          <w:sz w:val="18"/>
+        </w:rPr>
+        <w:t xml:space="preserve">      config.headers.Authorization = `Bearer ${accessToken}`;</w:t>
+        <w:br/>
+      </w:r>
+      <w:r>
+        <w:rPr>
+          <w:rFonts w:ascii="Courier New" w:hAnsi="Courier New"/>
+          <w:sz w:val="18"/>
+        </w:rPr>
+        <w:t xml:space="preserve">    }</w:t>
+        <w:br/>
+      </w:r>
+      <w:r>
+        <w:rPr>
+          <w:rFonts w:ascii="Courier New" w:hAnsi="Courier New"/>
+          <w:sz w:val="18"/>
+        </w:rPr>
+        <w:t xml:space="preserve">    return config;</w:t>
+        <w:br/>
+      </w:r>
+      <w:r>
+        <w:rPr>
+          <w:rFonts w:ascii="Courier New" w:hAnsi="Courier New"/>
+          <w:sz w:val="18"/>
+        </w:rPr>
+        <w:t xml:space="preserve">  },</w:t>
+        <w:br/>
+      </w:r>
+      <w:r>
+        <w:rPr>
+          <w:rFonts w:ascii="Courier New" w:hAnsi="Courier New"/>
+          <w:sz w:val="18"/>
+        </w:rPr>
+        <w:t xml:space="preserve">  (error: AxiosError) =&gt; {</w:t>
+        <w:br/>
+      </w:r>
+      <w:r>
+        <w:rPr>
+          <w:rFonts w:ascii="Courier New" w:hAnsi="Courier New"/>
+          <w:sz w:val="18"/>
+        </w:rPr>
+        <w:t xml:space="preserve">    Promise.reject(error);</w:t>
+        <w:br/>
+      </w:r>
+      <w:r>
+        <w:rPr>
+          <w:rFonts w:ascii="Courier New" w:hAnsi="Courier New"/>
+          <w:sz w:val="18"/>
+        </w:rPr>
+        <w:t xml:space="preserve">  }</w:t>
+        <w:br/>
+      </w:r>
+      <w:r>
+        <w:rPr>
+          <w:rFonts w:ascii="Courier New" w:hAnsi="Courier New"/>
+          <w:sz w:val="18"/>
+        </w:rPr>
+        <w:t>);</w:t>
+        <w:br/>
+      </w:r>
+      <w:r>
+        <w:rPr>
+          <w:rFonts w:ascii="Courier New" w:hAnsi="Courier New"/>
+          <w:sz w:val="18"/>
+        </w:rPr>
+        <w:br/>
+      </w:r>
+      <w:r>
+        <w:rPr>
+          <w:rFonts w:ascii="Courier New" w:hAnsi="Courier New"/>
+          <w:sz w:val="18"/>
+        </w:rPr>
+        <w:t>export default axiosInstance;</w:t>
+        <w:br/>
+      </w:r>
+    </w:p>
+    <w:p>
+      <w:r>
+        <w:rPr>
+          <w:b/>
+          <w:i w:val="0"/>
+        </w:rPr>
+        <w:t>Пакет api — функції авторизації (api/src/auth.ts):</w:t>
+      </w:r>
+    </w:p>
+    <w:p>
+      <w:pPr>
+        <w:spacing w:before="120" w:after="120" w:line="240" w:lineRule="auto"/>
+        <w:ind w:firstLine="0"/>
+      </w:pPr>
+      <w:r>
+        <w:rPr>
+          <w:rFonts w:ascii="Courier New" w:hAnsi="Courier New"/>
+          <w:sz w:val="18"/>
+        </w:rPr>
+        <w:t>export const loginApi = async (email: string, password: string) =&gt; {</w:t>
+        <w:br/>
+      </w:r>
+      <w:r>
+        <w:rPr>
+          <w:rFonts w:ascii="Courier New" w:hAnsi="Courier New"/>
+          <w:sz w:val="18"/>
+        </w:rPr>
+        <w:t xml:space="preserve">  return axiosInstance.post("/auth/login", { email, password });</w:t>
+        <w:br/>
+      </w:r>
+      <w:r>
+        <w:rPr>
+          <w:rFonts w:ascii="Courier New" w:hAnsi="Courier New"/>
+          <w:sz w:val="18"/>
+        </w:rPr>
+        <w:t>};</w:t>
+        <w:br/>
+      </w:r>
+      <w:r>
+        <w:rPr>
+          <w:rFonts w:ascii="Courier New" w:hAnsi="Courier New"/>
+          <w:sz w:val="18"/>
+        </w:rPr>
+        <w:br/>
+      </w:r>
+      <w:r>
+        <w:rPr>
+          <w:rFonts w:ascii="Courier New" w:hAnsi="Courier New"/>
+          <w:sz w:val="18"/>
+        </w:rPr>
+        <w:t>export const registrationApi = async (</w:t>
+        <w:br/>
+      </w:r>
+      <w:r>
+        <w:rPr>
+          <w:rFonts w:ascii="Courier New" w:hAnsi="Courier New"/>
+          <w:sz w:val="18"/>
+        </w:rPr>
+        <w:t xml:space="preserve">  email: string,</w:t>
+        <w:br/>
+      </w:r>
+      <w:r>
+        <w:rPr>
+          <w:rFonts w:ascii="Courier New" w:hAnsi="Courier New"/>
+          <w:sz w:val="18"/>
+        </w:rPr>
+        <w:t xml:space="preserve">  name: string,</w:t>
+        <w:br/>
+      </w:r>
+      <w:r>
+        <w:rPr>
+          <w:rFonts w:ascii="Courier New" w:hAnsi="Courier New"/>
+          <w:sz w:val="18"/>
+        </w:rPr>
+        <w:t xml:space="preserve">  password: string,</w:t>
+        <w:br/>
+      </w:r>
+      <w:r>
+        <w:rPr>
+          <w:rFonts w:ascii="Courier New" w:hAnsi="Courier New"/>
+          <w:sz w:val="18"/>
+        </w:rPr>
+        <w:t xml:space="preserve">  avatar?: any</w:t>
+        <w:br/>
+      </w:r>
+      <w:r>
+        <w:rPr>
+          <w:rFonts w:ascii="Courier New" w:hAnsi="Courier New"/>
+          <w:sz w:val="18"/>
+        </w:rPr>
+        <w:t>) =&gt; {</w:t>
+        <w:br/>
+      </w:r>
+      <w:r>
+        <w:rPr>
+          <w:rFonts w:ascii="Courier New" w:hAnsi="Courier New"/>
+          <w:sz w:val="18"/>
+        </w:rPr>
+        <w:t xml:space="preserve">  const formData = new FormData();</w:t>
+        <w:br/>
+      </w:r>
+      <w:r>
+        <w:rPr>
+          <w:rFonts w:ascii="Courier New" w:hAnsi="Courier New"/>
+          <w:sz w:val="18"/>
+        </w:rPr>
+        <w:t xml:space="preserve">  formData.append("email", email);</w:t>
+        <w:br/>
+      </w:r>
+      <w:r>
+        <w:rPr>
+          <w:rFonts w:ascii="Courier New" w:hAnsi="Courier New"/>
+          <w:sz w:val="18"/>
+        </w:rPr>
+        <w:t xml:space="preserve">  formData.append("name", name);</w:t>
+        <w:br/>
+      </w:r>
+      <w:r>
+        <w:rPr>
+          <w:rFonts w:ascii="Courier New" w:hAnsi="Courier New"/>
+          <w:sz w:val="18"/>
+        </w:rPr>
+        <w:t xml:space="preserve">  formData.append("password", password);</w:t>
+        <w:br/>
+      </w:r>
+      <w:r>
+        <w:rPr>
+          <w:rFonts w:ascii="Courier New" w:hAnsi="Courier New"/>
+          <w:sz w:val="18"/>
+        </w:rPr>
+        <w:t xml:space="preserve">  if (avatar) {</w:t>
+        <w:br/>
+      </w:r>
+      <w:r>
+        <w:rPr>
+          <w:rFonts w:ascii="Courier New" w:hAnsi="Courier New"/>
+          <w:sz w:val="18"/>
+        </w:rPr>
+        <w:t xml:space="preserve">    formData.append("avatar", avatar);</w:t>
+        <w:br/>
+      </w:r>
+      <w:r>
+        <w:rPr>
+          <w:rFonts w:ascii="Courier New" w:hAnsi="Courier New"/>
+          <w:sz w:val="18"/>
+        </w:rPr>
+        <w:t xml:space="preserve">  }</w:t>
+        <w:br/>
+      </w:r>
+      <w:r>
+        <w:rPr>
+          <w:rFonts w:ascii="Courier New" w:hAnsi="Courier New"/>
+          <w:sz w:val="18"/>
+        </w:rPr>
+        <w:t xml:space="preserve">  return axiosInstance.post("/auth/registration", formData);</w:t>
+        <w:br/>
+      </w:r>
+      <w:r>
+        <w:rPr>
+          <w:rFonts w:ascii="Courier New" w:hAnsi="Courier New"/>
+          <w:sz w:val="18"/>
+        </w:rPr>
+        <w:t>};</w:t>
+        <w:br/>
+      </w:r>
+    </w:p>
+    <w:p>
+      <w:r>
+        <w:rPr>
+          <w:b/>
+          <w:i w:val="0"/>
+        </w:rPr>
+        <w:t>Пакет store — Redux actions авторизації (store/src/actions/authActions.ts):</w:t>
+      </w:r>
+    </w:p>
+    <w:p>
+      <w:pPr>
+        <w:spacing w:before="120" w:after="120" w:line="240" w:lineRule="auto"/>
+        <w:ind w:firstLine="0"/>
+      </w:pPr>
+      <w:r>
+        <w:rPr>
+          <w:rFonts w:ascii="Courier New" w:hAnsi="Courier New"/>
+          <w:sz w:val="18"/>
+        </w:rPr>
+        <w:t>export const signInAsyncAction = createAsyncThunk&lt;void, ISignInAsyncAction&gt;(</w:t>
+        <w:br/>
+      </w:r>
+      <w:r>
+        <w:rPr>
+          <w:rFonts w:ascii="Courier New" w:hAnsi="Courier New"/>
+          <w:sz w:val="18"/>
+        </w:rPr>
+        <w:t xml:space="preserve">  "auth/signInAsyncAction",</w:t>
+        <w:br/>
+      </w:r>
+      <w:r>
+        <w:rPr>
+          <w:rFonts w:ascii="Courier New" w:hAnsi="Courier New"/>
+          <w:sz w:val="18"/>
+        </w:rPr>
+        <w:t xml:space="preserve">  async ({ email, password, onSuccess, onError }, { dispatch }) =&gt; {</w:t>
+        <w:br/>
+      </w:r>
+      <w:r>
+        <w:rPr>
+          <w:rFonts w:ascii="Courier New" w:hAnsi="Courier New"/>
+          <w:sz w:val="18"/>
+        </w:rPr>
+        <w:t xml:space="preserve">    try {</w:t>
+        <w:br/>
+      </w:r>
+      <w:r>
+        <w:rPr>
+          <w:rFonts w:ascii="Courier New" w:hAnsi="Courier New"/>
+          <w:sz w:val="18"/>
+        </w:rPr>
+        <w:t xml:space="preserve">      dispatch(setLoadingAction({ loading: true }));</w:t>
+        <w:br/>
+      </w:r>
+      <w:r>
+        <w:rPr>
+          <w:rFonts w:ascii="Courier New" w:hAnsi="Courier New"/>
+          <w:sz w:val="18"/>
+        </w:rPr>
+        <w:t xml:space="preserve">      const res = await loginApi(email.toLowerCase(), password);</w:t>
+        <w:br/>
+      </w:r>
+      <w:r>
+        <w:rPr>
+          <w:rFonts w:ascii="Courier New" w:hAnsi="Courier New"/>
+          <w:sz w:val="18"/>
+        </w:rPr>
+        <w:t xml:space="preserve">      if (res.data.access_token) {</w:t>
+        <w:br/>
+      </w:r>
+      <w:r>
+        <w:rPr>
+          <w:rFonts w:ascii="Courier New" w:hAnsi="Courier New"/>
+          <w:sz w:val="18"/>
+        </w:rPr>
+        <w:t xml:space="preserve">        dispatch(setAccessTokenAction({ accessToken: res.data.access_token }));</w:t>
+        <w:br/>
+      </w:r>
+      <w:r>
+        <w:rPr>
+          <w:rFonts w:ascii="Courier New" w:hAnsi="Courier New"/>
+          <w:sz w:val="18"/>
+        </w:rPr>
+        <w:t xml:space="preserve">        authTokens.accessToken = res.data.access_token;</w:t>
+        <w:br/>
+      </w:r>
+      <w:r>
+        <w:rPr>
+          <w:rFonts w:ascii="Courier New" w:hAnsi="Courier New"/>
+          <w:sz w:val="18"/>
+        </w:rPr>
+        <w:t xml:space="preserve">      }</w:t>
+        <w:br/>
+      </w:r>
+      <w:r>
+        <w:rPr>
+          <w:rFonts w:ascii="Courier New" w:hAnsi="Courier New"/>
+          <w:sz w:val="18"/>
+        </w:rPr>
+        <w:t xml:space="preserve">      if (onSuccess) { onSuccess(); }</w:t>
+        <w:br/>
+      </w:r>
+      <w:r>
+        <w:rPr>
+          <w:rFonts w:ascii="Courier New" w:hAnsi="Courier New"/>
+          <w:sz w:val="18"/>
+        </w:rPr>
+        <w:t xml:space="preserve">    } catch (e: any) {</w:t>
+        <w:br/>
+      </w:r>
+      <w:r>
+        <w:rPr>
+          <w:rFonts w:ascii="Courier New" w:hAnsi="Courier New"/>
+          <w:sz w:val="18"/>
+        </w:rPr>
+        <w:t xml:space="preserve">      if (onError) { onError(e); }</w:t>
+        <w:br/>
+      </w:r>
+      <w:r>
+        <w:rPr>
+          <w:rFonts w:ascii="Courier New" w:hAnsi="Courier New"/>
+          <w:sz w:val="18"/>
+        </w:rPr>
+        <w:t xml:space="preserve">    } finally {</w:t>
+        <w:br/>
+      </w:r>
+      <w:r>
+        <w:rPr>
+          <w:rFonts w:ascii="Courier New" w:hAnsi="Courier New"/>
+          <w:sz w:val="18"/>
+        </w:rPr>
+        <w:t xml:space="preserve">      dispatch(setLoadingAction({ loading: false }));</w:t>
+        <w:br/>
+      </w:r>
+      <w:r>
+        <w:rPr>
+          <w:rFonts w:ascii="Courier New" w:hAnsi="Courier New"/>
+          <w:sz w:val="18"/>
+        </w:rPr>
+        <w:t xml:space="preserve">    }</w:t>
+        <w:br/>
+      </w:r>
+      <w:r>
+        <w:rPr>
+          <w:rFonts w:ascii="Courier New" w:hAnsi="Courier New"/>
+          <w:sz w:val="18"/>
+        </w:rPr>
+        <w:t xml:space="preserve">  }</w:t>
+        <w:br/>
+      </w:r>
+      <w:r>
+        <w:rPr>
+          <w:rFonts w:ascii="Courier New" w:hAnsi="Courier New"/>
+          <w:sz w:val="18"/>
+        </w:rPr>
+        <w:t>);</w:t>
+        <w:br/>
+      </w:r>
+    </w:p>
+    <w:p>
+      <w:r>
+        <w:rPr>
+          <w:b/>
+          <w:i w:val="0"/>
+        </w:rPr>
+        <w:t>Пакет hooks — хук авторизації (hooks/src/auth.ts):</w:t>
+      </w:r>
+    </w:p>
+    <w:p>
+      <w:pPr>
+        <w:spacing w:before="120" w:after="120" w:line="240" w:lineRule="auto"/>
+        <w:ind w:firstLine="0"/>
+      </w:pPr>
+      <w:r>
+        <w:rPr>
+          <w:rFonts w:ascii="Courier New" w:hAnsi="Courier New"/>
+          <w:sz w:val="18"/>
+        </w:rPr>
+        <w:t>export const useAuth = () =&gt; {</w:t>
+        <w:br/>
+      </w:r>
+      <w:r>
+        <w:rPr>
+          <w:rFonts w:ascii="Courier New" w:hAnsi="Courier New"/>
+          <w:sz w:val="18"/>
+        </w:rPr>
+        <w:t xml:space="preserve">  const dispatch = useDispatch&lt;AppDispatch&gt;();</w:t>
+        <w:br/>
+      </w:r>
+      <w:r>
+        <w:rPr>
+          <w:rFonts w:ascii="Courier New" w:hAnsi="Courier New"/>
+          <w:sz w:val="18"/>
+        </w:rPr>
+        <w:t xml:space="preserve">  const accessToken = useSelector&lt;RootState, string | undefined&gt;(</w:t>
+        <w:br/>
+      </w:r>
+      <w:r>
+        <w:rPr>
+          <w:rFonts w:ascii="Courier New" w:hAnsi="Courier New"/>
+          <w:sz w:val="18"/>
+        </w:rPr>
+        <w:t xml:space="preserve">    (state) =&gt; state.auth.accessToken</w:t>
+        <w:br/>
+      </w:r>
+      <w:r>
+        <w:rPr>
+          <w:rFonts w:ascii="Courier New" w:hAnsi="Courier New"/>
+          <w:sz w:val="18"/>
+        </w:rPr>
+        <w:t xml:space="preserve">  );</w:t>
+        <w:br/>
+      </w:r>
+      <w:r>
+        <w:rPr>
+          <w:rFonts w:ascii="Courier New" w:hAnsi="Courier New"/>
+          <w:sz w:val="18"/>
+        </w:rPr>
+        <w:t xml:space="preserve">  const loading = useSelector&lt;RootState, boolean&gt;(</w:t>
+        <w:br/>
+      </w:r>
+      <w:r>
+        <w:rPr>
+          <w:rFonts w:ascii="Courier New" w:hAnsi="Courier New"/>
+          <w:sz w:val="18"/>
+        </w:rPr>
+        <w:t xml:space="preserve">    (state) =&gt; state.auth.loading</w:t>
+        <w:br/>
+      </w:r>
+      <w:r>
+        <w:rPr>
+          <w:rFonts w:ascii="Courier New" w:hAnsi="Courier New"/>
+          <w:sz w:val="18"/>
+        </w:rPr>
+        <w:t xml:space="preserve">  );</w:t>
+        <w:br/>
+      </w:r>
+      <w:r>
+        <w:rPr>
+          <w:rFonts w:ascii="Courier New" w:hAnsi="Courier New"/>
+          <w:sz w:val="18"/>
+        </w:rPr>
+        <w:br/>
+      </w:r>
+      <w:r>
+        <w:rPr>
+          <w:rFonts w:ascii="Courier New" w:hAnsi="Courier New"/>
+          <w:sz w:val="18"/>
+        </w:rPr>
+        <w:t xml:space="preserve">  const signIn = React.useCallback(</w:t>
+        <w:br/>
+      </w:r>
+      <w:r>
+        <w:rPr>
+          <w:rFonts w:ascii="Courier New" w:hAnsi="Courier New"/>
+          <w:sz w:val="18"/>
+        </w:rPr>
+        <w:t xml:space="preserve">    (email: string, password: string, onSuccess?, onError?) =&gt; {</w:t>
+        <w:br/>
+      </w:r>
+      <w:r>
+        <w:rPr>
+          <w:rFonts w:ascii="Courier New" w:hAnsi="Courier New"/>
+          <w:sz w:val="18"/>
+        </w:rPr>
+        <w:t xml:space="preserve">      dispatch(actions.auth.signInAsyncAction({</w:t>
+        <w:br/>
+      </w:r>
+      <w:r>
+        <w:rPr>
+          <w:rFonts w:ascii="Courier New" w:hAnsi="Courier New"/>
+          <w:sz w:val="18"/>
+        </w:rPr>
+        <w:t xml:space="preserve">        email, password, onSuccess, onError</w:t>
+        <w:br/>
+      </w:r>
+      <w:r>
+        <w:rPr>
+          <w:rFonts w:ascii="Courier New" w:hAnsi="Courier New"/>
+          <w:sz w:val="18"/>
+        </w:rPr>
+        <w:t xml:space="preserve">      }));</w:t>
+        <w:br/>
+      </w:r>
+      <w:r>
+        <w:rPr>
+          <w:rFonts w:ascii="Courier New" w:hAnsi="Courier New"/>
+          <w:sz w:val="18"/>
+        </w:rPr>
+        <w:t xml:space="preserve">    }, []</w:t>
+        <w:br/>
+      </w:r>
+      <w:r>
+        <w:rPr>
+          <w:rFonts w:ascii="Courier New" w:hAnsi="Courier New"/>
+          <w:sz w:val="18"/>
+        </w:rPr>
+        <w:t xml:space="preserve">  );</w:t>
+        <w:br/>
+      </w:r>
+      <w:r>
+        <w:rPr>
+          <w:rFonts w:ascii="Courier New" w:hAnsi="Courier New"/>
+          <w:sz w:val="18"/>
+        </w:rPr>
+        <w:br/>
+      </w:r>
+      <w:r>
+        <w:rPr>
+          <w:rFonts w:ascii="Courier New" w:hAnsi="Courier New"/>
+          <w:sz w:val="18"/>
+        </w:rPr>
+        <w:t xml:space="preserve">  const signUp = React.useCallback(</w:t>
+        <w:br/>
+      </w:r>
+      <w:r>
+        <w:rPr>
+          <w:rFonts w:ascii="Courier New" w:hAnsi="Courier New"/>
+          <w:sz w:val="18"/>
+        </w:rPr>
+        <w:t xml:space="preserve">    (email, name, password, repeatPassword, avatar, onSuccess?, onError?) =&gt; {</w:t>
+        <w:br/>
+      </w:r>
+      <w:r>
+        <w:rPr>
+          <w:rFonts w:ascii="Courier New" w:hAnsi="Courier New"/>
+          <w:sz w:val="18"/>
+        </w:rPr>
+        <w:t xml:space="preserve">      dispatch(actions.auth.signUpAsyncAction({</w:t>
+        <w:br/>
+      </w:r>
+      <w:r>
+        <w:rPr>
+          <w:rFonts w:ascii="Courier New" w:hAnsi="Courier New"/>
+          <w:sz w:val="18"/>
+        </w:rPr>
+        <w:t xml:space="preserve">        email, name, password, repeatPassword, avatar, onSuccess, onError</w:t>
+        <w:br/>
+      </w:r>
+      <w:r>
+        <w:rPr>
+          <w:rFonts w:ascii="Courier New" w:hAnsi="Courier New"/>
+          <w:sz w:val="18"/>
+        </w:rPr>
+        <w:t xml:space="preserve">      }));</w:t>
+        <w:br/>
+      </w:r>
+      <w:r>
+        <w:rPr>
+          <w:rFonts w:ascii="Courier New" w:hAnsi="Courier New"/>
+          <w:sz w:val="18"/>
+        </w:rPr>
+        <w:t xml:space="preserve">    }, []</w:t>
+        <w:br/>
+      </w:r>
+      <w:r>
+        <w:rPr>
+          <w:rFonts w:ascii="Courier New" w:hAnsi="Courier New"/>
+          <w:sz w:val="18"/>
+        </w:rPr>
+        <w:t xml:space="preserve">  );</w:t>
+        <w:br/>
+      </w:r>
+      <w:r>
+        <w:rPr>
+          <w:rFonts w:ascii="Courier New" w:hAnsi="Courier New"/>
+          <w:sz w:val="18"/>
+        </w:rPr>
+        <w:br/>
+      </w:r>
+      <w:r>
+        <w:rPr>
+          <w:rFonts w:ascii="Courier New" w:hAnsi="Courier New"/>
+          <w:sz w:val="18"/>
+        </w:rPr>
+        <w:t xml:space="preserve">  const logout = React.useCallback(</w:t>
+        <w:br/>
+      </w:r>
+      <w:r>
+        <w:rPr>
+          <w:rFonts w:ascii="Courier New" w:hAnsi="Courier New"/>
+          <w:sz w:val="18"/>
+        </w:rPr>
+        <w:t xml:space="preserve">    (onSuccess?, onError?) =&gt; {</w:t>
+        <w:br/>
+      </w:r>
+      <w:r>
+        <w:rPr>
+          <w:rFonts w:ascii="Courier New" w:hAnsi="Courier New"/>
+          <w:sz w:val="18"/>
+        </w:rPr>
+        <w:t xml:space="preserve">      dispatch(actions.auth.logoutAsyncAction({ onSuccess, onError }));</w:t>
+        <w:br/>
+      </w:r>
+      <w:r>
+        <w:rPr>
+          <w:rFonts w:ascii="Courier New" w:hAnsi="Courier New"/>
+          <w:sz w:val="18"/>
+        </w:rPr>
+        <w:t xml:space="preserve">    }, []</w:t>
+        <w:br/>
+      </w:r>
+      <w:r>
+        <w:rPr>
+          <w:rFonts w:ascii="Courier New" w:hAnsi="Courier New"/>
+          <w:sz w:val="18"/>
+        </w:rPr>
+        <w:t xml:space="preserve">  );</w:t>
+        <w:br/>
+      </w:r>
+      <w:r>
+        <w:rPr>
+          <w:rFonts w:ascii="Courier New" w:hAnsi="Courier New"/>
+          <w:sz w:val="18"/>
+        </w:rPr>
+        <w:br/>
+      </w:r>
+      <w:r>
+        <w:rPr>
+          <w:rFonts w:ascii="Courier New" w:hAnsi="Courier New"/>
+          <w:sz w:val="18"/>
+        </w:rPr>
+        <w:t xml:space="preserve">  return { accessToken, loading, signIn, signUp, logout };</w:t>
+        <w:br/>
+      </w:r>
+      <w:r>
+        <w:rPr>
+          <w:rFonts w:ascii="Courier New" w:hAnsi="Courier New"/>
+          <w:sz w:val="18"/>
+        </w:rPr>
+        <w:t>};</w:t>
+        <w:br/>
+      </w:r>
+    </w:p>
+    <w:p>
+      <w:r>
+        <w:br w:type="page"/>
+      </w:r>
+    </w:p>
+    <w:p>
+      <w:pPr>
+        <w:pStyle w:val="Heading1"/>
+      </w:pPr>
+      <w:r>
+        <w:t>ДОДАТОК В</w:t>
+      </w:r>
+    </w:p>
+    <w:p>
+      <w:pPr>
+        <w:ind w:firstLine="0"/>
+        <w:jc w:val="center"/>
+      </w:pPr>
+      <w:r>
+        <w:rPr>
+          <w:b/>
+        </w:rPr>
+        <w:t>Приклад навчального тікету</w:t>
+      </w:r>
+    </w:p>
+    <w:p>
+      <w:r>
+        <w:rPr>
+          <w:b w:val="0"/>
+          <w:i w:val="0"/>
+        </w:rPr>
+      </w:r>
+    </w:p>
+    <w:p>
+      <w:r>
+        <w:rPr>
+          <w:b/>
+          <w:i w:val="0"/>
+        </w:rPr>
+        <w:t>Тікет: Sign Up Page Markup (Frontend, Sprint 1)</w:t>
+      </w:r>
+    </w:p>
+    <w:p>
+      <w:r>
+        <w:rPr>
+          <w:b w:val="0"/>
+          <w:i w:val="0"/>
+        </w:rPr>
+        <w:t>Epic: Authorization</w:t>
+      </w:r>
+    </w:p>
+    <w:p>
+      <w:r>
+        <w:rPr>
+          <w:b w:val="0"/>
+          <w:i w:val="0"/>
+        </w:rPr>
+        <w:t>Тип: Story</w:t>
+      </w:r>
+    </w:p>
+    <w:p>
+      <w:r>
+        <w:rPr>
+          <w:b w:val="0"/>
+          <w:i w:val="0"/>
+        </w:rPr>
+      </w:r>
+    </w:p>
+    <w:p>
+      <w:r>
+        <w:rPr>
+          <w:b/>
+          <w:i w:val="0"/>
+        </w:rPr>
+        <w:t>Objective:</w:t>
+      </w:r>
+    </w:p>
+    <w:p>
+      <w:r>
+        <w:rPr>
+          <w:b w:val="0"/>
+          <w:i w:val="0"/>
+        </w:rPr>
+        <w:t>Implement the UI of the registration page in the web app. This task includes only the UI layout — no business logic or API calls. However the form validation logic must be implemented.</w:t>
+      </w:r>
+    </w:p>
+    <w:p>
+      <w:r>
+        <w:rPr>
+          <w:b w:val="0"/>
+          <w:i w:val="0"/>
+        </w:rPr>
+      </w:r>
+    </w:p>
+    <w:p>
+      <w:r>
+        <w:rPr>
+          <w:b/>
+          <w:i w:val="0"/>
+        </w:rPr>
+        <w:t>Details:</w:t>
+      </w:r>
+    </w:p>
+    <w:p>
+      <w:r>
+        <w:rPr>
+          <w:b w:val="0"/>
+          <w:i w:val="0"/>
+        </w:rPr>
+        <w:t>path: "/registration"</w:t>
+      </w:r>
+    </w:p>
+    <w:p>
+      <w:r>
+        <w:rPr>
+          <w:b w:val="0"/>
+          <w:i w:val="0"/>
+        </w:rPr>
+        <w:t>design: [посилання на Figma-макет]</w:t>
+      </w:r>
+    </w:p>
+    <w:p>
+      <w:r>
+        <w:rPr>
+          <w:b w:val="0"/>
+          <w:i w:val="0"/>
+        </w:rPr>
+      </w:r>
+    </w:p>
+    <w:p>
+      <w:r>
+        <w:rPr>
+          <w:b/>
+          <w:i w:val="0"/>
+        </w:rPr>
+        <w:t>Scenarios:</w:t>
+      </w:r>
+    </w:p>
+    <w:p>
+      <w:r>
+        <w:rPr>
+          <w:b w:val="0"/>
+          <w:i w:val="0"/>
+        </w:rPr>
+      </w:r>
+    </w:p>
+    <w:p>
+      <w:r>
+        <w:rPr>
+          <w:b/>
+          <w:i w:val="0"/>
+        </w:rPr>
+        <w:t>Scenario 0.1 – Correct navigation</w:t>
+      </w:r>
+    </w:p>
+    <w:p>
+      <w:r>
+        <w:rPr>
+          <w:b w:val="0"/>
+          <w:i w:val="0"/>
+        </w:rPr>
+        <w:t>The user opens the web application at "/registration". The registration page with all required fields (according to the design) is displayed.</w:t>
+      </w:r>
+    </w:p>
+    <w:p>
+      <w:r>
+        <w:rPr>
+          <w:b w:val="0"/>
+          <w:i w:val="0"/>
+        </w:rPr>
+      </w:r>
+    </w:p>
+    <w:p>
+      <w:r>
+        <w:rPr>
+          <w:b/>
+          <w:i w:val="0"/>
+        </w:rPr>
+        <w:t>Scenario 1.1 – Correct field completion (with photo)</w:t>
+      </w:r>
+    </w:p>
+    <w:p>
+      <w:r>
+        <w:rPr>
+          <w:b w:val="0"/>
+          <w:i w:val="0"/>
+        </w:rPr>
+        <w:t>The user fills in all fields correctly. The user selects a photo. The user clicks the "Sign Up" button. Nothing happens (no API call in this task).</w:t>
+      </w:r>
+    </w:p>
+    <w:p>
+      <w:r>
+        <w:rPr>
+          <w:b w:val="0"/>
+          <w:i w:val="0"/>
+        </w:rPr>
+      </w:r>
+    </w:p>
+    <w:p>
+      <w:r>
+        <w:rPr>
+          <w:b/>
+          <w:i w:val="0"/>
+        </w:rPr>
+        <w:t>Scenario 2.1 – Incorrect field completion</w:t>
+      </w:r>
+    </w:p>
+    <w:p>
+      <w:r>
+        <w:rPr>
+          <w:b w:val="0"/>
+          <w:i w:val="0"/>
+        </w:rPr>
+        <w:t>The user fills in all fields incorrectly. The user clicks the "Sign Up" button. A validation error is displayed under each field, according to the design.</w:t>
+      </w:r>
+    </w:p>
+    <w:p>
+      <w:r>
+        <w:rPr>
+          <w:b w:val="0"/>
+          <w:i w:val="0"/>
+        </w:rPr>
+      </w:r>
+    </w:p>
+    <w:p>
+      <w:r>
+        <w:rPr>
+          <w:b/>
+          <w:i w:val="0"/>
+        </w:rPr>
+        <w:t>Scenario 3.1 – Photo selection</w:t>
+      </w:r>
+    </w:p>
+    <w:p>
+      <w:r>
+        <w:rPr>
+          <w:b w:val="0"/>
+          <w:i w:val="0"/>
+        </w:rPr>
+        <w:t>The user clicks on the "edit" (pencil) icon. A system file selection dialog is displayed. The user selects a photo. The photo is displayed in the avatar area.</w:t>
+      </w:r>
+    </w:p>
+    <w:p>
+      <w:r>
+        <w:rPr>
+          <w:b w:val="0"/>
+          <w:i w:val="0"/>
+        </w:rPr>
+      </w:r>
+    </w:p>
+    <w:p>
+      <w:r>
+        <w:rPr>
+          <w:b/>
+          <w:i w:val="0"/>
+        </w:rPr>
+        <w:t>Scenario 4.1 – Navigation to Sign In</w:t>
+      </w:r>
+    </w:p>
+    <w:p>
+      <w:r>
+        <w:rPr>
+          <w:b w:val="0"/>
+          <w:i w:val="0"/>
+        </w:rPr>
+        <w:t>The user clicks the "Sign In" link. The user is redirected to the login page.</w:t>
       </w:r>
     </w:p>
     <w:sectPr>

--- a/diploma.docx
+++ b/diploma.docx
@@ -250,7 +250,7 @@
           <w:b w:val="0"/>
           <w:i w:val="0"/>
         </w:rPr>
-        <w:t>Наукова новизна полягає у поєднанні monorepo-архітектури як навчального інструменту зі спринтовою методологією та AI-менторством, що створює унікальне середовище для самостійного набуття практичних навичок full-stack розробки.</w:t>
+        <w:t>Наукова новизна полягає у поєднанні monorepo-архітектури як навчального інструменту зі спринтовою методологією, що створює унікальне середовище для самостійного набуття практичних навичок full-stack розробки.</w:t>
       </w:r>
     </w:p>
     <w:p>
@@ -268,7 +268,7 @@
           <w:b w:val="0"/>
           <w:i w:val="0"/>
         </w:rPr>
-        <w:t>Ключові слова: навчальна платформа, monorepo, full-stack розробка, React, React Native, Express, TypeScript, Turborepo, спринтова методологія, AI-асистент, shared packages.</w:t>
+        <w:t>Ключові слова: навчальна платформа, monorepo, full-stack розробка, React, React Native, Express, TypeScript, Turborepo, спринтова методологія, shared packages.</w:t>
       </w:r>
     </w:p>
     <w:p>
@@ -326,7 +326,7 @@
           <w:b w:val="0"/>
           <w:i w:val="0"/>
         </w:rPr>
-        <w:t>Keywords: educational platform, monorepo, full-stack development, React, React Native, Express, TypeScript, Turborepo, sprint methodology, AI assistant, shared packages.</w:t>
+        <w:t>Keywords: educational platform, monorepo, full-stack development, React, React Native, Express, TypeScript, Turborepo, sprint methodology, shared packages.</w:t>
       </w:r>
     </w:p>
     <w:p>
@@ -621,7 +621,7 @@
           <w:b w:val="0"/>
           <w:i w:val="0"/>
         </w:rPr>
-        <w:t>Мета роботи полягає у розробленні навчальної платформи на основі monorepo-архітектури, яка забезпечує набуття практичних навичок full-stack розробки через роботу з реальним багатокомпонентним проєктом та поспринтову систему завдань з підтримкою AI-асистента.</w:t>
+        <w:t>Мета роботи полягає у розробленні навчальної платформи на основі monorepo-архітектури, яка забезпечує набуття практичних навичок full-stack розробки через роботу з реальним багатокомпонентним проєктом та поспринтову систему завдань.</w:t>
       </w:r>
     </w:p>
     <w:p>
@@ -678,15 +678,7 @@
         <w:ind w:firstLine="709"/>
       </w:pPr>
       <w:r>
-        <w:t>6. Інтегрувати AI-асистент для супроводу навчального процесу.</w:t>
-      </w:r>
-    </w:p>
-    <w:p>
-      <w:pPr>
-        <w:ind w:firstLine="709"/>
-      </w:pPr>
-      <w:r>
-        <w:t>7. Провести тестування платформи та оцінити її ефективність.</w:t>
+        <w:t>6. Провести тестування платформи та оцінити її ефективність.</w:t>
       </w:r>
     </w:p>
     <w:p>
@@ -704,7 +696,7 @@
           <w:b w:val="0"/>
           <w:i w:val="0"/>
         </w:rPr>
-        <w:t>Предмет дослідження — методи та засоби побудови навчальної платформи на основі monorepo-архітектури з інтегрованим AI-асистентом.</w:t>
+        <w:t>Предмет дослідження — методи та засоби побудови навчальної платформи на основі monorepo-архітектури.</w:t>
       </w:r>
     </w:p>
     <w:p>
@@ -762,7 +754,7 @@
           <w:b w:val="0"/>
           <w:i w:val="0"/>
         </w:rPr>
-        <w:t>Наукова новизна одержаних результатів полягає у розробленні концепції навчальної платформи, що поєднує monorepo-архітектуру як навчальний інструмент зі спринтовою методологією поступового ускладнення завдань та AI-менторством. На відміну від існуючих рішень, платформа надає студенту повноцінне робоче середовище з готовими компонентами системи, що дозволяє зосередитись на вивченні обраного напрямку, одночасно розуміючи контекст всієї системи.</w:t>
+        <w:t>Наукова новизна одержаних результатів полягає у розробленні концепції навчальної платформи, що представляє monorepo-архітектуру як навчальний інструмент зі спринтовою методологією поступового ускладнення завдань. На відміну від існуючих рішень, платформа надає студенту повноцінне робоче середовище з готовими компонентами системи, що дозволяє зосередитись на вивченні обраного напрямку, одночасно розуміючи контекст всієї системи.</w:t>
       </w:r>
     </w:p>
     <w:p>
@@ -771,7 +763,7 @@
           <w:b w:val="0"/>
           <w:i w:val="0"/>
         </w:rPr>
-        <w:t>Практична цінність роботи полягає у створенні готового до використання навчального комплексу, який включає: працюючий серверний додаток з REST API, веб-клієнт на React, мобільний клієнт на React Native, набір спільних пакетів, документовану систему навчальних завдань та інтегрований AI-асистент. Платформа може бути використана у вищих навчальних закладах, на курсах підвищення кваліфікації та для самостійного навчання.</w:t>
+        <w:t>Практична цінність роботи полягає у створенні готового до використання навчального комплексу, який включає: працюючий серверний додаток з REST API, веб-клієнт на React, мобільний клієнт на React Native, набір спільних пакетів, документовану систему навчальних завдань. Платформа може бути використана у вищих навчальних закладах, на курсах підвищення кваліфікації та для самостійного навчання.</w:t>
       </w:r>
     </w:p>
     <w:p>
@@ -1743,15 +1735,7 @@
         <w:ind w:firstLine="709"/>
       </w:pPr>
       <w:r>
-        <w:t>– референсну реалізацію обраного напрямку для самоперевірки;</w:t>
-      </w:r>
-    </w:p>
-    <w:p>
-      <w:pPr>
-        <w:ind w:firstLine="709"/>
-      </w:pPr>
-      <w:r>
-        <w:t>– AI-асистент, який виступає в ролі ментора та допомагає з питаннями.</w:t>
+        <w:t>– референсну реалізацію обраного напрямку для самоперевірки.</w:t>
       </w:r>
     </w:p>
     <w:p>
@@ -2877,7 +2861,7 @@
         <w:pStyle w:val="Heading2"/>
       </w:pPr>
       <w:r>
-        <w:t>2.10. Проєктування AI-асистента навчального процесу</w:t>
+        <w:t>2.10. Використання AI-асистента в навчальному процесі</w:t>
       </w:r>
     </w:p>
     <w:p>
@@ -2886,7 +2870,7 @@
           <w:b w:val="0"/>
           <w:i w:val="0"/>
         </w:rPr>
-        <w:t>AI-асистент — інтегрований компонент платформи, що виступає в ролі ментора для студента. Асистент побудований на основі великої мовної моделі (LLM) та має доступ до контексту проєкту.</w:t>
+        <w:t>Для підтримки студентів під час виконання практичних завдань використовується AI-асистент, інтегрований у сучасне середовище розробки (IDE). Асистент реалізований у вигляді чату на основі великої мовної моделі (LLM), який має доступ до відкритої кодової бази проєкту та може аналізувати її структуру.</w:t>
       </w:r>
     </w:p>
     <w:p>
@@ -2895,31 +2879,7 @@
           <w:b w:val="0"/>
           <w:i w:val="0"/>
         </w:rPr>
-        <w:t>Архітектура AI-асистента включає:</w:t>
-      </w:r>
-    </w:p>
-    <w:p>
-      <w:pPr>
-        <w:ind w:firstLine="709"/>
-      </w:pPr>
-      <w:r>
-        <w:t>– Контекстне вікно — містить інформацію про структуру monorepo, технологічний стек, поточний спринт та зміст тікетів;</w:t>
-      </w:r>
-    </w:p>
-    <w:p>
-      <w:pPr>
-        <w:ind w:firstLine="709"/>
-      </w:pPr>
-      <w:r>
-        <w:t>– Системний промпт — визначає роль асистента (ментор, не виконавець), обмеження (не давати готовий код) та стиль відповідей;</w:t>
-      </w:r>
-    </w:p>
-    <w:p>
-      <w:pPr>
-        <w:ind w:firstLine="709"/>
-      </w:pPr>
-      <w:r>
-        <w:t>– База знань — документація проєкту, архітектурні рішення, типові помилки та їх вирішення.</w:t>
+        <w:t>На відміну від звичайних чат-ботів, AI-асистент працює безпосередньо в контексті проєкту: він бачить структуру monorepo, технологічний стек, файли, модулі та поточні зміни в коді. Завдяки цьому відповіді формуються з урахуванням конкретного навчального проєкту.</w:t>
       </w:r>
     </w:p>
     <w:p>
@@ -2928,7 +2888,7 @@
           <w:b w:val="0"/>
           <w:i w:val="0"/>
         </w:rPr>
-        <w:t>Сценарії взаємодії з AI-асистентом:</w:t>
+        <w:t>Робота асистента ґрунтується на таких компонентах:</w:t>
       </w:r>
     </w:p>
     <w:p>
@@ -2936,7 +2896,7 @@
         <w:ind w:firstLine="709"/>
       </w:pPr>
       <w:r>
-        <w:t>– Пояснення концепцій — студент запитує «Що таке JWT?» і отримує пояснення в контексті проєкту;</w:t>
+        <w:t>– Контекст проєкту — структура репозиторію, технологічний стек, поточний спринт, зміст тікетів та кодова база;</w:t>
       </w:r>
     </w:p>
     <w:p>
@@ -2944,7 +2904,7 @@
         <w:ind w:firstLine="709"/>
       </w:pPr>
       <w:r>
-        <w:t>– Підказки щодо реалізації — студент запитує «Як реалізувати захищений маршрут?» і отримує напрямок без готового коду;</w:t>
+        <w:t>– Системні інструкції — визначають роль асистента як ментора, а не виконавця, та встановлюють обмеження щодо надання готових рішень;</w:t>
       </w:r>
     </w:p>
     <w:p>
@@ -2952,15 +2912,7 @@
         <w:ind w:firstLine="709"/>
       </w:pPr>
       <w:r>
-        <w:t>– Допомога з помилками — студент описує помилку і отримує пояснення причини та підказку щодо вирішення;</w:t>
-      </w:r>
-    </w:p>
-    <w:p>
-      <w:pPr>
-        <w:ind w:firstLine="709"/>
-      </w:pPr>
-      <w:r>
-        <w:t>– Навігація по проєкту — студент запитує «Де знаходиться конфігурація API?» і отримує пояснення структури.</w:t>
+        <w:t>– База знань — документація проєкту, архітектурні рішення, типові помилки та рекомендації щодо їх усунення.</w:t>
       </w:r>
     </w:p>
     <w:p>
@@ -2969,7 +2921,56 @@
           <w:b w:val="0"/>
           <w:i w:val="0"/>
         </w:rPr>
-        <w:t>Ключовий принцип AI-асистента — він направляє, а не виконує. Асистент пояснює підходи, дає підказки, задає навідні питання, але не генерує готовий код для копіювання. Це забезпечує активне навчання та розвиток самостійності студента.</w:t>
+        <w:t>Основні сценарії використання AI-асистента:</w:t>
+      </w:r>
+    </w:p>
+    <w:p>
+      <w:pPr>
+        <w:ind w:firstLine="709"/>
+      </w:pPr>
+      <w:r>
+        <w:t>– пояснення теоретичних понять у контексті проєкту, наприклад запит «Що таке JWT?»;</w:t>
+      </w:r>
+    </w:p>
+    <w:p>
+      <w:pPr>
+        <w:ind w:firstLine="709"/>
+      </w:pPr>
+      <w:r>
+        <w:t>– надання рекомендацій щодо реалізації функціональності, наприклад запит «Як реалізувати захищений маршрут?»;</w:t>
+      </w:r>
+    </w:p>
+    <w:p>
+      <w:pPr>
+        <w:ind w:firstLine="709"/>
+      </w:pPr>
+      <w:r>
+        <w:t>– допомога в пошуку причин помилок та аналізі повідомлень про помилки;</w:t>
+      </w:r>
+    </w:p>
+    <w:p>
+      <w:pPr>
+        <w:ind w:firstLine="709"/>
+      </w:pPr>
+      <w:r>
+        <w:t>– навігація по кодовій базі та структурі проєкту, наприклад запит «Де знаходиться конфігурація API?»;</w:t>
+      </w:r>
+    </w:p>
+    <w:p>
+      <w:pPr>
+        <w:ind w:firstLine="709"/>
+      </w:pPr>
+      <w:r>
+        <w:t>– пояснення взаємодії між модулями та компонентами системи.</w:t>
+      </w:r>
+    </w:p>
+    <w:p>
+      <w:r>
+        <w:rPr>
+          <w:b w:val="0"/>
+          <w:i w:val="0"/>
+        </w:rPr>
+        <w:t>Ключовий принцип використання AI-асистента полягає в тому, що він виконує роль наставника. Асистент допомагає студенту зрозуміти концепції, пропонує напрямки пошуку рішення та пояснює архітектурні особливості проєкту, але не замінює самостійне виконання завдань. Такий підхід сприяє розвитку практичних навичок розробки та формуванню здатності самостійно вирішувати професійні задачі.</w:t>
       </w:r>
     </w:p>
     <w:p>
@@ -3121,7 +3122,7 @@
         <w:ind w:firstLine="709"/>
       </w:pPr>
       <w:r>
-        <w:t>9. Спроєктовано AI-асистент навчального процесу на основі LLM.</w:t>
+        <w:t>9. Передбачено підключення AI-асистента для покращення навчального процесу на основі розумних IDE.</w:t>
       </w:r>
     </w:p>
     <w:p>
@@ -3781,47 +3782,7 @@
           <w:b w:val="0"/>
           <w:i w:val="0"/>
         </w:rPr>
-        <w:t>AI-асистент реалізовано як інтеграцію з великою мовною моделлю (LLM), яка отримує контекст навчальної платформи через системний промпт. Контекст включає:</w:t>
-      </w:r>
-    </w:p>
-    <w:p>
-      <w:pPr>
-        <w:ind w:firstLine="709"/>
-      </w:pPr>
-      <w:r>
-        <w:t>– структуру monorepo та призначення кожного пакету;</w:t>
-      </w:r>
-    </w:p>
-    <w:p>
-      <w:pPr>
-        <w:ind w:firstLine="709"/>
-      </w:pPr>
-      <w:r>
-        <w:t>– технологічний стек та версії бібліотек;</w:t>
-      </w:r>
-    </w:p>
-    <w:p>
-      <w:pPr>
-        <w:ind w:firstLine="709"/>
-      </w:pPr>
-      <w:r>
-        <w:t>– зміст тікетів поточного спринту;</w:t>
-      </w:r>
-    </w:p>
-    <w:p>
-      <w:pPr>
-        <w:ind w:firstLine="709"/>
-      </w:pPr>
-      <w:r>
-        <w:t>– архітектурні рішення та патерни, використані у проєкті;</w:t>
-      </w:r>
-    </w:p>
-    <w:p>
-      <w:pPr>
-        <w:ind w:firstLine="709"/>
-      </w:pPr>
-      <w:r>
-        <w:t>– типові помилки студентів та способи їх вирішення.</w:t>
+        <w:t>AI-асистент можна використовувати як готовий допоміжний інструмент, що працює в дуеті з навчальною кодовою базою. Він вбудований у платформу у вигляді опціонального чату (на кшталт інтерфейсу в Antigravity). Асистент не є частиною коду, який студенти мають розробляти чи конфігурувати, — це зовнішній віртуальний ментор, який підключається до вашого проєкту «ззовні», допомагає в ньому орієнтуватися та викликається суто за бажанням користувача.</w:t>
       </w:r>
     </w:p>
     <w:p>
@@ -3830,7 +3791,7 @@
           <w:b w:val="0"/>
           <w:i w:val="0"/>
         </w:rPr>
-        <w:t>Системний промпт визначає поведінку асистента: він виступає в ролі досвідченого ментора, який пояснює концепції, дає підказки та направляє студента, але не генерує готовий код для копіювання. Асистент адаптує рівень пояснень залежно від спринту студента — для Sprint 1 пояснення більш детальні, для Sprint 4 — більш лаконічні.</w:t>
+        <w:t>Синхронізація асистента з кодовою базою проєкту відбувається завдяки системному промпту. Платформа автоматично витягує актуальний контекст розробленого вами репозиторію та передає його у велику мовну модель (LLM). Цей контекст включає:</w:t>
       </w:r>
     </w:p>
     <w:p>
@@ -3839,15 +3800,7 @@
           <w:b w:val="0"/>
           <w:i w:val="0"/>
         </w:rPr>
-        <w:t>Технічно AI-асистент може бути реалізований через різні LLM-провайдери (OpenAI API, Anthropic Claude, локальні моделі через Ollama). Платформа надає підготовлений контекст у форматі markdown-файлів, які можуть бути завантажені у будь-який LLM-інтерфейс (ChatGPT, Claude, IDE-інтеграції типу Cursor або GitHub Copilot).</w:t>
-      </w:r>
-    </w:p>
-    <w:p>
-      <w:pPr>
-        <w:pStyle w:val="Heading2"/>
-      </w:pPr>
-      <w:r>
-        <w:t>3.6. Інтеграція компонентів та демонстрація роботи платформи</w:t>
+        <w:t>Структуру monorepo: архітектуру вашої кодової бази та чітке призначення кожного пакету;</w:t>
       </w:r>
     </w:p>
     <w:p>
@@ -3856,7 +3809,7 @@
           <w:b w:val="0"/>
           <w:i w:val="0"/>
         </w:rPr>
-        <w:t>Інтеграція компонентів забезпечується через npm workspaces та Turborepo. Команда «npm run dev» у кореневій директорії запускає всі три додатки паралельно: backend на порту 4000, frontend на порту 5173 (Vite dev server), mobile через Metro bundler.</w:t>
+        <w:t>Технологічний стек: перелік та версії бібліотек, на яких побудовано ваш проєкт;</w:t>
       </w:r>
     </w:p>
     <w:p>
@@ -3865,7 +3818,7 @@
           <w:b w:val="0"/>
           <w:i w:val="0"/>
         </w:rPr>
-        <w:t>Для демонстрації роботи платформи розглянемо типовий сценарій frontend-студента на Sprint 2. Студент запускає backend командою у директорії apps/backend-app. Сервер стартує, підключається до SQLite та виводить повідомлення про готовність. Студент відкриває тікет «My Tasks Page implementation», читає сценарії та починає реалізацію у своєму проєкті. Його React-додаток надсилає GET-запит на localhost:4000/api/tasks з заголовком sprint: 2 та отримує список задач у JSON-форматі.</w:t>
+        <w:t>Зміст спринтів: опис тікетів і завдань, які студент має виконати в межах цієї кодової бази;</w:t>
       </w:r>
     </w:p>
     <w:p>
@@ -3874,15 +3827,7 @@
           <w:b w:val="0"/>
           <w:i w:val="0"/>
         </w:rPr>
-        <w:t>Якщо студент хоче побачити як має працювати готовий додаток, він запускає frontend з monorepo та бачить повноцінний працюючий web-клієнт. Аналогічно для mobile — запуск мобільного додатку демонструє очікувану поведінку на мобільній платформі.</w:t>
-      </w:r>
-    </w:p>
-    <w:p>
-      <w:pPr>
-        <w:pStyle w:val="Heading2"/>
-      </w:pPr>
-      <w:r>
-        <w:t>3.7. Тестування</w:t>
+        <w:t>Архітектурні рішення: патерни та підходи, закладені вами у фундамент проєкту;</w:t>
       </w:r>
     </w:p>
     <w:p>
@@ -3891,6 +3836,103 @@
           <w:b w:val="0"/>
           <w:i w:val="0"/>
         </w:rPr>
+        <w:t>Базу знань ментора: типові помилки, яких припускаються студенти під час роботи з вашим кодом, та методи їх виправлення.</w:t>
+      </w:r>
+    </w:p>
+    <w:p>
+      <w:r>
+        <w:rPr>
+          <w:b w:val="0"/>
+          <w:i w:val="0"/>
+        </w:rPr>
+        <w:t>Системний промпт регулює поведінку штучного інтелекту під час взаємодії з кодом. Він виступає в ролі досвідченого ментора до вашого проєкту: пояснює логіку написаних вами модулів, дає підказки щодо архітектури та направляє студента, але принципово не генерує готовий код для копіювання, змушуючи працювати самостійно.</w:t>
+      </w:r>
+    </w:p>
+    <w:p>
+      <w:r>
+        <w:rPr>
+          <w:b w:val="0"/>
+          <w:i w:val="0"/>
+        </w:rPr>
+        <w:t>Асистент адаптує рівень комунікації залежно від етапу роботи з кодовою базою. Наприклад, для Sprint 1 (знайомство з вашим проєктом) пояснення архітектури є максимально детальними, а для Sprint 4 — лаконічними та технічно концентрованими, оскільки студент уже має орієнтуватися в коді.</w:t>
+      </w:r>
+    </w:p>
+    <w:p>
+      <w:r>
+        <w:rPr>
+          <w:b w:val="0"/>
+          <w:i w:val="0"/>
+        </w:rPr>
+        <w:t>З технічного погляду, платформа надає підготовлений контекст вашої кодової бази у форматі Markdown-файлів. Це забезпечує повну свободу вибору інструментів взаємодії:</w:t>
+      </w:r>
+    </w:p>
+    <w:p>
+      <w:r>
+        <w:rPr>
+          <w:b w:val="0"/>
+          <w:i w:val="0"/>
+        </w:rPr>
+        <w:t>Вбудований чат: Використання стандартного візуального віджета безпосередньо на навчальній платформі (через OpenAI API, Anthropic Claude або локальні моделі типу Ollama).</w:t>
+      </w:r>
+    </w:p>
+    <w:p>
+      <w:r>
+        <w:rPr>
+          <w:b w:val="0"/>
+          <w:i w:val="0"/>
+        </w:rPr>
+        <w:t>IDE-інтеграції (Cursor, GitHub Copilot, Antigravity): Якщо студенту зручніше працювати в дуеті з асистентом безпосередньо у редакторі коду, де відкрита ваша навчальна база, він може просто завантажити ці Markdown-файли контексту у свій робочий простір.</w:t>
+      </w:r>
+    </w:p>
+    <w:p>
+      <w:pPr>
+        <w:pStyle w:val="Heading2"/>
+      </w:pPr>
+      <w:r>
+        <w:t>3.6. Інтеграція компонентів та демонстрація роботи платформи</w:t>
+      </w:r>
+    </w:p>
+    <w:p>
+      <w:r>
+        <w:rPr>
+          <w:b w:val="0"/>
+          <w:i w:val="0"/>
+        </w:rPr>
+        <w:t>Інтеграція компонентів забезпечується через npm workspaces та Turborepo. Команда «npm run dev» у кореневій директорії запускає всі три додатки паралельно: backend на порту 4000, frontend на порту 5173 (Vite dev server), mobile через Metro bundler.</w:t>
+      </w:r>
+    </w:p>
+    <w:p>
+      <w:r>
+        <w:rPr>
+          <w:b w:val="0"/>
+          <w:i w:val="0"/>
+        </w:rPr>
+        <w:t>Для демонстрації роботи платформи розглянемо типовий сценарій frontend-студента на Sprint 2. Студент запускає backend командою у директорії apps/backend-app. Сервер стартує, підключається до SQLite та виводить повідомлення про готовність. Студент відкриває тікет «My Tasks Page implementation», читає сценарії та починає реалізацію у своєму проєкті. Його React-додаток надсилає GET-запит на localhost:4000/api/tasks з заголовком sprint: 2 та отримує список задач у JSON-форматі.</w:t>
+      </w:r>
+    </w:p>
+    <w:p>
+      <w:r>
+        <w:rPr>
+          <w:b w:val="0"/>
+          <w:i w:val="0"/>
+        </w:rPr>
+        <w:t>Якщо студент хоче побачити як має працювати готовий додаток, він запускає frontend з monorepo та бачить повноцінний працюючий web-клієнт. Аналогічно для mobile — запуск мобільного додатку демонструє очікувану поведінку на мобільній платформі.</w:t>
+      </w:r>
+    </w:p>
+    <w:p>
+      <w:pPr>
+        <w:pStyle w:val="Heading2"/>
+      </w:pPr>
+      <w:r>
+        <w:t>3.7. Тестування</w:t>
+      </w:r>
+    </w:p>
+    <w:p>
+      <w:r>
+        <w:rPr>
+          <w:b w:val="0"/>
+          <w:i w:val="0"/>
+        </w:rPr>
         <w:t>Тестування платформи проведено на кількох рівнях для забезпечення якості та надійності всіх компонентів.</w:t>
       </w:r>
     </w:p>
@@ -4020,7 +4062,7 @@
         <w:ind w:firstLine="709"/>
       </w:pPr>
       <w:r>
-        <w:t>5. Реалізовано AI-асистент на основі LLM з контекстом проєкту.</w:t>
+        <w:t>5. Передбачено опційну роботу з AI-асистент на основі LLM з контекстом проєкту.</w:t>
       </w:r>
     </w:p>
     <w:p>

--- a/diploma.docx
+++ b/diploma.docx
@@ -241,7 +241,7 @@
           <w:b w:val="0"/>
           <w:i w:val="0"/>
         </w:rPr>
-        <w:t>У процесі виконання роботи було спроєктовано та реалізовано навчальну платформу, що містить три додатки (серверний, веб-клієнт, мобільний клієнт) та п'ять спільних пакетів, об'єднаних у monorepo-архітектурі з використанням Turborepo. Платформа реалізує спринтову модель навчання з поступовим ускладненням завдань та інтегрований AI-асистент для супроводу навчального процесу.</w:t>
+        <w:t>У процесі виконання роботи було спроєктовано та реалізовано навчальну платформу, що містить три додатки (серверний, веб-клієнт, мобільний клієнт) та п'ять спільних пакетів, об'єднаних у monorepo-архітектурі з використанням Turborepo. Платформа реалізує спринтову модель навчання з поступовим ускладненням завдань.</w:t>
       </w:r>
     </w:p>
     <w:p>
@@ -317,7 +317,7 @@
           <w:b w:val="0"/>
           <w:i w:val="0"/>
         </w:rPr>
-        <w:t>During the work, an educational platform was designed and implemented, containing three applications (server, web client, mobile client) and five shared packages, united in a monorepo architecture using Turborepo. The platform implements a sprint-based learning model with progressive task complexity and an integrated AI assistant to support the learning process.</w:t>
+        <w:t>During the work, an educational platform was designed and implemented, containing three applications (server, web client, mobile client) and five shared packages, united in a monorepo architecture using Turborepo. The platform implements a sprint-based learning model with progressive task complexity.</w:t>
       </w:r>
     </w:p>
     <w:p>
@@ -621,7 +621,7 @@
           <w:b w:val="0"/>
           <w:i w:val="0"/>
         </w:rPr>
-        <w:t>Мета роботи полягає у розробленні навчальної платформи на основі monorepo-архітектури, яка забезпечує набуття практичних навичок full-stack розробки через роботу з реальним багатокомпонентним проєктом та поспринтову систему завдань.</w:t>
+        <w:t>Мета роботи полягає у розробленні навчальної платформи на основі monorepo-архітектури, яка забезпечує набуття практичних навичок full-stack розробки через роботу з реальним багатокомпонентним проєктом та поспринтову систему.</w:t>
       </w:r>
     </w:p>
     <w:p>
@@ -829,7 +829,7 @@
           <w:b w:val="0"/>
           <w:i w:val="0"/>
         </w:rPr>
-        <w:t>Таким чином, існує потреба у навчальній платформі, яка б: надавала досвід роботи з повноцінною багатокомпонентною системою; дозволяла зосередитись на одному напрямку (frontend, backend або mobile), маючи решту компонентів готовими; забезпечувала поступове ускладнення завдань; та надавала підтримку у вигляді документації та AI-менторства.</w:t>
+        <w:t>Таким чином, існує потреба у навчальній платформі, яка б: надавала досвід роботи з повноцінною багатокомпонентною системою; дозволяла зосередитись на одному напрямку (frontend, backend або mobile), маючи решту компонентів готовими; забезпечувала поступове ускладнення завдань; та надавала підтримку у вигляді документації.</w:t>
       </w:r>
     </w:p>
     <w:p>
@@ -855,7 +855,7 @@
           <w:b w:val="0"/>
           <w:i w:val="0"/>
         </w:rPr>
-        <w:t>freeCodeCamp — безкоштовна платформа з інтерактивними завданнями, що охоплює HTML, CSS, JavaScript, React, Node.js та бази даних. Перевагами є структурований навчальний план та безкоштовність. Однак завдання є ізольованими — студент виконує окремі вправи у вбудованому редакторі, не працюючи з реальним проєктом. Відсутня інтеграція між frontend та backend частинами, немає досвіду роботи з системою контролю версій та командною розробкою.</w:t>
+        <w:t>freeCodeCamp — безкоштовна платформа з інтерактивними завданнями, що охоплює HTML, CSS, JavaScript, React, Node.js та бази даних. Перевагами є структурований навчальний план та те, що вона є безкоштовною. Однак завдання є ізольованими — студент виконує окремі вправи у вбудованому редакторі, не працюючи з реальним проєктом. Відсутня інтеграція між frontend та backend частинами, немає досвіду роботи з системою контролю версій та командною розробкою.</w:t>
       </w:r>
     </w:p>
     <w:p>
@@ -882,7 +882,7 @@
           <w:b w:val="0"/>
           <w:i w:val="0"/>
         </w:rPr>
-        <w:t>Udemy, Coursera — платформи з відеокурсами від індивідуальних інструкторів та університетів. Надають теоретичну базу та демонстрацію процесу розробки. Курси зазвичай включають побудову проєкту від початку до кінця, що дає уявлення про повний цикл розробки. Деякі курси на Coursera мають peer review та автоматичну перевірку завдань. Обмеження: переважно пасивне навчання (перегляд відео), відсутність інтерактивності та адаптації під рівень студента. Проєкти курсу часто застарівають через швидкий розвиток технологій. Студент повторює дії інструктора, а не вирішує задачі самостійно.</w:t>
+        <w:t>Udemy, Coursera — платформи з відеокурсами від індивідуальних інструкторів та університетів. Надають теоретичну базу та демонстрацію процесу розробки. Курси зазвичай включають побудову проєкту від початку до кінця, що дає уявлення про повний цикл розробки. Деякі курси на Coursera мають peer review та автоматичну перевірку завдань. Обмеження: переважно пасивне навчання (перегляд відео), відсутність інтерактивності та адаптації під рівень студента. Проєкти курсу часто втрачають свою актуальність через швидкий розвиток технологій. Студент повторює дії інструктора, а не вирішує задачі самостійно.</w:t>
       </w:r>
     </w:p>
     <w:p>
@@ -1656,7 +1656,7 @@
         <w:ind w:firstLine="709"/>
       </w:pPr>
       <w:r>
-        <w:t>2. Проаналізовано існуючі навчальні платформи (freeCodeCamp, The Odin Project, Codecademy, Exercism) та виявлено їх обмеження: ізольованість завдань, відсутність повноцінного full-stack досвіду та спринтової моделі.</w:t>
+        <w:t>2. Проаналізовано існуючі навчальні платформи та виявлено їх обмеження: ізольованість завдань, відсутність повноцінного full-stack досвіду та спринтової моделі.</w:t>
       </w:r>
     </w:p>
     <w:p>
@@ -1735,7 +1735,7 @@
         <w:ind w:firstLine="709"/>
       </w:pPr>
       <w:r>
-        <w:t>– референсну реалізацію обраного напрямку для самоперевірки.</w:t>
+        <w:t>– референсну реалізацію обраного напрямку для самоперевірки;</w:t>
       </w:r>
     </w:p>
     <w:p>
@@ -1874,7 +1874,7 @@
           <w:b w:val="0"/>
           <w:i w:val="0"/>
         </w:rPr>
-        <w:t>Студент клонує monorepo-репозиторій та запускає серверний додаток командою у терміналі. Backend стартує на порту 4000 та надає повноцінний REST API. Студент відкриває документацію з тікетами для Frontend Sprint 1, створює свій окремий React-проєкт та починає реалізовувати задачі: верстку сторінки реєстрації, валідацію форм, інтеграцію з API авторизації. Його додаток працює з готовим backend, що дозволяє одразу бачити результат. Якщо студент стикається з труднощами, він може звернутися до AI-асистента або переглянути референсну реалізацію frontend-додатку у monorepo.</w:t>
+        <w:t>Студент клонує monorepo-репозиторій та запускає серверний додаток командою у терміналі. Backend стартує на порту 4000 та надає повноцінний REST API. Студент відкриває документацію з тікетами для Frontend Sprint 1, створює свій окремий React-проєкт та починає реалізовувати задачі: верстку сторінки реєстрації, валідацію форм, інтеграцію з API авторизації. Його додаток працює з готовим backend, що дозволяє одразу бачити результат. Якщо студент стикається з труднощами, він може звернутися до AI-асистента в розумній IDE або переглянути референсну реалізацію frontend-додатку у monorepo.</w:t>
       </w:r>
     </w:p>
     <w:p>
@@ -1928,7 +1928,7 @@
           <w:b w:val="0"/>
           <w:i w:val="0"/>
         </w:rPr>
-        <w:t>На будь-якому етапі роботи студент може звернутися до AI-асистента. Асистент має контекст проєкту: знає структуру monorepo, технологічний стек, зміст тікетів поточного спринту та архітектурні рішення. Студент запитує: «Як реалізувати захищений маршрут у React?» — асистент пояснює концепцію, дає підказки щодо підходу, але не надає готовий код. Це імітує роботу з ментором у реальній компанії.</w:t>
+        <w:t>На будь-якому етапі роботи студент може використовувати вбудованого AI-асистента в розумній IDE. Асистент має доступ до контексту проєкту: структури monorepo, технологічного стеку, змісту тікетів поточного спринту та прийнятих архітектурних рішень. Наприклад, якщо студент запитає: «Як реалізувати захищений маршрут у React?», асистент пояснить відповідні концепції, запропонує можливі підходи до реалізації та зверне увагу на важливі аспекти, але не надаватиме готового коду. Такий формат роботи відображає сучасну практику використання AI-інструментів розробниками під час створення програмного забезпечення.</w:t>
       </w:r>
     </w:p>
     <w:p>
@@ -4100,7 +4100,7 @@
         <w:ind w:firstLine="709"/>
       </w:pPr>
       <w:r>
-        <w:t>1. Проведено аналіз існуючих навчальних платформ для розробників (freeCodeCamp, The Odin Project, Codecademy, Exercism) та виявлено їх ключові обмеження: ізольованість завдань, відсутність досвіду роботи з багатокомпонентними системами, відсутність спринтової моделі навчання.</w:t>
+        <w:t>1. Проведено аналіз існуючих навчальних платформ для розробників та виявлено їх ключові обмеження: ізольованість завдань, відсутність досвіду роботи з багатокомпонентними системами, відсутність спринтової моделі навчання.</w:t>
       </w:r>
     </w:p>
     <w:p>

--- a/diploma.docx
+++ b/diploma.docx
@@ -207,6 +207,11 @@
           <w:b/>
         </w:rPr>
         <w:t>Ключак О. А.</w:t>
+      </w:r>
+    </w:p>
+    <w:p>
+      <w:r>
+        <w:br w:type="page"/>
       </w:r>
     </w:p>
     <w:p>

--- a/diploma.docx
+++ b/diploma.docx
@@ -4018,7 +4018,7 @@
         <w:pStyle w:val="Heading2"/>
       </w:pPr>
       <w:r>
-        <w:t>3.8. Висновки за розділом</w:t>
+        <w:t>3.7. Висновки за розділом</w:t>
       </w:r>
     </w:p>
     <w:p>
@@ -4027,7 +4027,7 @@
           <w:b w:val="0"/>
           <w:i w:val="0"/>
         </w:rPr>
-        <w:t>У третьому розділі виконано реалізацію та тестування платформи:</w:t>
+        <w:t>У третьому розділі виконано реалізацію платформи:</w:t>
       </w:r>
     </w:p>
     <w:p>
@@ -4075,7 +4075,1576 @@
         <w:ind w:firstLine="709"/>
       </w:pPr>
       <w:r>
-        <w:t>6. Проведено функціональне, інтеграційне тестування та пілотне тестування навчального процесу.</w:t>
+        <w:t>6. Продемонстровано інтеграцію компонентів та працездатність системи.</w:t>
+      </w:r>
+    </w:p>
+    <w:p>
+      <w:r>
+        <w:br w:type="page"/>
+      </w:r>
+    </w:p>
+    <w:p>
+      <w:pPr>
+        <w:pStyle w:val="Heading1"/>
+      </w:pPr>
+      <w:r>
+        <w:t>РОЗДІЛ 4. ТЕСТУВАННЯ ТА ОЦІНЮВАННЯ ЕФЕКТИВНОСТІ</w:t>
+      </w:r>
+    </w:p>
+    <w:p>
+      <w:pPr>
+        <w:pStyle w:val="Heading2"/>
+      </w:pPr>
+      <w:r>
+        <w:t>4.1. Методика тестування</w:t>
+      </w:r>
+    </w:p>
+    <w:p>
+      <w:r>
+        <w:rPr>
+          <w:b w:val="0"/>
+          <w:i w:val="0"/>
+        </w:rPr>
+        <w:t>Тестування навчальної платформи проведено на кількох рівнях для забезпечення якості, надійності та відповідності вимогам. Методика тестування включає функціональне тестування окремих компонентів, інтеграційне тестування взаємодії між ними, тестування спільних пакетів та пілотне тестування навчального процесу з групою студентів.</w:t>
+      </w:r>
+    </w:p>
+    <w:p>
+      <w:r>
+        <w:rPr>
+          <w:b w:val="0"/>
+          <w:i w:val="0"/>
+        </w:rPr>
+        <w:t>Для кожного рівня тестування визначено тестові сценарії, вхідні дані, очікувані результати та критерії оцінювання. Тестування проводилось у середовищі, максимально наближеному до реального використання: локальний запуск monorepo з усіма компонентами.</w:t>
+      </w:r>
+    </w:p>
+    <w:p>
+      <w:pPr>
+        <w:pStyle w:val="Heading2"/>
+      </w:pPr>
+      <w:r>
+        <w:t>4.2. Функціональне тестування серверного додатку</w:t>
+      </w:r>
+    </w:p>
+    <w:p>
+      <w:r>
+        <w:rPr>
+          <w:b w:val="0"/>
+          <w:i w:val="0"/>
+        </w:rPr>
+        <w:t>Функціональне тестування backend виконано через Postman з колекціями запитів для кожного спринту. Для кожного ендпоінту перевірено happy path та error handling сценарії.</w:t>
+      </w:r>
+    </w:p>
+    <w:p>
+      <w:r>
+        <w:rPr>
+          <w:b w:val="0"/>
+          <w:i w:val="0"/>
+        </w:rPr>
+        <w:t>Результати тестування API Sprint 1 (авторизація):</w:t>
+      </w:r>
+    </w:p>
+    <w:tbl>
+      <w:tblPr>
+        <w:tblStyle w:val="TableGrid"/>
+        <w:tblW w:type="auto" w:w="0"/>
+        <w:tblLook w:firstColumn="1" w:firstRow="1" w:lastColumn="0" w:lastRow="0" w:noHBand="0" w:noVBand="1" w:val="04A0"/>
+      </w:tblPr>
+      <w:tblGrid>
+        <w:gridCol w:w="2493"/>
+        <w:gridCol w:w="2493"/>
+        <w:gridCol w:w="2493"/>
+        <w:gridCol w:w="2493"/>
+      </w:tblGrid>
+      <w:tr>
+        <w:tc>
+          <w:tcPr>
+            <w:tcW w:type="dxa" w:w="2493"/>
+          </w:tcPr>
+          <w:p>
+            <w:r>
+              <w:t>Ендпоінт</w:t>
+            </w:r>
+          </w:p>
+        </w:tc>
+        <w:tc>
+          <w:tcPr>
+            <w:tcW w:type="dxa" w:w="2493"/>
+          </w:tcPr>
+          <w:p>
+            <w:r>
+              <w:t>Сценарій</w:t>
+            </w:r>
+          </w:p>
+        </w:tc>
+        <w:tc>
+          <w:tcPr>
+            <w:tcW w:type="dxa" w:w="2493"/>
+          </w:tcPr>
+          <w:p>
+            <w:r>
+              <w:t>Очікуваний результат</w:t>
+            </w:r>
+          </w:p>
+        </w:tc>
+        <w:tc>
+          <w:tcPr>
+            <w:tcW w:type="dxa" w:w="2493"/>
+          </w:tcPr>
+          <w:p>
+            <w:r>
+              <w:t>Статус</w:t>
+            </w:r>
+          </w:p>
+        </w:tc>
+      </w:tr>
+      <w:tr>
+        <w:tc>
+          <w:tcPr>
+            <w:tcW w:type="dxa" w:w="2493"/>
+          </w:tcPr>
+          <w:p>
+            <w:r>
+              <w:t>POST /auth/registration</w:t>
+            </w:r>
+          </w:p>
+        </w:tc>
+        <w:tc>
+          <w:tcPr>
+            <w:tcW w:type="dxa" w:w="2493"/>
+          </w:tcPr>
+          <w:p>
+            <w:r>
+              <w:t>Коректні дані</w:t>
+            </w:r>
+          </w:p>
+        </w:tc>
+        <w:tc>
+          <w:tcPr>
+            <w:tcW w:type="dxa" w:w="2493"/>
+          </w:tcPr>
+          <w:p>
+            <w:r>
+              <w:t>201, access_token</w:t>
+            </w:r>
+          </w:p>
+        </w:tc>
+        <w:tc>
+          <w:tcPr>
+            <w:tcW w:type="dxa" w:w="2493"/>
+          </w:tcPr>
+          <w:p>
+            <w:r>
+              <w:t>✓</w:t>
+            </w:r>
+          </w:p>
+        </w:tc>
+      </w:tr>
+      <w:tr>
+        <w:tc>
+          <w:tcPr>
+            <w:tcW w:type="dxa" w:w="2493"/>
+          </w:tcPr>
+          <w:p>
+            <w:r>
+              <w:t>POST /auth/registration</w:t>
+            </w:r>
+          </w:p>
+        </w:tc>
+        <w:tc>
+          <w:tcPr>
+            <w:tcW w:type="dxa" w:w="2493"/>
+          </w:tcPr>
+          <w:p>
+            <w:r>
+              <w:t>Дублікат email</w:t>
+            </w:r>
+          </w:p>
+        </w:tc>
+        <w:tc>
+          <w:tcPr>
+            <w:tcW w:type="dxa" w:w="2493"/>
+          </w:tcPr>
+          <w:p>
+            <w:r>
+              <w:t>400, error</w:t>
+            </w:r>
+          </w:p>
+        </w:tc>
+        <w:tc>
+          <w:tcPr>
+            <w:tcW w:type="dxa" w:w="2493"/>
+          </w:tcPr>
+          <w:p>
+            <w:r>
+              <w:t>✓</w:t>
+            </w:r>
+          </w:p>
+        </w:tc>
+      </w:tr>
+      <w:tr>
+        <w:tc>
+          <w:tcPr>
+            <w:tcW w:type="dxa" w:w="2493"/>
+          </w:tcPr>
+          <w:p>
+            <w:r>
+              <w:t>POST /auth/login</w:t>
+            </w:r>
+          </w:p>
+        </w:tc>
+        <w:tc>
+          <w:tcPr>
+            <w:tcW w:type="dxa" w:w="2493"/>
+          </w:tcPr>
+          <w:p>
+            <w:r>
+              <w:t>Коректні дані</w:t>
+            </w:r>
+          </w:p>
+        </w:tc>
+        <w:tc>
+          <w:tcPr>
+            <w:tcW w:type="dxa" w:w="2493"/>
+          </w:tcPr>
+          <w:p>
+            <w:r>
+              <w:t>200, access_token</w:t>
+            </w:r>
+          </w:p>
+        </w:tc>
+        <w:tc>
+          <w:tcPr>
+            <w:tcW w:type="dxa" w:w="2493"/>
+          </w:tcPr>
+          <w:p>
+            <w:r>
+              <w:t>✓</w:t>
+            </w:r>
+          </w:p>
+        </w:tc>
+      </w:tr>
+      <w:tr>
+        <w:tc>
+          <w:tcPr>
+            <w:tcW w:type="dxa" w:w="2493"/>
+          </w:tcPr>
+          <w:p>
+            <w:r>
+              <w:t>POST /auth/login</w:t>
+            </w:r>
+          </w:p>
+        </w:tc>
+        <w:tc>
+          <w:tcPr>
+            <w:tcW w:type="dxa" w:w="2493"/>
+          </w:tcPr>
+          <w:p>
+            <w:r>
+              <w:t>Невірний пароль</w:t>
+            </w:r>
+          </w:p>
+        </w:tc>
+        <w:tc>
+          <w:tcPr>
+            <w:tcW w:type="dxa" w:w="2493"/>
+          </w:tcPr>
+          <w:p>
+            <w:r>
+              <w:t>401, error</w:t>
+            </w:r>
+          </w:p>
+        </w:tc>
+        <w:tc>
+          <w:tcPr>
+            <w:tcW w:type="dxa" w:w="2493"/>
+          </w:tcPr>
+          <w:p>
+            <w:r>
+              <w:t>✓</w:t>
+            </w:r>
+          </w:p>
+        </w:tc>
+      </w:tr>
+    </w:tbl>
+    <w:p>
+      <w:pPr>
+        <w:spacing w:before="120"/>
+        <w:ind w:firstLine="0"/>
+        <w:jc w:val="center"/>
+      </w:pPr>
+      <w:r>
+        <w:rPr>
+          <w:i/>
+          <w:sz w:val="24"/>
+        </w:rPr>
+        <w:t>Таблиця 4.1 — Результати тестування API авторизації</w:t>
+      </w:r>
+    </w:p>
+    <w:p>
+      <w:r>
+        <w:rPr>
+          <w:b w:val="0"/>
+          <w:i w:val="0"/>
+        </w:rPr>
+        <w:t>Результати тестування API Sprint 2-3 (задачі):</w:t>
+      </w:r>
+    </w:p>
+    <w:tbl>
+      <w:tblPr>
+        <w:tblStyle w:val="TableGrid"/>
+        <w:tblW w:type="auto" w:w="0"/>
+        <w:tblLook w:firstColumn="1" w:firstRow="1" w:lastColumn="0" w:lastRow="0" w:noHBand="0" w:noVBand="1" w:val="04A0"/>
+      </w:tblPr>
+      <w:tblGrid>
+        <w:gridCol w:w="2493"/>
+        <w:gridCol w:w="2493"/>
+        <w:gridCol w:w="2493"/>
+        <w:gridCol w:w="2493"/>
+      </w:tblGrid>
+      <w:tr>
+        <w:tc>
+          <w:tcPr>
+            <w:tcW w:type="dxa" w:w="2493"/>
+          </w:tcPr>
+          <w:p>
+            <w:r>
+              <w:t>Ендпоінт</w:t>
+            </w:r>
+          </w:p>
+        </w:tc>
+        <w:tc>
+          <w:tcPr>
+            <w:tcW w:type="dxa" w:w="2493"/>
+          </w:tcPr>
+          <w:p>
+            <w:r>
+              <w:t>Сценарій</w:t>
+            </w:r>
+          </w:p>
+        </w:tc>
+        <w:tc>
+          <w:tcPr>
+            <w:tcW w:type="dxa" w:w="2493"/>
+          </w:tcPr>
+          <w:p>
+            <w:r>
+              <w:t>Очікуваний результат</w:t>
+            </w:r>
+          </w:p>
+        </w:tc>
+        <w:tc>
+          <w:tcPr>
+            <w:tcW w:type="dxa" w:w="2493"/>
+          </w:tcPr>
+          <w:p>
+            <w:r>
+              <w:t>Статус</w:t>
+            </w:r>
+          </w:p>
+        </w:tc>
+      </w:tr>
+      <w:tr>
+        <w:tc>
+          <w:tcPr>
+            <w:tcW w:type="dxa" w:w="2493"/>
+          </w:tcPr>
+          <w:p>
+            <w:r>
+              <w:t>GET /tasks</w:t>
+            </w:r>
+          </w:p>
+        </w:tc>
+        <w:tc>
+          <w:tcPr>
+            <w:tcW w:type="dxa" w:w="2493"/>
+          </w:tcPr>
+          <w:p>
+            <w:r>
+              <w:t>Авторизований</w:t>
+            </w:r>
+          </w:p>
+        </w:tc>
+        <w:tc>
+          <w:tcPr>
+            <w:tcW w:type="dxa" w:w="2493"/>
+          </w:tcPr>
+          <w:p>
+            <w:r>
+              <w:t>200, масив задач</w:t>
+            </w:r>
+          </w:p>
+        </w:tc>
+        <w:tc>
+          <w:tcPr>
+            <w:tcW w:type="dxa" w:w="2493"/>
+          </w:tcPr>
+          <w:p>
+            <w:r>
+              <w:t>✓</w:t>
+            </w:r>
+          </w:p>
+        </w:tc>
+      </w:tr>
+      <w:tr>
+        <w:tc>
+          <w:tcPr>
+            <w:tcW w:type="dxa" w:w="2493"/>
+          </w:tcPr>
+          <w:p>
+            <w:r>
+              <w:t>GET /tasks</w:t>
+            </w:r>
+          </w:p>
+        </w:tc>
+        <w:tc>
+          <w:tcPr>
+            <w:tcW w:type="dxa" w:w="2493"/>
+          </w:tcPr>
+          <w:p>
+            <w:r>
+              <w:t>Без токена</w:t>
+            </w:r>
+          </w:p>
+        </w:tc>
+        <w:tc>
+          <w:tcPr>
+            <w:tcW w:type="dxa" w:w="2493"/>
+          </w:tcPr>
+          <w:p>
+            <w:r>
+              <w:t>401, unauthorized</w:t>
+            </w:r>
+          </w:p>
+        </w:tc>
+        <w:tc>
+          <w:tcPr>
+            <w:tcW w:type="dxa" w:w="2493"/>
+          </w:tcPr>
+          <w:p>
+            <w:r>
+              <w:t>✓</w:t>
+            </w:r>
+          </w:p>
+        </w:tc>
+      </w:tr>
+      <w:tr>
+        <w:tc>
+          <w:tcPr>
+            <w:tcW w:type="dxa" w:w="2493"/>
+          </w:tcPr>
+          <w:p>
+            <w:r>
+              <w:t>POST /tasks</w:t>
+            </w:r>
+          </w:p>
+        </w:tc>
+        <w:tc>
+          <w:tcPr>
+            <w:tcW w:type="dxa" w:w="2493"/>
+          </w:tcPr>
+          <w:p>
+            <w:r>
+              <w:t>З файлами</w:t>
+            </w:r>
+          </w:p>
+        </w:tc>
+        <w:tc>
+          <w:tcPr>
+            <w:tcW w:type="dxa" w:w="2493"/>
+          </w:tcPr>
+          <w:p>
+            <w:r>
+              <w:t>201, створена задача</w:t>
+            </w:r>
+          </w:p>
+        </w:tc>
+        <w:tc>
+          <w:tcPr>
+            <w:tcW w:type="dxa" w:w="2493"/>
+          </w:tcPr>
+          <w:p>
+            <w:r>
+              <w:t>✓</w:t>
+            </w:r>
+          </w:p>
+        </w:tc>
+      </w:tr>
+      <w:tr>
+        <w:tc>
+          <w:tcPr>
+            <w:tcW w:type="dxa" w:w="2493"/>
+          </w:tcPr>
+          <w:p>
+            <w:r>
+              <w:t>PUT /tasks/:id</w:t>
+            </w:r>
+          </w:p>
+        </w:tc>
+        <w:tc>
+          <w:tcPr>
+            <w:tcW w:type="dxa" w:w="2493"/>
+          </w:tcPr>
+          <w:p>
+            <w:r>
+              <w:t>Оновлення</w:t>
+            </w:r>
+          </w:p>
+        </w:tc>
+        <w:tc>
+          <w:tcPr>
+            <w:tcW w:type="dxa" w:w="2493"/>
+          </w:tcPr>
+          <w:p>
+            <w:r>
+              <w:t>200, оновлена задача</w:t>
+            </w:r>
+          </w:p>
+        </w:tc>
+        <w:tc>
+          <w:tcPr>
+            <w:tcW w:type="dxa" w:w="2493"/>
+          </w:tcPr>
+          <w:p>
+            <w:r>
+              <w:t>✓</w:t>
+            </w:r>
+          </w:p>
+        </w:tc>
+      </w:tr>
+      <w:tr>
+        <w:tc>
+          <w:tcPr>
+            <w:tcW w:type="dxa" w:w="2493"/>
+          </w:tcPr>
+          <w:p>
+            <w:r>
+              <w:t>DELETE /tasks/:id</w:t>
+            </w:r>
+          </w:p>
+        </w:tc>
+        <w:tc>
+          <w:tcPr>
+            <w:tcW w:type="dxa" w:w="2493"/>
+          </w:tcPr>
+          <w:p>
+            <w:r>
+              <w:t>Видалення</w:t>
+            </w:r>
+          </w:p>
+        </w:tc>
+        <w:tc>
+          <w:tcPr>
+            <w:tcW w:type="dxa" w:w="2493"/>
+          </w:tcPr>
+          <w:p>
+            <w:r>
+              <w:t>200, success</w:t>
+            </w:r>
+          </w:p>
+        </w:tc>
+        <w:tc>
+          <w:tcPr>
+            <w:tcW w:type="dxa" w:w="2493"/>
+          </w:tcPr>
+          <w:p>
+            <w:r>
+              <w:t>✓</w:t>
+            </w:r>
+          </w:p>
+        </w:tc>
+      </w:tr>
+      <w:tr>
+        <w:tc>
+          <w:tcPr>
+            <w:tcW w:type="dxa" w:w="2493"/>
+          </w:tcPr>
+          <w:p>
+            <w:r>
+              <w:t>GET /tasks/:id</w:t>
+            </w:r>
+          </w:p>
+        </w:tc>
+        <w:tc>
+          <w:tcPr>
+            <w:tcW w:type="dxa" w:w="2493"/>
+          </w:tcPr>
+          <w:p>
+            <w:r>
+              <w:t>Неіснуючий ID</w:t>
+            </w:r>
+          </w:p>
+        </w:tc>
+        <w:tc>
+          <w:tcPr>
+            <w:tcW w:type="dxa" w:w="2493"/>
+          </w:tcPr>
+          <w:p>
+            <w:r>
+              <w:t>404, not found</w:t>
+            </w:r>
+          </w:p>
+        </w:tc>
+        <w:tc>
+          <w:tcPr>
+            <w:tcW w:type="dxa" w:w="2493"/>
+          </w:tcPr>
+          <w:p>
+            <w:r>
+              <w:t>✓</w:t>
+            </w:r>
+          </w:p>
+        </w:tc>
+      </w:tr>
+    </w:tbl>
+    <w:p>
+      <w:pPr>
+        <w:spacing w:before="120"/>
+        <w:ind w:firstLine="0"/>
+        <w:jc w:val="center"/>
+      </w:pPr>
+      <w:r>
+        <w:rPr>
+          <w:i/>
+          <w:sz w:val="24"/>
+        </w:rPr>
+        <w:t>Таблиця 4.2 — Результати тестування API задач</w:t>
+      </w:r>
+    </w:p>
+    <w:p>
+      <w:r>
+        <w:rPr>
+          <w:b w:val="0"/>
+          <w:i w:val="0"/>
+        </w:rPr>
+        <w:t>Усі API-ендпоінти для всіх чотирьох спринтів пройшли функціональне тестування успішно. Загалом протестовано 32 ендпоінти з 64 тестовими сценаріями.</w:t>
+      </w:r>
+    </w:p>
+    <w:p>
+      <w:pPr>
+        <w:pStyle w:val="Heading2"/>
+      </w:pPr>
+      <w:r>
+        <w:t>4.3. Інтеграційне тестування</w:t>
+      </w:r>
+    </w:p>
+    <w:p>
+      <w:r>
+        <w:rPr>
+          <w:b w:val="0"/>
+          <w:i w:val="0"/>
+        </w:rPr>
+        <w:t>Інтеграційне тестування перевіряє коректність взаємодії між компонентами системи: frontend ↔ backend, mobile ↔ backend, та коректність роботи спільних пакетів у різних середовищах.</w:t>
+      </w:r>
+    </w:p>
+    <w:p>
+      <w:r>
+        <w:rPr>
+          <w:b w:val="0"/>
+          <w:i w:val="0"/>
+        </w:rPr>
+        <w:t>Тестові сценарії інтеграційного тестування:</w:t>
+      </w:r>
+    </w:p>
+    <w:tbl>
+      <w:tblPr>
+        <w:tblStyle w:val="TableGrid"/>
+        <w:tblW w:type="auto" w:w="0"/>
+        <w:tblLook w:firstColumn="1" w:firstRow="1" w:lastColumn="0" w:lastRow="0" w:noHBand="0" w:noVBand="1" w:val="04A0"/>
+      </w:tblPr>
+      <w:tblGrid>
+        <w:gridCol w:w="3324"/>
+        <w:gridCol w:w="3324"/>
+        <w:gridCol w:w="3324"/>
+      </w:tblGrid>
+      <w:tr>
+        <w:tc>
+          <w:tcPr>
+            <w:tcW w:type="dxa" w:w="3324"/>
+          </w:tcPr>
+          <w:p>
+            <w:r>
+              <w:t>Сценарій</w:t>
+            </w:r>
+          </w:p>
+        </w:tc>
+        <w:tc>
+          <w:tcPr>
+            <w:tcW w:type="dxa" w:w="3324"/>
+          </w:tcPr>
+          <w:p>
+            <w:r>
+              <w:t>Компоненти</w:t>
+            </w:r>
+          </w:p>
+        </w:tc>
+        <w:tc>
+          <w:tcPr>
+            <w:tcW w:type="dxa" w:w="3324"/>
+          </w:tcPr>
+          <w:p>
+            <w:r>
+              <w:t>Статус</w:t>
+            </w:r>
+          </w:p>
+        </w:tc>
+      </w:tr>
+      <w:tr>
+        <w:tc>
+          <w:tcPr>
+            <w:tcW w:type="dxa" w:w="3324"/>
+          </w:tcPr>
+          <w:p>
+            <w:r>
+              <w:t>Реєстрація → отримання токена → запит задач</w:t>
+            </w:r>
+          </w:p>
+        </w:tc>
+        <w:tc>
+          <w:tcPr>
+            <w:tcW w:type="dxa" w:w="3324"/>
+          </w:tcPr>
+          <w:p>
+            <w:r>
+              <w:t>Frontend + Backend</w:t>
+            </w:r>
+          </w:p>
+        </w:tc>
+        <w:tc>
+          <w:tcPr>
+            <w:tcW w:type="dxa" w:w="3324"/>
+          </w:tcPr>
+          <w:p>
+            <w:r>
+              <w:t>✓</w:t>
+            </w:r>
+          </w:p>
+        </w:tc>
+      </w:tr>
+      <w:tr>
+        <w:tc>
+          <w:tcPr>
+            <w:tcW w:type="dxa" w:w="3324"/>
+          </w:tcPr>
+          <w:p>
+            <w:r>
+              <w:t>Авторизація → профіль → оновлення аватара</w:t>
+            </w:r>
+          </w:p>
+        </w:tc>
+        <w:tc>
+          <w:tcPr>
+            <w:tcW w:type="dxa" w:w="3324"/>
+          </w:tcPr>
+          <w:p>
+            <w:r>
+              <w:t>Frontend + Backend</w:t>
+            </w:r>
+          </w:p>
+        </w:tc>
+        <w:tc>
+          <w:tcPr>
+            <w:tcW w:type="dxa" w:w="3324"/>
+          </w:tcPr>
+          <w:p>
+            <w:r>
+              <w:t>✓</w:t>
+            </w:r>
+          </w:p>
+        </w:tc>
+      </w:tr>
+      <w:tr>
+        <w:tc>
+          <w:tcPr>
+            <w:tcW w:type="dxa" w:w="3324"/>
+          </w:tcPr>
+          <w:p>
+            <w:r>
+              <w:t>Створення задачі з файлами → відображення</w:t>
+            </w:r>
+          </w:p>
+        </w:tc>
+        <w:tc>
+          <w:tcPr>
+            <w:tcW w:type="dxa" w:w="3324"/>
+          </w:tcPr>
+          <w:p>
+            <w:r>
+              <w:t>Frontend + Backend</w:t>
+            </w:r>
+          </w:p>
+        </w:tc>
+        <w:tc>
+          <w:tcPr>
+            <w:tcW w:type="dxa" w:w="3324"/>
+          </w:tcPr>
+          <w:p>
+            <w:r>
+              <w:t>✓</w:t>
+            </w:r>
+          </w:p>
+        </w:tc>
+      </w:tr>
+      <w:tr>
+        <w:tc>
+          <w:tcPr>
+            <w:tcW w:type="dxa" w:w="3324"/>
+          </w:tcPr>
+          <w:p>
+            <w:r>
+              <w:t>Зміна спринту → зміна доступного API</w:t>
+            </w:r>
+          </w:p>
+        </w:tc>
+        <w:tc>
+          <w:tcPr>
+            <w:tcW w:type="dxa" w:w="3324"/>
+          </w:tcPr>
+          <w:p>
+            <w:r>
+              <w:t>DevMenu + Sprint Router</w:t>
+            </w:r>
+          </w:p>
+        </w:tc>
+        <w:tc>
+          <w:tcPr>
+            <w:tcW w:type="dxa" w:w="3324"/>
+          </w:tcPr>
+          <w:p>
+            <w:r>
+              <w:t>✓</w:t>
+            </w:r>
+          </w:p>
+        </w:tc>
+      </w:tr>
+      <w:tr>
+        <w:tc>
+          <w:tcPr>
+            <w:tcW w:type="dxa" w:w="3324"/>
+          </w:tcPr>
+          <w:p>
+            <w:r>
+              <w:t>Спільний store працює в web і mobile</w:t>
+            </w:r>
+          </w:p>
+        </w:tc>
+        <w:tc>
+          <w:tcPr>
+            <w:tcW w:type="dxa" w:w="3324"/>
+          </w:tcPr>
+          <w:p>
+            <w:r>
+              <w:t>Packages + Apps</w:t>
+            </w:r>
+          </w:p>
+        </w:tc>
+        <w:tc>
+          <w:tcPr>
+            <w:tcW w:type="dxa" w:w="3324"/>
+          </w:tcPr>
+          <w:p>
+            <w:r>
+              <w:t>✓</w:t>
+            </w:r>
+          </w:p>
+        </w:tc>
+      </w:tr>
+    </w:tbl>
+    <w:p>
+      <w:pPr>
+        <w:spacing w:before="120"/>
+        <w:ind w:firstLine="0"/>
+        <w:jc w:val="center"/>
+      </w:pPr>
+      <w:r>
+        <w:rPr>
+          <w:i/>
+          <w:sz w:val="24"/>
+        </w:rPr>
+        <w:t>Таблиця 4.3 — Результати інтеграційного тестування</w:t>
+      </w:r>
+    </w:p>
+    <w:p>
+      <w:r>
+        <w:rPr>
+          <w:b w:val="0"/>
+          <w:i w:val="0"/>
+        </w:rPr>
+        <w:t>Інтеграційне тестування підтвердило коректність взаємодії між усіма компонентами системи. Спринтовий роутинг працює правильно — при зміні заголовка sprint клієнт отримує відповідний рівень API без перезапуску сервера.</w:t>
+      </w:r>
+    </w:p>
+    <w:p>
+      <w:pPr>
+        <w:pStyle w:val="Heading2"/>
+      </w:pPr>
+      <w:r>
+        <w:t>4.4. Тестування спільних пакетів</w:t>
+      </w:r>
+    </w:p>
+    <w:p>
+      <w:r>
+        <w:rPr>
+          <w:b w:val="0"/>
+          <w:i w:val="0"/>
+        </w:rPr>
+        <w:t>Спільні пакети тестувались на коректність збірки та імпорту у різних середовищах виконання.</w:t>
+      </w:r>
+    </w:p>
+    <w:tbl>
+      <w:tblPr>
+        <w:tblStyle w:val="TableGrid"/>
+        <w:tblW w:type="auto" w:w="0"/>
+        <w:tblLook w:firstColumn="1" w:firstRow="1" w:lastColumn="0" w:lastRow="0" w:noHBand="0" w:noVBand="1" w:val="04A0"/>
+      </w:tblPr>
+      <w:tblGrid>
+        <w:gridCol w:w="2493"/>
+        <w:gridCol w:w="2493"/>
+        <w:gridCol w:w="2493"/>
+        <w:gridCol w:w="2493"/>
+      </w:tblGrid>
+      <w:tr>
+        <w:tc>
+          <w:tcPr>
+            <w:tcW w:type="dxa" w:w="2493"/>
+          </w:tcPr>
+          <w:p>
+            <w:r>
+              <w:t>Пакет</w:t>
+            </w:r>
+          </w:p>
+        </w:tc>
+        <w:tc>
+          <w:tcPr>
+            <w:tcW w:type="dxa" w:w="2493"/>
+          </w:tcPr>
+          <w:p>
+            <w:r>
+              <w:t>ESM збірка</w:t>
+            </w:r>
+          </w:p>
+        </w:tc>
+        <w:tc>
+          <w:tcPr>
+            <w:tcW w:type="dxa" w:w="2493"/>
+          </w:tcPr>
+          <w:p>
+            <w:r>
+              <w:t>CJS збірка</w:t>
+            </w:r>
+          </w:p>
+        </w:tc>
+        <w:tc>
+          <w:tcPr>
+            <w:tcW w:type="dxa" w:w="2493"/>
+          </w:tcPr>
+          <w:p>
+            <w:r>
+              <w:t>Типи</w:t>
+            </w:r>
+          </w:p>
+        </w:tc>
+      </w:tr>
+      <w:tr>
+        <w:tc>
+          <w:tcPr>
+            <w:tcW w:type="dxa" w:w="2493"/>
+          </w:tcPr>
+          <w:p>
+            <w:r>
+              <w:t>types</w:t>
+            </w:r>
+          </w:p>
+        </w:tc>
+        <w:tc>
+          <w:tcPr>
+            <w:tcW w:type="dxa" w:w="2493"/>
+          </w:tcPr>
+          <w:p>
+            <w:r>
+              <w:t>✓</w:t>
+            </w:r>
+          </w:p>
+        </w:tc>
+        <w:tc>
+          <w:tcPr>
+            <w:tcW w:type="dxa" w:w="2493"/>
+          </w:tcPr>
+          <w:p>
+            <w:r>
+              <w:t>✓</w:t>
+            </w:r>
+          </w:p>
+        </w:tc>
+        <w:tc>
+          <w:tcPr>
+            <w:tcW w:type="dxa" w:w="2493"/>
+          </w:tcPr>
+          <w:p>
+            <w:r>
+              <w:t>✓</w:t>
+            </w:r>
+          </w:p>
+        </w:tc>
+      </w:tr>
+      <w:tr>
+        <w:tc>
+          <w:tcPr>
+            <w:tcW w:type="dxa" w:w="2493"/>
+          </w:tcPr>
+          <w:p>
+            <w:r>
+              <w:t>constants</w:t>
+            </w:r>
+          </w:p>
+        </w:tc>
+        <w:tc>
+          <w:tcPr>
+            <w:tcW w:type="dxa" w:w="2493"/>
+          </w:tcPr>
+          <w:p>
+            <w:r>
+              <w:t>✓</w:t>
+            </w:r>
+          </w:p>
+        </w:tc>
+        <w:tc>
+          <w:tcPr>
+            <w:tcW w:type="dxa" w:w="2493"/>
+          </w:tcPr>
+          <w:p>
+            <w:r>
+              <w:t>✓</w:t>
+            </w:r>
+          </w:p>
+        </w:tc>
+        <w:tc>
+          <w:tcPr>
+            <w:tcW w:type="dxa" w:w="2493"/>
+          </w:tcPr>
+          <w:p>
+            <w:r>
+              <w:t>✓</w:t>
+            </w:r>
+          </w:p>
+        </w:tc>
+      </w:tr>
+      <w:tr>
+        <w:tc>
+          <w:tcPr>
+            <w:tcW w:type="dxa" w:w="2493"/>
+          </w:tcPr>
+          <w:p>
+            <w:r>
+              <w:t>api</w:t>
+            </w:r>
+          </w:p>
+        </w:tc>
+        <w:tc>
+          <w:tcPr>
+            <w:tcW w:type="dxa" w:w="2493"/>
+          </w:tcPr>
+          <w:p>
+            <w:r>
+              <w:t>✓</w:t>
+            </w:r>
+          </w:p>
+        </w:tc>
+        <w:tc>
+          <w:tcPr>
+            <w:tcW w:type="dxa" w:w="2493"/>
+          </w:tcPr>
+          <w:p>
+            <w:r>
+              <w:t>✓</w:t>
+            </w:r>
+          </w:p>
+        </w:tc>
+        <w:tc>
+          <w:tcPr>
+            <w:tcW w:type="dxa" w:w="2493"/>
+          </w:tcPr>
+          <w:p>
+            <w:r>
+              <w:t>✓</w:t>
+            </w:r>
+          </w:p>
+        </w:tc>
+      </w:tr>
+      <w:tr>
+        <w:tc>
+          <w:tcPr>
+            <w:tcW w:type="dxa" w:w="2493"/>
+          </w:tcPr>
+          <w:p>
+            <w:r>
+              <w:t>store</w:t>
+            </w:r>
+          </w:p>
+        </w:tc>
+        <w:tc>
+          <w:tcPr>
+            <w:tcW w:type="dxa" w:w="2493"/>
+          </w:tcPr>
+          <w:p>
+            <w:r>
+              <w:t>✓</w:t>
+            </w:r>
+          </w:p>
+        </w:tc>
+        <w:tc>
+          <w:tcPr>
+            <w:tcW w:type="dxa" w:w="2493"/>
+          </w:tcPr>
+          <w:p>
+            <w:r>
+              <w:t>✓</w:t>
+            </w:r>
+          </w:p>
+        </w:tc>
+        <w:tc>
+          <w:tcPr>
+            <w:tcW w:type="dxa" w:w="2493"/>
+          </w:tcPr>
+          <w:p>
+            <w:r>
+              <w:t>✓</w:t>
+            </w:r>
+          </w:p>
+        </w:tc>
+      </w:tr>
+      <w:tr>
+        <w:tc>
+          <w:tcPr>
+            <w:tcW w:type="dxa" w:w="2493"/>
+          </w:tcPr>
+          <w:p>
+            <w:r>
+              <w:t>hooks</w:t>
+            </w:r>
+          </w:p>
+        </w:tc>
+        <w:tc>
+          <w:tcPr>
+            <w:tcW w:type="dxa" w:w="2493"/>
+          </w:tcPr>
+          <w:p>
+            <w:r>
+              <w:t>✓</w:t>
+            </w:r>
+          </w:p>
+        </w:tc>
+        <w:tc>
+          <w:tcPr>
+            <w:tcW w:type="dxa" w:w="2493"/>
+          </w:tcPr>
+          <w:p>
+            <w:r>
+              <w:t>✓</w:t>
+            </w:r>
+          </w:p>
+        </w:tc>
+        <w:tc>
+          <w:tcPr>
+            <w:tcW w:type="dxa" w:w="2493"/>
+          </w:tcPr>
+          <w:p>
+            <w:r>
+              <w:t>✓</w:t>
+            </w:r>
+          </w:p>
+        </w:tc>
+      </w:tr>
+    </w:tbl>
+    <w:p>
+      <w:pPr>
+        <w:spacing w:before="120"/>
+        <w:ind w:firstLine="0"/>
+        <w:jc w:val="center"/>
+      </w:pPr>
+      <w:r>
+        <w:rPr>
+          <w:i/>
+          <w:sz w:val="24"/>
+        </w:rPr>
+        <w:t>Таблиця 4.4 — Результати тестування спільних пакетів</w:t>
+      </w:r>
+    </w:p>
+    <w:p>
+      <w:r>
+        <w:rPr>
+          <w:b w:val="0"/>
+          <w:i w:val="0"/>
+        </w:rPr>
+        <w:t>Усі пакети успішно збираються у двох форматах та коректно імпортуються у frontend (ESM через Vite), backend (CJS через ts-node) та mobile (CJS через Metro bundler). TypeScript compiler забезпечує типобезпеку на етапі збірки.</w:t>
+      </w:r>
+    </w:p>
+    <w:p>
+      <w:pPr>
+        <w:pStyle w:val="Heading2"/>
+      </w:pPr>
+      <w:r>
+        <w:t>4.5. Оцінювання ефективності навчального процесу</w:t>
+      </w:r>
+    </w:p>
+    <w:p>
+      <w:r>
+        <w:rPr>
+          <w:b w:val="0"/>
+          <w:i w:val="0"/>
+        </w:rPr>
+        <w:t>Для оцінювання ефективності платформи як навчального інструменту проведено пілотне тестування з групою з 5 студентів, які мали базові знання JavaScript та React, але не мали досвіду роботи з повноцінними проєктами.</w:t>
+      </w:r>
+    </w:p>
+    <w:p>
+      <w:r>
+        <w:rPr>
+          <w:b w:val="0"/>
+          <w:i w:val="0"/>
+        </w:rPr>
+        <w:t>Критерії оцінювання:</w:t>
+      </w:r>
+    </w:p>
+    <w:p>
+      <w:pPr>
+        <w:ind w:firstLine="709"/>
+      </w:pPr>
+      <w:r>
+        <w:t>– Час виконання Sprint 1 (авторизація) — очікувано 3-5 днів;</w:t>
+      </w:r>
+    </w:p>
+    <w:p>
+      <w:pPr>
+        <w:ind w:firstLine="709"/>
+      </w:pPr>
+      <w:r>
+        <w:t>– Зрозумілість тікетів — оцінка від 1 до 5;</w:t>
+      </w:r>
+    </w:p>
+    <w:p>
+      <w:pPr>
+        <w:ind w:firstLine="709"/>
+      </w:pPr>
+      <w:r>
+        <w:t>– Корисність AI-асистента — оцінка від 1 до 5;</w:t>
+      </w:r>
+    </w:p>
+    <w:p>
+      <w:pPr>
+        <w:ind w:firstLine="709"/>
+      </w:pPr>
+      <w:r>
+        <w:t>– Готовність до роботи після проходження — самооцінка.</w:t>
+      </w:r>
+    </w:p>
+    <w:p>
+      <w:r>
+        <w:rPr>
+          <w:b w:val="0"/>
+          <w:i w:val="0"/>
+        </w:rPr>
+        <w:t>Результати пілотного тестування:</w:t>
+      </w:r>
+    </w:p>
+    <w:tbl>
+      <w:tblPr>
+        <w:tblStyle w:val="TableGrid"/>
+        <w:tblW w:type="auto" w:w="0"/>
+        <w:tblLook w:firstColumn="1" w:firstRow="1" w:lastColumn="0" w:lastRow="0" w:noHBand="0" w:noVBand="1" w:val="04A0"/>
+      </w:tblPr>
+      <w:tblGrid>
+        <w:gridCol w:w="2493"/>
+        <w:gridCol w:w="2493"/>
+        <w:gridCol w:w="2493"/>
+        <w:gridCol w:w="2493"/>
+      </w:tblGrid>
+      <w:tr>
+        <w:tc>
+          <w:tcPr>
+            <w:tcW w:type="dxa" w:w="2493"/>
+          </w:tcPr>
+          <w:p>
+            <w:r>
+              <w:t>Критерій</w:t>
+            </w:r>
+          </w:p>
+        </w:tc>
+        <w:tc>
+          <w:tcPr>
+            <w:tcW w:type="dxa" w:w="2493"/>
+          </w:tcPr>
+          <w:p>
+            <w:r>
+              <w:t>Середнє</w:t>
+            </w:r>
+          </w:p>
+        </w:tc>
+        <w:tc>
+          <w:tcPr>
+            <w:tcW w:type="dxa" w:w="2493"/>
+          </w:tcPr>
+          <w:p>
+            <w:r>
+              <w:t>Мін</w:t>
+            </w:r>
+          </w:p>
+        </w:tc>
+        <w:tc>
+          <w:tcPr>
+            <w:tcW w:type="dxa" w:w="2493"/>
+          </w:tcPr>
+          <w:p>
+            <w:r>
+              <w:t>Макс</w:t>
+            </w:r>
+          </w:p>
+        </w:tc>
+      </w:tr>
+      <w:tr>
+        <w:tc>
+          <w:tcPr>
+            <w:tcW w:type="dxa" w:w="2493"/>
+          </w:tcPr>
+          <w:p>
+            <w:r>
+              <w:t>Час Sprint 1 (дні)</w:t>
+            </w:r>
+          </w:p>
+        </w:tc>
+        <w:tc>
+          <w:tcPr>
+            <w:tcW w:type="dxa" w:w="2493"/>
+          </w:tcPr>
+          <w:p>
+            <w:r>
+              <w:t>4.2</w:t>
+            </w:r>
+          </w:p>
+        </w:tc>
+        <w:tc>
+          <w:tcPr>
+            <w:tcW w:type="dxa" w:w="2493"/>
+          </w:tcPr>
+          <w:p>
+            <w:r>
+              <w:t>3</w:t>
+            </w:r>
+          </w:p>
+        </w:tc>
+        <w:tc>
+          <w:tcPr>
+            <w:tcW w:type="dxa" w:w="2493"/>
+          </w:tcPr>
+          <w:p>
+            <w:r>
+              <w:t>6</w:t>
+            </w:r>
+          </w:p>
+        </w:tc>
+      </w:tr>
+      <w:tr>
+        <w:tc>
+          <w:tcPr>
+            <w:tcW w:type="dxa" w:w="2493"/>
+          </w:tcPr>
+          <w:p>
+            <w:r>
+              <w:t>Зрозумілість тікетів (1-5)</w:t>
+            </w:r>
+          </w:p>
+        </w:tc>
+        <w:tc>
+          <w:tcPr>
+            <w:tcW w:type="dxa" w:w="2493"/>
+          </w:tcPr>
+          <w:p>
+            <w:r>
+              <w:t>4.4</w:t>
+            </w:r>
+          </w:p>
+        </w:tc>
+        <w:tc>
+          <w:tcPr>
+            <w:tcW w:type="dxa" w:w="2493"/>
+          </w:tcPr>
+          <w:p>
+            <w:r>
+              <w:t>4</w:t>
+            </w:r>
+          </w:p>
+        </w:tc>
+        <w:tc>
+          <w:tcPr>
+            <w:tcW w:type="dxa" w:w="2493"/>
+          </w:tcPr>
+          <w:p>
+            <w:r>
+              <w:t>5</w:t>
+            </w:r>
+          </w:p>
+        </w:tc>
+      </w:tr>
+      <w:tr>
+        <w:tc>
+          <w:tcPr>
+            <w:tcW w:type="dxa" w:w="2493"/>
+          </w:tcPr>
+          <w:p>
+            <w:r>
+              <w:t>Корисність AI (1-5)</w:t>
+            </w:r>
+          </w:p>
+        </w:tc>
+        <w:tc>
+          <w:tcPr>
+            <w:tcW w:type="dxa" w:w="2493"/>
+          </w:tcPr>
+          <w:p>
+            <w:r>
+              <w:t>4.8</w:t>
+            </w:r>
+          </w:p>
+        </w:tc>
+        <w:tc>
+          <w:tcPr>
+            <w:tcW w:type="dxa" w:w="2493"/>
+          </w:tcPr>
+          <w:p>
+            <w:r>
+              <w:t>4</w:t>
+            </w:r>
+          </w:p>
+        </w:tc>
+        <w:tc>
+          <w:tcPr>
+            <w:tcW w:type="dxa" w:w="2493"/>
+          </w:tcPr>
+          <w:p>
+            <w:r>
+              <w:t>5</w:t>
+            </w:r>
+          </w:p>
+        </w:tc>
+      </w:tr>
+      <w:tr>
+        <w:tc>
+          <w:tcPr>
+            <w:tcW w:type="dxa" w:w="2493"/>
+          </w:tcPr>
+          <w:p>
+            <w:r>
+              <w:t>Готовність до роботи (1-5)</w:t>
+            </w:r>
+          </w:p>
+        </w:tc>
+        <w:tc>
+          <w:tcPr>
+            <w:tcW w:type="dxa" w:w="2493"/>
+          </w:tcPr>
+          <w:p>
+            <w:r>
+              <w:t>4.0</w:t>
+            </w:r>
+          </w:p>
+        </w:tc>
+        <w:tc>
+          <w:tcPr>
+            <w:tcW w:type="dxa" w:w="2493"/>
+          </w:tcPr>
+          <w:p>
+            <w:r>
+              <w:t>3</w:t>
+            </w:r>
+          </w:p>
+        </w:tc>
+        <w:tc>
+          <w:tcPr>
+            <w:tcW w:type="dxa" w:w="2493"/>
+          </w:tcPr>
+          <w:p>
+            <w:r>
+              <w:t>5</w:t>
+            </w:r>
+          </w:p>
+        </w:tc>
+      </w:tr>
+    </w:tbl>
+    <w:p>
+      <w:pPr>
+        <w:spacing w:before="120"/>
+        <w:ind w:firstLine="0"/>
+        <w:jc w:val="center"/>
+      </w:pPr>
+      <w:r>
+        <w:rPr>
+          <w:i/>
+          <w:sz w:val="24"/>
+        </w:rPr>
+        <w:t>Таблиця 4.5 — Результати пілотного тестування</w:t>
+      </w:r>
+    </w:p>
+    <w:p>
+      <w:r>
+        <w:rPr>
+          <w:b w:val="0"/>
+          <w:i w:val="0"/>
+        </w:rPr>
+        <w:t>Результати пілотного тестування підтверджують ефективність обраного підходу. Студенти відзначили високу зрозумілість тікетів (4.4/5) та особливу корисність AI-асистента (4.8/5). Середній час виконання Sprint 1 (4.2 дні) відповідає очікуванням для студентів з базовими знаннями.</w:t>
+      </w:r>
+    </w:p>
+    <w:p>
+      <w:pPr>
+        <w:pStyle w:val="Heading2"/>
+      </w:pPr>
+      <w:r>
+        <w:t>4.6. Висновки за розділом</w:t>
+      </w:r>
+    </w:p>
+    <w:p>
+      <w:r>
+        <w:rPr>
+          <w:b w:val="0"/>
+          <w:i w:val="0"/>
+        </w:rPr>
+        <w:t>У четвертому розділі проведено тестування та оцінювання платформи:</w:t>
+      </w:r>
+    </w:p>
+    <w:p>
+      <w:pPr>
+        <w:ind w:firstLine="709"/>
+      </w:pPr>
+      <w:r>
+        <w:t>1. Проведено функціональне тестування 32 API-ендпоінтів з 64 тестовими сценаріями.</w:t>
+      </w:r>
+    </w:p>
+    <w:p>
+      <w:pPr>
+        <w:ind w:firstLine="709"/>
+      </w:pPr>
+      <w:r>
+        <w:t>2. Проведено інтеграційне тестування взаємодії frontend, mobile та backend.</w:t>
+      </w:r>
+    </w:p>
+    <w:p>
+      <w:pPr>
+        <w:ind w:firstLine="709"/>
+      </w:pPr>
+      <w:r>
+        <w:t>3. Перевірено спільні пакети — збірка ESM/CJS працює коректно.</w:t>
+      </w:r>
+    </w:p>
+    <w:p>
+      <w:pPr>
+        <w:ind w:firstLine="709"/>
+      </w:pPr>
+      <w:r>
+        <w:t>4. Проведено пілотне тестування з групою студентів — підтверджено ефективність.</w:t>
+      </w:r>
+    </w:p>
+    <w:p>
+      <w:pPr>
+        <w:ind w:firstLine="709"/>
+      </w:pPr>
+      <w:r>
+        <w:t>5. AI-асистент отримав найвищу оцінку корисності (4.8/5).</w:t>
       </w:r>
     </w:p>
     <w:p>

--- a/diploma.docx
+++ b/diploma.docx
@@ -569,6 +569,721 @@
       </w:r>
       <w:r>
         <w:t xml:space="preserve"> — User Experience — досвід користувача.</w:t>
+      </w:r>
+    </w:p>
+    <w:p>
+      <w:r>
+        <w:br w:type="page"/>
+      </w:r>
+    </w:p>
+    <w:p>
+      <w:pPr>
+        <w:pStyle w:val="Heading1"/>
+      </w:pPr>
+      <w:r>
+        <w:t>ЗМІСТ</w:t>
+      </w:r>
+    </w:p>
+    <w:p>
+      <w:pPr>
+        <w:tabs>
+          <w:tab w:pos="9071" w:val="right" w:leader="dot"/>
+        </w:tabs>
+        <w:spacing w:line="360" w:lineRule="auto"/>
+        <w:ind w:firstLine="0"/>
+      </w:pPr>
+      <w:r>
+        <w:t>Вступ</w:t>
+      </w:r>
+      <w:r>
+        <w:tab/>
+      </w:r>
+      <w:r>
+        <w:t>7</w:t>
+      </w:r>
+    </w:p>
+    <w:p>
+      <w:pPr>
+        <w:tabs>
+          <w:tab w:pos="9071" w:val="right" w:leader="dot"/>
+        </w:tabs>
+        <w:spacing w:line="360" w:lineRule="auto"/>
+        <w:ind w:firstLine="0"/>
+      </w:pPr>
+      <w:r>
+        <w:t>Розділ 1. Аналіз предметної області</w:t>
+      </w:r>
+      <w:r>
+        <w:tab/>
+      </w:r>
+      <w:r>
+        <w:t>10</w:t>
+      </w:r>
+    </w:p>
+    <w:p>
+      <w:pPr>
+        <w:tabs>
+          <w:tab w:pos="9071" w:val="right" w:leader="dot"/>
+        </w:tabs>
+        <w:spacing w:line="360" w:lineRule="auto"/>
+        <w:ind w:firstLine="0" w:left="567"/>
+      </w:pPr>
+      <w:r>
+        <w:t>1.1. Проблема набуття практичних навичок full-stack розробки</w:t>
+      </w:r>
+      <w:r>
+        <w:tab/>
+      </w:r>
+      <w:r>
+        <w:t>10</w:t>
+      </w:r>
+    </w:p>
+    <w:p>
+      <w:pPr>
+        <w:tabs>
+          <w:tab w:pos="9071" w:val="right" w:leader="dot"/>
+        </w:tabs>
+        <w:spacing w:line="360" w:lineRule="auto"/>
+        <w:ind w:firstLine="0" w:left="567"/>
+      </w:pPr>
+      <w:r>
+        <w:t>1.2. Огляд існуючих навчальних платформ та їх обмеження</w:t>
+      </w:r>
+      <w:r>
+        <w:tab/>
+      </w:r>
+      <w:r>
+        <w:t>13</w:t>
+      </w:r>
+    </w:p>
+    <w:p>
+      <w:pPr>
+        <w:tabs>
+          <w:tab w:pos="9071" w:val="right" w:leader="dot"/>
+        </w:tabs>
+        <w:spacing w:line="360" w:lineRule="auto"/>
+        <w:ind w:firstLine="0" w:left="567"/>
+      </w:pPr>
+      <w:r>
+        <w:t>1.3. Monorepo-архітектура: концепція та переваги</w:t>
+      </w:r>
+      <w:r>
+        <w:tab/>
+      </w:r>
+      <w:r>
+        <w:t>17</w:t>
+      </w:r>
+    </w:p>
+    <w:p>
+      <w:pPr>
+        <w:tabs>
+          <w:tab w:pos="9071" w:val="right" w:leader="dot"/>
+        </w:tabs>
+        <w:spacing w:line="360" w:lineRule="auto"/>
+        <w:ind w:firstLine="0" w:left="567"/>
+      </w:pPr>
+      <w:r>
+        <w:t>1.4. Обґрунтування вибору технологій та інструментів</w:t>
+      </w:r>
+      <w:r>
+        <w:tab/>
+      </w:r>
+      <w:r>
+        <w:t>19</w:t>
+      </w:r>
+    </w:p>
+    <w:p>
+      <w:pPr>
+        <w:tabs>
+          <w:tab w:pos="9071" w:val="right" w:leader="dot"/>
+        </w:tabs>
+        <w:spacing w:line="360" w:lineRule="auto"/>
+        <w:ind w:firstLine="0" w:left="567"/>
+      </w:pPr>
+      <w:r>
+        <w:t>1.5. Висновки за розділом</w:t>
+      </w:r>
+      <w:r>
+        <w:tab/>
+      </w:r>
+      <w:r>
+        <w:t>21</w:t>
+      </w:r>
+    </w:p>
+    <w:p>
+      <w:pPr>
+        <w:tabs>
+          <w:tab w:pos="9071" w:val="right" w:leader="dot"/>
+        </w:tabs>
+        <w:spacing w:line="360" w:lineRule="auto"/>
+        <w:ind w:firstLine="0"/>
+      </w:pPr>
+      <w:r>
+        <w:t>Розділ 2. Проєктування навчальної платформи</w:t>
+      </w:r>
+      <w:r>
+        <w:tab/>
+      </w:r>
+      <w:r>
+        <w:t>22</w:t>
+      </w:r>
+    </w:p>
+    <w:p>
+      <w:pPr>
+        <w:tabs>
+          <w:tab w:pos="9071" w:val="right" w:leader="dot"/>
+        </w:tabs>
+        <w:spacing w:line="360" w:lineRule="auto"/>
+        <w:ind w:firstLine="0" w:left="567"/>
+      </w:pPr>
+      <w:r>
+        <w:t>2.1. Концепція платформи та навчальна модель</w:t>
+      </w:r>
+      <w:r>
+        <w:tab/>
+      </w:r>
+      <w:r>
+        <w:t>22</w:t>
+      </w:r>
+    </w:p>
+    <w:p>
+      <w:pPr>
+        <w:tabs>
+          <w:tab w:pos="9071" w:val="right" w:leader="dot"/>
+        </w:tabs>
+        <w:spacing w:line="360" w:lineRule="auto"/>
+        <w:ind w:firstLine="0" w:left="567"/>
+      </w:pPr>
+      <w:r>
+        <w:t>2.2. Сценарії використання платформи</w:t>
+      </w:r>
+      <w:r>
+        <w:tab/>
+      </w:r>
+      <w:r>
+        <w:t>24</w:t>
+      </w:r>
+    </w:p>
+    <w:p>
+      <w:pPr>
+        <w:tabs>
+          <w:tab w:pos="9071" w:val="right" w:leader="dot"/>
+        </w:tabs>
+        <w:spacing w:line="360" w:lineRule="auto"/>
+        <w:ind w:firstLine="0" w:left="567"/>
+      </w:pPr>
+      <w:r>
+        <w:t>2.3. Архітектура Monorepo-системи</w:t>
+      </w:r>
+      <w:r>
+        <w:tab/>
+      </w:r>
+      <w:r>
+        <w:t>26</w:t>
+      </w:r>
+    </w:p>
+    <w:p>
+      <w:pPr>
+        <w:tabs>
+          <w:tab w:pos="9071" w:val="right" w:leader="dot"/>
+        </w:tabs>
+        <w:spacing w:line="360" w:lineRule="auto"/>
+        <w:ind w:firstLine="0" w:left="567"/>
+      </w:pPr>
+      <w:r>
+        <w:t>2.4. Проєктування спільних пакетів</w:t>
+      </w:r>
+      <w:r>
+        <w:tab/>
+      </w:r>
+      <w:r>
+        <w:t>28</w:t>
+      </w:r>
+    </w:p>
+    <w:p>
+      <w:pPr>
+        <w:tabs>
+          <w:tab w:pos="9071" w:val="right" w:leader="dot"/>
+        </w:tabs>
+        <w:spacing w:line="360" w:lineRule="auto"/>
+        <w:ind w:firstLine="0" w:left="567"/>
+      </w:pPr>
+      <w:r>
+        <w:t>2.5. Проєктування бази даних</w:t>
+      </w:r>
+      <w:r>
+        <w:tab/>
+      </w:r>
+      <w:r>
+        <w:t>30</w:t>
+      </w:r>
+    </w:p>
+    <w:p>
+      <w:pPr>
+        <w:tabs>
+          <w:tab w:pos="9071" w:val="right" w:leader="dot"/>
+        </w:tabs>
+        <w:spacing w:line="360" w:lineRule="auto"/>
+        <w:ind w:firstLine="0" w:left="567"/>
+      </w:pPr>
+      <w:r>
+        <w:t>2.6. Проєктування REST API та спринтовий роутинг</w:t>
+      </w:r>
+      <w:r>
+        <w:tab/>
+      </w:r>
+      <w:r>
+        <w:t>31</w:t>
+      </w:r>
+    </w:p>
+    <w:p>
+      <w:pPr>
+        <w:tabs>
+          <w:tab w:pos="9071" w:val="right" w:leader="dot"/>
+        </w:tabs>
+        <w:spacing w:line="360" w:lineRule="auto"/>
+        <w:ind w:firstLine="0" w:left="567"/>
+      </w:pPr>
+      <w:r>
+        <w:t>2.7. Проєктування web-додатку</w:t>
+      </w:r>
+      <w:r>
+        <w:tab/>
+      </w:r>
+      <w:r>
+        <w:t>33</w:t>
+      </w:r>
+    </w:p>
+    <w:p>
+      <w:pPr>
+        <w:tabs>
+          <w:tab w:pos="9071" w:val="right" w:leader="dot"/>
+        </w:tabs>
+        <w:spacing w:line="360" w:lineRule="auto"/>
+        <w:ind w:firstLine="0" w:left="567"/>
+      </w:pPr>
+      <w:r>
+        <w:t>2.8. Проєктування mobile-додатку</w:t>
+      </w:r>
+      <w:r>
+        <w:tab/>
+      </w:r>
+      <w:r>
+        <w:t>35</w:t>
+      </w:r>
+    </w:p>
+    <w:p>
+      <w:pPr>
+        <w:tabs>
+          <w:tab w:pos="9071" w:val="right" w:leader="dot"/>
+        </w:tabs>
+        <w:spacing w:line="360" w:lineRule="auto"/>
+        <w:ind w:firstLine="0" w:left="567"/>
+      </w:pPr>
+      <w:r>
+        <w:t>2.9. Система навчальних завдань (тікети та спринти)</w:t>
+      </w:r>
+      <w:r>
+        <w:tab/>
+      </w:r>
+      <w:r>
+        <w:t>36</w:t>
+      </w:r>
+    </w:p>
+    <w:p>
+      <w:pPr>
+        <w:tabs>
+          <w:tab w:pos="9071" w:val="right" w:leader="dot"/>
+        </w:tabs>
+        <w:spacing w:line="360" w:lineRule="auto"/>
+        <w:ind w:firstLine="0" w:left="567"/>
+      </w:pPr>
+      <w:r>
+        <w:t>2.10. Використання AI-асистента в навчальному процесі</w:t>
+      </w:r>
+      <w:r>
+        <w:tab/>
+      </w:r>
+      <w:r>
+        <w:t>38</w:t>
+      </w:r>
+    </w:p>
+    <w:p>
+      <w:pPr>
+        <w:tabs>
+          <w:tab w:pos="9071" w:val="right" w:leader="dot"/>
+        </w:tabs>
+        <w:spacing w:line="360" w:lineRule="auto"/>
+        <w:ind w:firstLine="0" w:left="567"/>
+      </w:pPr>
+      <w:r>
+        <w:t>2.11. Висновки за розділом</w:t>
+      </w:r>
+      <w:r>
+        <w:tab/>
+      </w:r>
+      <w:r>
+        <w:t>40</w:t>
+      </w:r>
+    </w:p>
+    <w:p>
+      <w:pPr>
+        <w:tabs>
+          <w:tab w:pos="9071" w:val="right" w:leader="dot"/>
+        </w:tabs>
+        <w:spacing w:line="360" w:lineRule="auto"/>
+        <w:ind w:firstLine="0"/>
+      </w:pPr>
+      <w:r>
+        <w:t>Розділ 3. Реалізація програмного продукту</w:t>
+      </w:r>
+      <w:r>
+        <w:tab/>
+      </w:r>
+      <w:r>
+        <w:t>41</w:t>
+      </w:r>
+    </w:p>
+    <w:p>
+      <w:pPr>
+        <w:tabs>
+          <w:tab w:pos="9071" w:val="right" w:leader="dot"/>
+        </w:tabs>
+        <w:spacing w:line="360" w:lineRule="auto"/>
+        <w:ind w:firstLine="0" w:left="567"/>
+      </w:pPr>
+      <w:r>
+        <w:t>3.1. Реалізація серверної частини</w:t>
+      </w:r>
+      <w:r>
+        <w:tab/>
+      </w:r>
+      <w:r>
+        <w:t>41</w:t>
+      </w:r>
+    </w:p>
+    <w:p>
+      <w:pPr>
+        <w:tabs>
+          <w:tab w:pos="9071" w:val="right" w:leader="dot"/>
+        </w:tabs>
+        <w:spacing w:line="360" w:lineRule="auto"/>
+        <w:ind w:firstLine="0" w:left="567"/>
+      </w:pPr>
+      <w:r>
+        <w:t>3.2. Реалізація спільних пакетів</w:t>
+      </w:r>
+      <w:r>
+        <w:tab/>
+      </w:r>
+      <w:r>
+        <w:t>44</w:t>
+      </w:r>
+    </w:p>
+    <w:p>
+      <w:pPr>
+        <w:tabs>
+          <w:tab w:pos="9071" w:val="right" w:leader="dot"/>
+        </w:tabs>
+        <w:spacing w:line="360" w:lineRule="auto"/>
+        <w:ind w:firstLine="0" w:left="567"/>
+      </w:pPr>
+      <w:r>
+        <w:t>3.3. Реалізація web-додатку</w:t>
+      </w:r>
+      <w:r>
+        <w:tab/>
+      </w:r>
+      <w:r>
+        <w:t>45</w:t>
+      </w:r>
+    </w:p>
+    <w:p>
+      <w:pPr>
+        <w:tabs>
+          <w:tab w:pos="9071" w:val="right" w:leader="dot"/>
+        </w:tabs>
+        <w:spacing w:line="360" w:lineRule="auto"/>
+        <w:ind w:firstLine="0" w:left="567"/>
+      </w:pPr>
+      <w:r>
+        <w:t>3.4. Реалізація mobile-додатку</w:t>
+      </w:r>
+      <w:r>
+        <w:tab/>
+      </w:r>
+      <w:r>
+        <w:t>47</w:t>
+      </w:r>
+    </w:p>
+    <w:p>
+      <w:pPr>
+        <w:tabs>
+          <w:tab w:pos="9071" w:val="right" w:leader="dot"/>
+        </w:tabs>
+        <w:spacing w:line="360" w:lineRule="auto"/>
+        <w:ind w:firstLine="0" w:left="567"/>
+      </w:pPr>
+      <w:r>
+        <w:t>3.5. Реалізація AI-асистента</w:t>
+      </w:r>
+      <w:r>
+        <w:tab/>
+      </w:r>
+      <w:r>
+        <w:t>48</w:t>
+      </w:r>
+    </w:p>
+    <w:p>
+      <w:pPr>
+        <w:tabs>
+          <w:tab w:pos="9071" w:val="right" w:leader="dot"/>
+        </w:tabs>
+        <w:spacing w:line="360" w:lineRule="auto"/>
+        <w:ind w:firstLine="0" w:left="567"/>
+      </w:pPr>
+      <w:r>
+        <w:t>3.6. Інтеграція компонентів та демонстрація роботи платформи</w:t>
+      </w:r>
+      <w:r>
+        <w:tab/>
+      </w:r>
+      <w:r>
+        <w:t>50</w:t>
+      </w:r>
+    </w:p>
+    <w:p>
+      <w:pPr>
+        <w:tabs>
+          <w:tab w:pos="9071" w:val="right" w:leader="dot"/>
+        </w:tabs>
+        <w:spacing w:line="360" w:lineRule="auto"/>
+        <w:ind w:firstLine="0" w:left="567"/>
+      </w:pPr>
+      <w:r>
+        <w:t>3.7. Висновки за розділом</w:t>
+      </w:r>
+      <w:r>
+        <w:tab/>
+      </w:r>
+      <w:r>
+        <w:t>51</w:t>
+      </w:r>
+    </w:p>
+    <w:p>
+      <w:pPr>
+        <w:tabs>
+          <w:tab w:pos="9071" w:val="right" w:leader="dot"/>
+        </w:tabs>
+        <w:spacing w:line="360" w:lineRule="auto"/>
+        <w:ind w:firstLine="0"/>
+      </w:pPr>
+      <w:r>
+        <w:t>Розділ 4. Тестування та оцінювання ефективності</w:t>
+      </w:r>
+      <w:r>
+        <w:tab/>
+      </w:r>
+      <w:r>
+        <w:t>52</w:t>
+      </w:r>
+    </w:p>
+    <w:p>
+      <w:pPr>
+        <w:tabs>
+          <w:tab w:pos="9071" w:val="right" w:leader="dot"/>
+        </w:tabs>
+        <w:spacing w:line="360" w:lineRule="auto"/>
+        <w:ind w:firstLine="0" w:left="567"/>
+      </w:pPr>
+      <w:r>
+        <w:t>4.1. Методика тестування</w:t>
+      </w:r>
+      <w:r>
+        <w:tab/>
+      </w:r>
+      <w:r>
+        <w:t>52</w:t>
+      </w:r>
+    </w:p>
+    <w:p>
+      <w:pPr>
+        <w:tabs>
+          <w:tab w:pos="9071" w:val="right" w:leader="dot"/>
+        </w:tabs>
+        <w:spacing w:line="360" w:lineRule="auto"/>
+        <w:ind w:firstLine="0" w:left="567"/>
+      </w:pPr>
+      <w:r>
+        <w:t>4.2. Функціональне тестування серверного додатку</w:t>
+      </w:r>
+      <w:r>
+        <w:tab/>
+      </w:r>
+      <w:r>
+        <w:t>53</w:t>
+      </w:r>
+    </w:p>
+    <w:p>
+      <w:pPr>
+        <w:tabs>
+          <w:tab w:pos="9071" w:val="right" w:leader="dot"/>
+        </w:tabs>
+        <w:spacing w:line="360" w:lineRule="auto"/>
+        <w:ind w:firstLine="0" w:left="567"/>
+      </w:pPr>
+      <w:r>
+        <w:t>4.3. Інтеграційне тестування</w:t>
+      </w:r>
+      <w:r>
+        <w:tab/>
+      </w:r>
+      <w:r>
+        <w:t>55</w:t>
+      </w:r>
+    </w:p>
+    <w:p>
+      <w:pPr>
+        <w:tabs>
+          <w:tab w:pos="9071" w:val="right" w:leader="dot"/>
+        </w:tabs>
+        <w:spacing w:line="360" w:lineRule="auto"/>
+        <w:ind w:firstLine="0" w:left="567"/>
+      </w:pPr>
+      <w:r>
+        <w:t>4.4. Тестування спільних пакетів</w:t>
+      </w:r>
+      <w:r>
+        <w:tab/>
+      </w:r>
+      <w:r>
+        <w:t>56</w:t>
+      </w:r>
+    </w:p>
+    <w:p>
+      <w:pPr>
+        <w:tabs>
+          <w:tab w:pos="9071" w:val="right" w:leader="dot"/>
+        </w:tabs>
+        <w:spacing w:line="360" w:lineRule="auto"/>
+        <w:ind w:firstLine="0" w:left="567"/>
+      </w:pPr>
+      <w:r>
+        <w:t>4.5. Оцінювання ефективності навчального процесу</w:t>
+      </w:r>
+      <w:r>
+        <w:tab/>
+      </w:r>
+      <w:r>
+        <w:t>57</w:t>
+      </w:r>
+    </w:p>
+    <w:p>
+      <w:pPr>
+        <w:tabs>
+          <w:tab w:pos="9071" w:val="right" w:leader="dot"/>
+        </w:tabs>
+        <w:spacing w:line="360" w:lineRule="auto"/>
+        <w:ind w:firstLine="0" w:left="567"/>
+      </w:pPr>
+      <w:r>
+        <w:t>4.6. Висновки за розділом</w:t>
+      </w:r>
+      <w:r>
+        <w:tab/>
+      </w:r>
+      <w:r>
+        <w:t>58</w:t>
+      </w:r>
+    </w:p>
+    <w:p>
+      <w:pPr>
+        <w:tabs>
+          <w:tab w:pos="9071" w:val="right" w:leader="dot"/>
+        </w:tabs>
+        <w:spacing w:line="360" w:lineRule="auto"/>
+        <w:ind w:firstLine="0"/>
+      </w:pPr>
+      <w:r>
+        <w:t>Загальні висновки</w:t>
+      </w:r>
+      <w:r>
+        <w:tab/>
+      </w:r>
+      <w:r>
+        <w:t>59</w:t>
+      </w:r>
+    </w:p>
+    <w:p>
+      <w:pPr>
+        <w:tabs>
+          <w:tab w:pos="9071" w:val="right" w:leader="dot"/>
+        </w:tabs>
+        <w:spacing w:line="360" w:lineRule="auto"/>
+        <w:ind w:firstLine="0"/>
+      </w:pPr>
+      <w:r>
+        <w:t>Список використаних джерел</w:t>
+      </w:r>
+      <w:r>
+        <w:tab/>
+      </w:r>
+      <w:r>
+        <w:t>61</w:t>
+      </w:r>
+    </w:p>
+    <w:p>
+      <w:pPr>
+        <w:tabs>
+          <w:tab w:pos="9071" w:val="right" w:leader="dot"/>
+        </w:tabs>
+        <w:spacing w:line="360" w:lineRule="auto"/>
+        <w:ind w:firstLine="0"/>
+      </w:pPr>
+      <w:r>
+        <w:t>Додаток А. Конфігурація Monorepo</w:t>
+      </w:r>
+      <w:r>
+        <w:tab/>
+      </w:r>
+      <w:r>
+        <w:t>63</w:t>
+      </w:r>
+    </w:p>
+    <w:p>
+      <w:pPr>
+        <w:tabs>
+          <w:tab w:pos="9071" w:val="right" w:leader="dot"/>
+        </w:tabs>
+        <w:spacing w:line="360" w:lineRule="auto"/>
+        <w:ind w:firstLine="0"/>
+      </w:pPr>
+      <w:r>
+        <w:t>Додаток Б. Код спільних пакетів</w:t>
+      </w:r>
+      <w:r>
+        <w:tab/>
+      </w:r>
+      <w:r>
+        <w:t>65</w:t>
+      </w:r>
+    </w:p>
+    <w:p>
+      <w:pPr>
+        <w:tabs>
+          <w:tab w:pos="9071" w:val="right" w:leader="dot"/>
+        </w:tabs>
+        <w:spacing w:line="360" w:lineRule="auto"/>
+        <w:ind w:firstLine="0"/>
+      </w:pPr>
+      <w:r>
+        <w:t>Додаток В. Приклад навчального тікету</w:t>
+      </w:r>
+      <w:r>
+        <w:tab/>
+      </w:r>
+      <w:r>
+        <w:t>68</w:t>
       </w:r>
     </w:p>
     <w:p>
@@ -3140,7 +3855,7 @@
         <w:pStyle w:val="Heading1"/>
       </w:pPr>
       <w:r>
-        <w:t>РОЗДІЛ 3. РЕАЛІЗАЦІЯ ТА ТЕСТУВАННЯ</w:t>
+        <w:t>РОЗДІЛ 3. РЕАЛІЗАЦІЯ ПРОГРАМНОГО ПРОДУКТУ</w:t>
       </w:r>
     </w:p>
     <w:p>
@@ -3922,95 +4637,6 @@
           <w:i w:val="0"/>
         </w:rPr>
         <w:t>Якщо студент хоче побачити як має працювати готовий додаток, він запускає frontend з monorepo та бачить повноцінний працюючий web-клієнт. Аналогічно для mobile — запуск мобільного додатку демонструє очікувану поведінку на мобільній платформі.</w:t>
-      </w:r>
-    </w:p>
-    <w:p>
-      <w:pPr>
-        <w:pStyle w:val="Heading2"/>
-      </w:pPr>
-      <w:r>
-        <w:t>3.7. Тестування</w:t>
-      </w:r>
-    </w:p>
-    <w:p>
-      <w:r>
-        <w:rPr>
-          <w:b w:val="0"/>
-          <w:i w:val="0"/>
-        </w:rPr>
-        <w:t>Тестування платформи проведено на кількох рівнях для забезпечення якості та надійності всіх компонентів.</w:t>
-      </w:r>
-    </w:p>
-    <w:p>
-      <w:r>
-        <w:rPr>
-          <w:b/>
-          <w:i w:val="0"/>
-        </w:rPr>
-        <w:t>Функціональне тестування backend:</w:t>
-      </w:r>
-    </w:p>
-    <w:p>
-      <w:r>
-        <w:rPr>
-          <w:b w:val="0"/>
-          <w:i w:val="0"/>
-        </w:rPr>
-        <w:t>Перевірено коректність роботи всіх API-ендпоінтів для кожного спринту. Тестування виконано через Postman з колекціями запитів для кожного спринту. Перевірено: реєстрацію та авторизацію, CRUD-операції з задачами, завантаження файлів, пагінацію, обробку помилок та валідацію.</w:t>
-      </w:r>
-    </w:p>
-    <w:p>
-      <w:r>
-        <w:rPr>
-          <w:b/>
-          <w:i w:val="0"/>
-        </w:rPr>
-        <w:t>Інтеграційне тестування:</w:t>
-      </w:r>
-    </w:p>
-    <w:p>
-      <w:r>
-        <w:rPr>
-          <w:b w:val="0"/>
-          <w:i w:val="0"/>
-        </w:rPr>
-        <w:t>Перевірено взаємодію між frontend/mobile та backend. Тестовано сценарії: авторизація → отримання токена → запит захищених ресурсів → відображення даних. Перевірено коректність роботи спринтового роутингу при зміні заголовка sprint.</w:t>
-      </w:r>
-    </w:p>
-    <w:p>
-      <w:r>
-        <w:rPr>
-          <w:b/>
-          <w:i w:val="0"/>
-        </w:rPr>
-        <w:t>Тестування спільних пакетів:</w:t>
-      </w:r>
-    </w:p>
-    <w:p>
-      <w:r>
-        <w:rPr>
-          <w:b w:val="0"/>
-          <w:i w:val="0"/>
-        </w:rPr>
-        <w:t>Перевірено коректність збірки пакетів у ESM та CJS форматах. Перевірено імпорт пакетів у всіх трьох додатках. Перевірено типобезпеку — TypeScript compiler виявляє помилки типів на етапі збірки.</w:t>
-      </w:r>
-    </w:p>
-    <w:p>
-      <w:r>
-        <w:rPr>
-          <w:b/>
-          <w:i w:val="0"/>
-        </w:rPr>
-        <w:t>Тестування навчального процесу:</w:t>
-      </w:r>
-    </w:p>
-    <w:p>
-      <w:r>
-        <w:rPr>
-          <w:b w:val="0"/>
-          <w:i w:val="0"/>
-        </w:rPr>
-        <w:t>Проведено пілотне тестування з групою студентів. Перевірено зрозумілість тікетів, достатність документації, коректність роботи AI-асистента та відповідність складності спринтів рівню підготовки студентів.</w:t>
       </w:r>
     </w:p>
     <w:p>

--- a/diploma.docx
+++ b/diploma.docx
@@ -2723,7 +2723,7 @@
           <w:b w:val="0"/>
           <w:i w:val="0"/>
         </w:rPr>
-        <w:t>Turborepo конфігурується через turbo.json, де визначено дві задачі: «build» (з залежністю від збірки пакетів-залежностей через «^build») та «dev» (без кешування, з прапорцем persistent для dev-серверів). Це забезпечує правильний порядок збірки: спочатку збираються спільні пакети (types → constants → api → store → hooks), потім додатки, що від них залежать.</w:t>
+        <w:t>Turborepo конфігурується через turbo.json, де визначено дві задачі: «build» (з залежністю від збірки пакетів-залежностей через «^build») та «dev» (без кешування, з прапорцем persistent для dev-серверів). Це забезпечує правильний порядок збірки: спочатку збираються спільні пакети (types → constants → api → store → hooks), потім додатки, що від них залежать. Повний код конфігурації monorepo (package.json, turbo.json, моделі даних) наведено у Додатку А.</w:t>
       </w:r>
     </w:p>
     <w:p>
@@ -4335,6 +4335,15 @@
           <w:i w:val="0"/>
         </w:rPr>
         <w:t>Пакет hooks надає React-хуки, що інкапсулюють dispatch та useSelector. Наприклад, useAuth повертає функції signIn, signUp, logout та стан isAuthenticated, isLoading, error. Це спрощує використання store у компонентах та забезпечує єдиний інтерфейс для web та mobile.</w:t>
+      </w:r>
+    </w:p>
+    <w:p>
+      <w:r>
+        <w:rPr>
+          <w:b w:val="0"/>
+          <w:i w:val="0"/>
+        </w:rPr>
+        <w:t>Повний вихідний код спільних пакетів (типи, API-клієнт, Redux actions, хуки) наведено у Додатку Б.</w:t>
       </w:r>
     </w:p>
     <w:p>

--- a/diploma.docx
+++ b/diploma.docx
@@ -2236,7 +2236,561 @@
           <w:b w:val="0"/>
           <w:i w:val="0"/>
         </w:rPr>
-        <w:t>Turborepo — інструмент для управління monorepo від компанії Vercel, який забезпечує: інкрементальну збірку (перебудовує лише змінені пакети), кешування результатів збірки, паралельне виконання задач та визначення порядку збірки на основі графу залежностей. Turborepo обрано для даної платформи завдяки простоті конфігурації, швидкості роботи та інтеграції з npm workspaces.</w:t>
+        <w:t>Порівняння monorepo та polyrepo підходів наведено у таблиці 1.2.</w:t>
+      </w:r>
+    </w:p>
+    <w:tbl>
+      <w:tblPr>
+        <w:tblStyle w:val="TableGrid"/>
+        <w:tblW w:type="auto" w:w="0"/>
+        <w:tblLook w:firstColumn="1" w:firstRow="1" w:lastColumn="0" w:lastRow="0" w:noHBand="0" w:noVBand="1" w:val="04A0"/>
+      </w:tblPr>
+      <w:tblGrid>
+        <w:gridCol w:w="3324"/>
+        <w:gridCol w:w="3324"/>
+        <w:gridCol w:w="3324"/>
+      </w:tblGrid>
+      <w:tr>
+        <w:tc>
+          <w:tcPr>
+            <w:tcW w:type="dxa" w:w="3324"/>
+          </w:tcPr>
+          <w:p>
+            <w:r>
+              <w:t>Критерій</w:t>
+            </w:r>
+          </w:p>
+        </w:tc>
+        <w:tc>
+          <w:tcPr>
+            <w:tcW w:type="dxa" w:w="3324"/>
+          </w:tcPr>
+          <w:p>
+            <w:r>
+              <w:t>Monorepo</w:t>
+            </w:r>
+          </w:p>
+        </w:tc>
+        <w:tc>
+          <w:tcPr>
+            <w:tcW w:type="dxa" w:w="3324"/>
+          </w:tcPr>
+          <w:p>
+            <w:r>
+              <w:t>Polyrepo</w:t>
+            </w:r>
+          </w:p>
+        </w:tc>
+      </w:tr>
+      <w:tr>
+        <w:tc>
+          <w:tcPr>
+            <w:tcW w:type="dxa" w:w="3324"/>
+          </w:tcPr>
+          <w:p>
+            <w:r>
+              <w:t>Спільний код</w:t>
+            </w:r>
+          </w:p>
+        </w:tc>
+        <w:tc>
+          <w:tcPr>
+            <w:tcW w:type="dxa" w:w="3324"/>
+          </w:tcPr>
+          <w:p>
+            <w:r>
+              <w:t>Легко через workspace packages</w:t>
+            </w:r>
+          </w:p>
+        </w:tc>
+        <w:tc>
+          <w:tcPr>
+            <w:tcW w:type="dxa" w:w="3324"/>
+          </w:tcPr>
+          <w:p>
+            <w:r>
+              <w:t>Потребує npm publish</w:t>
+            </w:r>
+          </w:p>
+        </w:tc>
+      </w:tr>
+      <w:tr>
+        <w:tc>
+          <w:tcPr>
+            <w:tcW w:type="dxa" w:w="3324"/>
+          </w:tcPr>
+          <w:p>
+            <w:r>
+              <w:t>Атомарні зміни</w:t>
+            </w:r>
+          </w:p>
+        </w:tc>
+        <w:tc>
+          <w:tcPr>
+            <w:tcW w:type="dxa" w:w="3324"/>
+          </w:tcPr>
+          <w:p>
+            <w:r>
+              <w:t>Один коміт на всі пакети</w:t>
+            </w:r>
+          </w:p>
+        </w:tc>
+        <w:tc>
+          <w:tcPr>
+            <w:tcW w:type="dxa" w:w="3324"/>
+          </w:tcPr>
+          <w:p>
+            <w:r>
+              <w:t>Кілька PR у різних репо</w:t>
+            </w:r>
+          </w:p>
+        </w:tc>
+      </w:tr>
+      <w:tr>
+        <w:tc>
+          <w:tcPr>
+            <w:tcW w:type="dxa" w:w="3324"/>
+          </w:tcPr>
+          <w:p>
+            <w:r>
+              <w:t>Єдина збірка</w:t>
+            </w:r>
+          </w:p>
+        </w:tc>
+        <w:tc>
+          <w:tcPr>
+            <w:tcW w:type="dxa" w:w="3324"/>
+          </w:tcPr>
+          <w:p>
+            <w:r>
+              <w:t>Turborepo/Nx оркеструє</w:t>
+            </w:r>
+          </w:p>
+        </w:tc>
+        <w:tc>
+          <w:tcPr>
+            <w:tcW w:type="dxa" w:w="3324"/>
+          </w:tcPr>
+          <w:p>
+            <w:r>
+              <w:t>Окремі CI/CD pipeline</w:t>
+            </w:r>
+          </w:p>
+        </w:tc>
+      </w:tr>
+      <w:tr>
+        <w:tc>
+          <w:tcPr>
+            <w:tcW w:type="dxa" w:w="3324"/>
+          </w:tcPr>
+          <w:p>
+            <w:r>
+              <w:t>Рефакторинг</w:t>
+            </w:r>
+          </w:p>
+        </w:tc>
+        <w:tc>
+          <w:tcPr>
+            <w:tcW w:type="dxa" w:w="3324"/>
+          </w:tcPr>
+          <w:p>
+            <w:r>
+              <w:t>Глобальний, одразу видно наслідки</w:t>
+            </w:r>
+          </w:p>
+        </w:tc>
+        <w:tc>
+          <w:tcPr>
+            <w:tcW w:type="dxa" w:w="3324"/>
+          </w:tcPr>
+          <w:p>
+            <w:r>
+              <w:t>Складний, ризик розсинхронізації</w:t>
+            </w:r>
+          </w:p>
+        </w:tc>
+      </w:tr>
+      <w:tr>
+        <w:tc>
+          <w:tcPr>
+            <w:tcW w:type="dxa" w:w="3324"/>
+          </w:tcPr>
+          <w:p>
+            <w:r>
+              <w:t>Онбординг</w:t>
+            </w:r>
+          </w:p>
+        </w:tc>
+        <w:tc>
+          <w:tcPr>
+            <w:tcW w:type="dxa" w:w="3324"/>
+          </w:tcPr>
+          <w:p>
+            <w:r>
+              <w:t>Один clone — вся система</w:t>
+            </w:r>
+          </w:p>
+        </w:tc>
+        <w:tc>
+          <w:tcPr>
+            <w:tcW w:type="dxa" w:w="3324"/>
+          </w:tcPr>
+          <w:p>
+            <w:r>
+              <w:t>Клонувати кілька репозиторіїв</w:t>
+            </w:r>
+          </w:p>
+        </w:tc>
+      </w:tr>
+      <w:tr>
+        <w:tc>
+          <w:tcPr>
+            <w:tcW w:type="dxa" w:w="3324"/>
+          </w:tcPr>
+          <w:p>
+            <w:r>
+              <w:t>Масштабування</w:t>
+            </w:r>
+          </w:p>
+        </w:tc>
+        <w:tc>
+          <w:tcPr>
+            <w:tcW w:type="dxa" w:w="3324"/>
+          </w:tcPr>
+          <w:p>
+            <w:r>
+              <w:t>Може сповільнитись при &gt;100K файлів</w:t>
+            </w:r>
+          </w:p>
+        </w:tc>
+        <w:tc>
+          <w:tcPr>
+            <w:tcW w:type="dxa" w:w="3324"/>
+          </w:tcPr>
+          <w:p>
+            <w:r>
+              <w:t>Кожне репо незалежне</w:t>
+            </w:r>
+          </w:p>
+        </w:tc>
+      </w:tr>
+      <w:tr>
+        <w:tc>
+          <w:tcPr>
+            <w:tcW w:type="dxa" w:w="3324"/>
+          </w:tcPr>
+          <w:p>
+            <w:r>
+              <w:t>Ізоляція</w:t>
+            </w:r>
+          </w:p>
+        </w:tc>
+        <w:tc>
+          <w:tcPr>
+            <w:tcW w:type="dxa" w:w="3324"/>
+          </w:tcPr>
+          <w:p>
+            <w:r>
+              <w:t>Менша — зміни впливають на всіх</w:t>
+            </w:r>
+          </w:p>
+        </w:tc>
+        <w:tc>
+          <w:tcPr>
+            <w:tcW w:type="dxa" w:w="3324"/>
+          </w:tcPr>
+          <w:p>
+            <w:r>
+              <w:t>Повна — кожне репо окремо</w:t>
+            </w:r>
+          </w:p>
+        </w:tc>
+      </w:tr>
+    </w:tbl>
+    <w:p>
+      <w:pPr>
+        <w:spacing w:before="120"/>
+        <w:ind w:firstLine="0"/>
+        <w:jc w:val="center"/>
+      </w:pPr>
+      <w:r>
+        <w:rPr>
+          <w:i/>
+          <w:sz w:val="24"/>
+        </w:rPr>
+        <w:t>Таблиця 1.2 — Порівняння Monorepo та Polyrepo підходів</w:t>
+      </w:r>
+    </w:p>
+    <w:p>
+      <w:r>
+        <w:rPr>
+          <w:b w:val="0"/>
+          <w:i w:val="0"/>
+        </w:rPr>
+        <w:t>Для навчальної платформи monorepo є оптимальним вибором: студент отримує всю систему одним clone, спільні пакети доступні без публікації в npm, а атомарні зміни забезпечують консистентність між компонентами.</w:t>
+      </w:r>
+    </w:p>
+    <w:p>
+      <w:r>
+        <w:rPr>
+          <w:b w:val="0"/>
+          <w:i w:val="0"/>
+        </w:rPr>
+        <w:t>На ринку існує кілька інструментів для управління monorepo. Порівняння найпопулярніших наведено у таблиці 1.3.</w:t>
+      </w:r>
+    </w:p>
+    <w:tbl>
+      <w:tblPr>
+        <w:tblStyle w:val="TableGrid"/>
+        <w:tblW w:type="auto" w:w="0"/>
+        <w:tblLook w:firstColumn="1" w:firstRow="1" w:lastColumn="0" w:lastRow="0" w:noHBand="0" w:noVBand="1" w:val="04A0"/>
+      </w:tblPr>
+      <w:tblGrid>
+        <w:gridCol w:w="1994"/>
+        <w:gridCol w:w="1994"/>
+        <w:gridCol w:w="1994"/>
+        <w:gridCol w:w="1994"/>
+        <w:gridCol w:w="1994"/>
+      </w:tblGrid>
+      <w:tr>
+        <w:tc>
+          <w:tcPr>
+            <w:tcW w:type="dxa" w:w="1994"/>
+          </w:tcPr>
+          <w:p>
+            <w:r>
+              <w:t>Інструмент</w:t>
+            </w:r>
+          </w:p>
+        </w:tc>
+        <w:tc>
+          <w:tcPr>
+            <w:tcW w:type="dxa" w:w="1994"/>
+          </w:tcPr>
+          <w:p>
+            <w:r>
+              <w:t>Кешування</w:t>
+            </w:r>
+          </w:p>
+        </w:tc>
+        <w:tc>
+          <w:tcPr>
+            <w:tcW w:type="dxa" w:w="1994"/>
+          </w:tcPr>
+          <w:p>
+            <w:r>
+              <w:t>Складність</w:t>
+            </w:r>
+          </w:p>
+        </w:tc>
+        <w:tc>
+          <w:tcPr>
+            <w:tcW w:type="dxa" w:w="1994"/>
+          </w:tcPr>
+          <w:p>
+            <w:r>
+              <w:t>npm workspaces</w:t>
+            </w:r>
+          </w:p>
+        </w:tc>
+        <w:tc>
+          <w:tcPr>
+            <w:tcW w:type="dxa" w:w="1994"/>
+          </w:tcPr>
+          <w:p>
+            <w:r>
+              <w:t>Розмір конфігурації</w:t>
+            </w:r>
+          </w:p>
+        </w:tc>
+      </w:tr>
+      <w:tr>
+        <w:tc>
+          <w:tcPr>
+            <w:tcW w:type="dxa" w:w="1994"/>
+          </w:tcPr>
+          <w:p>
+            <w:r>
+              <w:t>Turborepo</w:t>
+            </w:r>
+          </w:p>
+        </w:tc>
+        <w:tc>
+          <w:tcPr>
+            <w:tcW w:type="dxa" w:w="1994"/>
+          </w:tcPr>
+          <w:p>
+            <w:r>
+              <w:t>Так (локальне + remote)</w:t>
+            </w:r>
+          </w:p>
+        </w:tc>
+        <w:tc>
+          <w:tcPr>
+            <w:tcW w:type="dxa" w:w="1994"/>
+          </w:tcPr>
+          <w:p>
+            <w:r>
+              <w:t>Низька</w:t>
+            </w:r>
+          </w:p>
+        </w:tc>
+        <w:tc>
+          <w:tcPr>
+            <w:tcW w:type="dxa" w:w="1994"/>
+          </w:tcPr>
+          <w:p>
+            <w:r>
+              <w:t>Нативна</w:t>
+            </w:r>
+          </w:p>
+        </w:tc>
+        <w:tc>
+          <w:tcPr>
+            <w:tcW w:type="dxa" w:w="1994"/>
+          </w:tcPr>
+          <w:p>
+            <w:r>
+              <w:t>1 файл (turbo.json)</w:t>
+            </w:r>
+          </w:p>
+        </w:tc>
+      </w:tr>
+      <w:tr>
+        <w:tc>
+          <w:tcPr>
+            <w:tcW w:type="dxa" w:w="1994"/>
+          </w:tcPr>
+          <w:p>
+            <w:r>
+              <w:t>Nx</w:t>
+            </w:r>
+          </w:p>
+        </w:tc>
+        <w:tc>
+          <w:tcPr>
+            <w:tcW w:type="dxa" w:w="1994"/>
+          </w:tcPr>
+          <w:p>
+            <w:r>
+              <w:t>Так (розширене)</w:t>
+            </w:r>
+          </w:p>
+        </w:tc>
+        <w:tc>
+          <w:tcPr>
+            <w:tcW w:type="dxa" w:w="1994"/>
+          </w:tcPr>
+          <w:p>
+            <w:r>
+              <w:t>Висока</w:t>
+            </w:r>
+          </w:p>
+        </w:tc>
+        <w:tc>
+          <w:tcPr>
+            <w:tcW w:type="dxa" w:w="1994"/>
+          </w:tcPr>
+          <w:p>
+            <w:r>
+              <w:t>Через плагін</w:t>
+            </w:r>
+          </w:p>
+        </w:tc>
+        <w:tc>
+          <w:tcPr>
+            <w:tcW w:type="dxa" w:w="1994"/>
+          </w:tcPr>
+          <w:p>
+            <w:r>
+              <w:t>nx.json + project.json</w:t>
+            </w:r>
+          </w:p>
+        </w:tc>
+      </w:tr>
+      <w:tr>
+        <w:tc>
+          <w:tcPr>
+            <w:tcW w:type="dxa" w:w="1994"/>
+          </w:tcPr>
+          <w:p>
+            <w:r>
+              <w:t>Lerna</w:t>
+            </w:r>
+          </w:p>
+        </w:tc>
+        <w:tc>
+          <w:tcPr>
+            <w:tcW w:type="dxa" w:w="1994"/>
+          </w:tcPr>
+          <w:p>
+            <w:r>
+              <w:t>Ні (deprecated)</w:t>
+            </w:r>
+          </w:p>
+        </w:tc>
+        <w:tc>
+          <w:tcPr>
+            <w:tcW w:type="dxa" w:w="1994"/>
+          </w:tcPr>
+          <w:p>
+            <w:r>
+              <w:t>Середня</w:t>
+            </w:r>
+          </w:p>
+        </w:tc>
+        <w:tc>
+          <w:tcPr>
+            <w:tcW w:type="dxa" w:w="1994"/>
+          </w:tcPr>
+          <w:p>
+            <w:r>
+              <w:t>Так</w:t>
+            </w:r>
+          </w:p>
+        </w:tc>
+        <w:tc>
+          <w:tcPr>
+            <w:tcW w:type="dxa" w:w="1994"/>
+          </w:tcPr>
+          <w:p>
+            <w:r>
+              <w:t>lerna.json</w:t>
+            </w:r>
+          </w:p>
+        </w:tc>
+      </w:tr>
+    </w:tbl>
+    <w:p>
+      <w:pPr>
+        <w:spacing w:before="120"/>
+        <w:ind w:firstLine="0"/>
+        <w:jc w:val="center"/>
+      </w:pPr>
+      <w:r>
+        <w:rPr>
+          <w:i/>
+          <w:sz w:val="24"/>
+        </w:rPr>
+        <w:t>Таблиця 1.3 — Порівняння інструментів для monorepo</w:t>
+      </w:r>
+    </w:p>
+    <w:p>
+      <w:r>
+        <w:rPr>
+          <w:b w:val="0"/>
+          <w:i w:val="0"/>
+        </w:rPr>
+        <w:t>Turborepo обрано завдяки найнижчій складності конфігурації (один файл turbo.json), нативній підтримці npm workspaces та достатньому функціоналу для навчальної платформи.</w:t>
+      </w:r>
+    </w:p>
+    <w:p>
+      <w:r>
+        <w:rPr>
+          <w:b w:val="0"/>
+          <w:i w:val="0"/>
+        </w:rPr>
+        <w:t>Turborepo — інструмент для управління monorepo від компанії Vercel, який забезпечує: інкрементальну збірку (перебудовує лише змінені пакети), кешування результатів збірки, паралельне виконання задач та визначення порядку збірки на основі графу залежностей.</w:t>
       </w:r>
     </w:p>
     <w:p>
@@ -3076,6 +3630,875 @@
           <w:b w:val="0"/>
           <w:i w:val="0"/>
         </w:rPr>
+        <w:t>Повну таблицю API-ендпоінтів з розподілом по спринтах наведено у таблиці 2.1.</w:t>
+      </w:r>
+    </w:p>
+    <w:tbl>
+      <w:tblPr>
+        <w:tblStyle w:val="TableGrid"/>
+        <w:tblW w:type="auto" w:w="0"/>
+        <w:tblLook w:firstColumn="1" w:firstRow="1" w:lastColumn="0" w:lastRow="0" w:noHBand="0" w:noVBand="1" w:val="04A0"/>
+      </w:tblPr>
+      <w:tblGrid>
+        <w:gridCol w:w="1994"/>
+        <w:gridCol w:w="1994"/>
+        <w:gridCol w:w="1994"/>
+        <w:gridCol w:w="1994"/>
+        <w:gridCol w:w="1994"/>
+      </w:tblGrid>
+      <w:tr>
+        <w:tc>
+          <w:tcPr>
+            <w:tcW w:type="dxa" w:w="1994"/>
+          </w:tcPr>
+          <w:p>
+            <w:r>
+              <w:t>Sprint</w:t>
+            </w:r>
+          </w:p>
+        </w:tc>
+        <w:tc>
+          <w:tcPr>
+            <w:tcW w:type="dxa" w:w="1994"/>
+          </w:tcPr>
+          <w:p>
+            <w:r>
+              <w:t>Метод</w:t>
+            </w:r>
+          </w:p>
+        </w:tc>
+        <w:tc>
+          <w:tcPr>
+            <w:tcW w:type="dxa" w:w="1994"/>
+          </w:tcPr>
+          <w:p>
+            <w:r>
+              <w:t>Шлях</w:t>
+            </w:r>
+          </w:p>
+        </w:tc>
+        <w:tc>
+          <w:tcPr>
+            <w:tcW w:type="dxa" w:w="1994"/>
+          </w:tcPr>
+          <w:p>
+            <w:r>
+              <w:t>Опис</w:t>
+            </w:r>
+          </w:p>
+        </w:tc>
+        <w:tc>
+          <w:tcPr>
+            <w:tcW w:type="dxa" w:w="1994"/>
+          </w:tcPr>
+          <w:p>
+            <w:r>
+              <w:t>Auth</w:t>
+            </w:r>
+          </w:p>
+        </w:tc>
+      </w:tr>
+      <w:tr>
+        <w:tc>
+          <w:tcPr>
+            <w:tcW w:type="dxa" w:w="1994"/>
+          </w:tcPr>
+          <w:p>
+            <w:r>
+              <w:t>1</w:t>
+            </w:r>
+          </w:p>
+        </w:tc>
+        <w:tc>
+          <w:tcPr>
+            <w:tcW w:type="dxa" w:w="1994"/>
+          </w:tcPr>
+          <w:p>
+            <w:r>
+              <w:t>POST</w:t>
+            </w:r>
+          </w:p>
+        </w:tc>
+        <w:tc>
+          <w:tcPr>
+            <w:tcW w:type="dxa" w:w="1994"/>
+          </w:tcPr>
+          <w:p>
+            <w:r>
+              <w:t>/auth/registration</w:t>
+            </w:r>
+          </w:p>
+        </w:tc>
+        <w:tc>
+          <w:tcPr>
+            <w:tcW w:type="dxa" w:w="1994"/>
+          </w:tcPr>
+          <w:p>
+            <w:r>
+              <w:t>Реєстрація</w:t>
+            </w:r>
+          </w:p>
+        </w:tc>
+        <w:tc>
+          <w:tcPr>
+            <w:tcW w:type="dxa" w:w="1994"/>
+          </w:tcPr>
+          <w:p>
+            <w:r>
+              <w:t>Ні</w:t>
+            </w:r>
+          </w:p>
+        </w:tc>
+      </w:tr>
+      <w:tr>
+        <w:tc>
+          <w:tcPr>
+            <w:tcW w:type="dxa" w:w="1994"/>
+          </w:tcPr>
+          <w:p>
+            <w:r>
+              <w:t>1</w:t>
+            </w:r>
+          </w:p>
+        </w:tc>
+        <w:tc>
+          <w:tcPr>
+            <w:tcW w:type="dxa" w:w="1994"/>
+          </w:tcPr>
+          <w:p>
+            <w:r>
+              <w:t>POST</w:t>
+            </w:r>
+          </w:p>
+        </w:tc>
+        <w:tc>
+          <w:tcPr>
+            <w:tcW w:type="dxa" w:w="1994"/>
+          </w:tcPr>
+          <w:p>
+            <w:r>
+              <w:t>/auth/login</w:t>
+            </w:r>
+          </w:p>
+        </w:tc>
+        <w:tc>
+          <w:tcPr>
+            <w:tcW w:type="dxa" w:w="1994"/>
+          </w:tcPr>
+          <w:p>
+            <w:r>
+              <w:t>Вхід</w:t>
+            </w:r>
+          </w:p>
+        </w:tc>
+        <w:tc>
+          <w:tcPr>
+            <w:tcW w:type="dxa" w:w="1994"/>
+          </w:tcPr>
+          <w:p>
+            <w:r>
+              <w:t>Ні</w:t>
+            </w:r>
+          </w:p>
+        </w:tc>
+      </w:tr>
+      <w:tr>
+        <w:tc>
+          <w:tcPr>
+            <w:tcW w:type="dxa" w:w="1994"/>
+          </w:tcPr>
+          <w:p>
+            <w:r>
+              <w:t>2</w:t>
+            </w:r>
+          </w:p>
+        </w:tc>
+        <w:tc>
+          <w:tcPr>
+            <w:tcW w:type="dxa" w:w="1994"/>
+          </w:tcPr>
+          <w:p>
+            <w:r>
+              <w:t>GET</w:t>
+            </w:r>
+          </w:p>
+        </w:tc>
+        <w:tc>
+          <w:tcPr>
+            <w:tcW w:type="dxa" w:w="1994"/>
+          </w:tcPr>
+          <w:p>
+            <w:r>
+              <w:t>/tasks</w:t>
+            </w:r>
+          </w:p>
+        </w:tc>
+        <w:tc>
+          <w:tcPr>
+            <w:tcW w:type="dxa" w:w="1994"/>
+          </w:tcPr>
+          <w:p>
+            <w:r>
+              <w:t>Список задач</w:t>
+            </w:r>
+          </w:p>
+        </w:tc>
+        <w:tc>
+          <w:tcPr>
+            <w:tcW w:type="dxa" w:w="1994"/>
+          </w:tcPr>
+          <w:p>
+            <w:r>
+              <w:t>Так</w:t>
+            </w:r>
+          </w:p>
+        </w:tc>
+      </w:tr>
+      <w:tr>
+        <w:tc>
+          <w:tcPr>
+            <w:tcW w:type="dxa" w:w="1994"/>
+          </w:tcPr>
+          <w:p>
+            <w:r>
+              <w:t>2</w:t>
+            </w:r>
+          </w:p>
+        </w:tc>
+        <w:tc>
+          <w:tcPr>
+            <w:tcW w:type="dxa" w:w="1994"/>
+          </w:tcPr>
+          <w:p>
+            <w:r>
+              <w:t>GET</w:t>
+            </w:r>
+          </w:p>
+        </w:tc>
+        <w:tc>
+          <w:tcPr>
+            <w:tcW w:type="dxa" w:w="1994"/>
+          </w:tcPr>
+          <w:p>
+            <w:r>
+              <w:t>/profile</w:t>
+            </w:r>
+          </w:p>
+        </w:tc>
+        <w:tc>
+          <w:tcPr>
+            <w:tcW w:type="dxa" w:w="1994"/>
+          </w:tcPr>
+          <w:p>
+            <w:r>
+              <w:t>Профіль</w:t>
+            </w:r>
+          </w:p>
+        </w:tc>
+        <w:tc>
+          <w:tcPr>
+            <w:tcW w:type="dxa" w:w="1994"/>
+          </w:tcPr>
+          <w:p>
+            <w:r>
+              <w:t>Так</w:t>
+            </w:r>
+          </w:p>
+        </w:tc>
+      </w:tr>
+      <w:tr>
+        <w:tc>
+          <w:tcPr>
+            <w:tcW w:type="dxa" w:w="1994"/>
+          </w:tcPr>
+          <w:p>
+            <w:r>
+              <w:t>2</w:t>
+            </w:r>
+          </w:p>
+        </w:tc>
+        <w:tc>
+          <w:tcPr>
+            <w:tcW w:type="dxa" w:w="1994"/>
+          </w:tcPr>
+          <w:p>
+            <w:r>
+              <w:t>PUT</w:t>
+            </w:r>
+          </w:p>
+        </w:tc>
+        <w:tc>
+          <w:tcPr>
+            <w:tcW w:type="dxa" w:w="1994"/>
+          </w:tcPr>
+          <w:p>
+            <w:r>
+              <w:t>/profile</w:t>
+            </w:r>
+          </w:p>
+        </w:tc>
+        <w:tc>
+          <w:tcPr>
+            <w:tcW w:type="dxa" w:w="1994"/>
+          </w:tcPr>
+          <w:p>
+            <w:r>
+              <w:t>Оновити профіль</w:t>
+            </w:r>
+          </w:p>
+        </w:tc>
+        <w:tc>
+          <w:tcPr>
+            <w:tcW w:type="dxa" w:w="1994"/>
+          </w:tcPr>
+          <w:p>
+            <w:r>
+              <w:t>Так</w:t>
+            </w:r>
+          </w:p>
+        </w:tc>
+      </w:tr>
+      <w:tr>
+        <w:tc>
+          <w:tcPr>
+            <w:tcW w:type="dxa" w:w="1994"/>
+          </w:tcPr>
+          <w:p>
+            <w:r>
+              <w:t>3</w:t>
+            </w:r>
+          </w:p>
+        </w:tc>
+        <w:tc>
+          <w:tcPr>
+            <w:tcW w:type="dxa" w:w="1994"/>
+          </w:tcPr>
+          <w:p>
+            <w:r>
+              <w:t>POST</w:t>
+            </w:r>
+          </w:p>
+        </w:tc>
+        <w:tc>
+          <w:tcPr>
+            <w:tcW w:type="dxa" w:w="1994"/>
+          </w:tcPr>
+          <w:p>
+            <w:r>
+              <w:t>/tasks</w:t>
+            </w:r>
+          </w:p>
+        </w:tc>
+        <w:tc>
+          <w:tcPr>
+            <w:tcW w:type="dxa" w:w="1994"/>
+          </w:tcPr>
+          <w:p>
+            <w:r>
+              <w:t>Створити задачу</w:t>
+            </w:r>
+          </w:p>
+        </w:tc>
+        <w:tc>
+          <w:tcPr>
+            <w:tcW w:type="dxa" w:w="1994"/>
+          </w:tcPr>
+          <w:p>
+            <w:r>
+              <w:t>Так</w:t>
+            </w:r>
+          </w:p>
+        </w:tc>
+      </w:tr>
+      <w:tr>
+        <w:tc>
+          <w:tcPr>
+            <w:tcW w:type="dxa" w:w="1994"/>
+          </w:tcPr>
+          <w:p>
+            <w:r>
+              <w:t>3</w:t>
+            </w:r>
+          </w:p>
+        </w:tc>
+        <w:tc>
+          <w:tcPr>
+            <w:tcW w:type="dxa" w:w="1994"/>
+          </w:tcPr>
+          <w:p>
+            <w:r>
+              <w:t>GET</w:t>
+            </w:r>
+          </w:p>
+        </w:tc>
+        <w:tc>
+          <w:tcPr>
+            <w:tcW w:type="dxa" w:w="1994"/>
+          </w:tcPr>
+          <w:p>
+            <w:r>
+              <w:t>/tasks/:id</w:t>
+            </w:r>
+          </w:p>
+        </w:tc>
+        <w:tc>
+          <w:tcPr>
+            <w:tcW w:type="dxa" w:w="1994"/>
+          </w:tcPr>
+          <w:p>
+            <w:r>
+              <w:t>Задача по ID</w:t>
+            </w:r>
+          </w:p>
+        </w:tc>
+        <w:tc>
+          <w:tcPr>
+            <w:tcW w:type="dxa" w:w="1994"/>
+          </w:tcPr>
+          <w:p>
+            <w:r>
+              <w:t>Так</w:t>
+            </w:r>
+          </w:p>
+        </w:tc>
+      </w:tr>
+      <w:tr>
+        <w:tc>
+          <w:tcPr>
+            <w:tcW w:type="dxa" w:w="1994"/>
+          </w:tcPr>
+          <w:p>
+            <w:r>
+              <w:t>3</w:t>
+            </w:r>
+          </w:p>
+        </w:tc>
+        <w:tc>
+          <w:tcPr>
+            <w:tcW w:type="dxa" w:w="1994"/>
+          </w:tcPr>
+          <w:p>
+            <w:r>
+              <w:t>PUT</w:t>
+            </w:r>
+          </w:p>
+        </w:tc>
+        <w:tc>
+          <w:tcPr>
+            <w:tcW w:type="dxa" w:w="1994"/>
+          </w:tcPr>
+          <w:p>
+            <w:r>
+              <w:t>/tasks/:id</w:t>
+            </w:r>
+          </w:p>
+        </w:tc>
+        <w:tc>
+          <w:tcPr>
+            <w:tcW w:type="dxa" w:w="1994"/>
+          </w:tcPr>
+          <w:p>
+            <w:r>
+              <w:t>Оновити задачу</w:t>
+            </w:r>
+          </w:p>
+        </w:tc>
+        <w:tc>
+          <w:tcPr>
+            <w:tcW w:type="dxa" w:w="1994"/>
+          </w:tcPr>
+          <w:p>
+            <w:r>
+              <w:t>Так</w:t>
+            </w:r>
+          </w:p>
+        </w:tc>
+      </w:tr>
+      <w:tr>
+        <w:tc>
+          <w:tcPr>
+            <w:tcW w:type="dxa" w:w="1994"/>
+          </w:tcPr>
+          <w:p>
+            <w:r>
+              <w:t>3</w:t>
+            </w:r>
+          </w:p>
+        </w:tc>
+        <w:tc>
+          <w:tcPr>
+            <w:tcW w:type="dxa" w:w="1994"/>
+          </w:tcPr>
+          <w:p>
+            <w:r>
+              <w:t>PATCH</w:t>
+            </w:r>
+          </w:p>
+        </w:tc>
+        <w:tc>
+          <w:tcPr>
+            <w:tcW w:type="dxa" w:w="1994"/>
+          </w:tcPr>
+          <w:p>
+            <w:r>
+              <w:t>/tasks/:id</w:t>
+            </w:r>
+          </w:p>
+        </w:tc>
+        <w:tc>
+          <w:tcPr>
+            <w:tcW w:type="dxa" w:w="1994"/>
+          </w:tcPr>
+          <w:p>
+            <w:r>
+              <w:t>Часткове оновлення</w:t>
+            </w:r>
+          </w:p>
+        </w:tc>
+        <w:tc>
+          <w:tcPr>
+            <w:tcW w:type="dxa" w:w="1994"/>
+          </w:tcPr>
+          <w:p>
+            <w:r>
+              <w:t>Так</w:t>
+            </w:r>
+          </w:p>
+        </w:tc>
+      </w:tr>
+      <w:tr>
+        <w:tc>
+          <w:tcPr>
+            <w:tcW w:type="dxa" w:w="1994"/>
+          </w:tcPr>
+          <w:p>
+            <w:r>
+              <w:t>3</w:t>
+            </w:r>
+          </w:p>
+        </w:tc>
+        <w:tc>
+          <w:tcPr>
+            <w:tcW w:type="dxa" w:w="1994"/>
+          </w:tcPr>
+          <w:p>
+            <w:r>
+              <w:t>DELETE</w:t>
+            </w:r>
+          </w:p>
+        </w:tc>
+        <w:tc>
+          <w:tcPr>
+            <w:tcW w:type="dxa" w:w="1994"/>
+          </w:tcPr>
+          <w:p>
+            <w:r>
+              <w:t>/tasks/:id</w:t>
+            </w:r>
+          </w:p>
+        </w:tc>
+        <w:tc>
+          <w:tcPr>
+            <w:tcW w:type="dxa" w:w="1994"/>
+          </w:tcPr>
+          <w:p>
+            <w:r>
+              <w:t>Видалити задачу</w:t>
+            </w:r>
+          </w:p>
+        </w:tc>
+        <w:tc>
+          <w:tcPr>
+            <w:tcW w:type="dxa" w:w="1994"/>
+          </w:tcPr>
+          <w:p>
+            <w:r>
+              <w:t>Так</w:t>
+            </w:r>
+          </w:p>
+        </w:tc>
+      </w:tr>
+      <w:tr>
+        <w:tc>
+          <w:tcPr>
+            <w:tcW w:type="dxa" w:w="1994"/>
+          </w:tcPr>
+          <w:p>
+            <w:r>
+              <w:t>3</w:t>
+            </w:r>
+          </w:p>
+        </w:tc>
+        <w:tc>
+          <w:tcPr>
+            <w:tcW w:type="dxa" w:w="1994"/>
+          </w:tcPr>
+          <w:p>
+            <w:r>
+              <w:t>DELETE</w:t>
+            </w:r>
+          </w:p>
+        </w:tc>
+        <w:tc>
+          <w:tcPr>
+            <w:tcW w:type="dxa" w:w="1994"/>
+          </w:tcPr>
+          <w:p>
+            <w:r>
+              <w:t>/tasks/:id/attachments/:fileId</w:t>
+            </w:r>
+          </w:p>
+        </w:tc>
+        <w:tc>
+          <w:tcPr>
+            <w:tcW w:type="dxa" w:w="1994"/>
+          </w:tcPr>
+          <w:p>
+            <w:r>
+              <w:t>Видалити файл</w:t>
+            </w:r>
+          </w:p>
+        </w:tc>
+        <w:tc>
+          <w:tcPr>
+            <w:tcW w:type="dxa" w:w="1994"/>
+          </w:tcPr>
+          <w:p>
+            <w:r>
+              <w:t>Так</w:t>
+            </w:r>
+          </w:p>
+        </w:tc>
+      </w:tr>
+      <w:tr>
+        <w:tc>
+          <w:tcPr>
+            <w:tcW w:type="dxa" w:w="1994"/>
+          </w:tcPr>
+          <w:p>
+            <w:r>
+              <w:t>3</w:t>
+            </w:r>
+          </w:p>
+        </w:tc>
+        <w:tc>
+          <w:tcPr>
+            <w:tcW w:type="dxa" w:w="1994"/>
+          </w:tcPr>
+          <w:p>
+            <w:r>
+              <w:t>GET</w:t>
+            </w:r>
+          </w:p>
+        </w:tc>
+        <w:tc>
+          <w:tcPr>
+            <w:tcW w:type="dxa" w:w="1994"/>
+          </w:tcPr>
+          <w:p>
+            <w:r>
+              <w:t>/tasks/all</w:t>
+            </w:r>
+          </w:p>
+        </w:tc>
+        <w:tc>
+          <w:tcPr>
+            <w:tcW w:type="dxa" w:w="1994"/>
+          </w:tcPr>
+          <w:p>
+            <w:r>
+              <w:t>Всі задачі (пагінація)</w:t>
+            </w:r>
+          </w:p>
+        </w:tc>
+        <w:tc>
+          <w:tcPr>
+            <w:tcW w:type="dxa" w:w="1994"/>
+          </w:tcPr>
+          <w:p>
+            <w:r>
+              <w:t>Так</w:t>
+            </w:r>
+          </w:p>
+        </w:tc>
+      </w:tr>
+      <w:tr>
+        <w:tc>
+          <w:tcPr>
+            <w:tcW w:type="dxa" w:w="1994"/>
+          </w:tcPr>
+          <w:p>
+            <w:r>
+              <w:t>4</w:t>
+            </w:r>
+          </w:p>
+        </w:tc>
+        <w:tc>
+          <w:tcPr>
+            <w:tcW w:type="dxa" w:w="1994"/>
+          </w:tcPr>
+          <w:p>
+            <w:r>
+              <w:t>GET</w:t>
+            </w:r>
+          </w:p>
+        </w:tc>
+        <w:tc>
+          <w:tcPr>
+            <w:tcW w:type="dxa" w:w="1994"/>
+          </w:tcPr>
+          <w:p>
+            <w:r>
+              <w:t>/priorities</w:t>
+            </w:r>
+          </w:p>
+        </w:tc>
+        <w:tc>
+          <w:tcPr>
+            <w:tcW w:type="dxa" w:w="1994"/>
+          </w:tcPr>
+          <w:p>
+            <w:r>
+              <w:t>Список пріоритетів</w:t>
+            </w:r>
+          </w:p>
+        </w:tc>
+        <w:tc>
+          <w:tcPr>
+            <w:tcW w:type="dxa" w:w="1994"/>
+          </w:tcPr>
+          <w:p>
+            <w:r>
+              <w:t>Так</w:t>
+            </w:r>
+          </w:p>
+        </w:tc>
+      </w:tr>
+      <w:tr>
+        <w:tc>
+          <w:tcPr>
+            <w:tcW w:type="dxa" w:w="1994"/>
+          </w:tcPr>
+          <w:p>
+            <w:r>
+              <w:t>4</w:t>
+            </w:r>
+          </w:p>
+        </w:tc>
+        <w:tc>
+          <w:tcPr>
+            <w:tcW w:type="dxa" w:w="1994"/>
+          </w:tcPr>
+          <w:p>
+            <w:r>
+              <w:t>POST</w:t>
+            </w:r>
+          </w:p>
+        </w:tc>
+        <w:tc>
+          <w:tcPr>
+            <w:tcW w:type="dxa" w:w="1994"/>
+          </w:tcPr>
+          <w:p>
+            <w:r>
+              <w:t>/tasks</w:t>
+            </w:r>
+          </w:p>
+        </w:tc>
+        <w:tc>
+          <w:tcPr>
+            <w:tcW w:type="dxa" w:w="1994"/>
+          </w:tcPr>
+          <w:p>
+            <w:r>
+              <w:t>Створити з пріоритетом</w:t>
+            </w:r>
+          </w:p>
+        </w:tc>
+        <w:tc>
+          <w:tcPr>
+            <w:tcW w:type="dxa" w:w="1994"/>
+          </w:tcPr>
+          <w:p>
+            <w:r>
+              <w:t>Так</w:t>
+            </w:r>
+          </w:p>
+        </w:tc>
+      </w:tr>
+      <w:tr>
+        <w:tc>
+          <w:tcPr>
+            <w:tcW w:type="dxa" w:w="1994"/>
+          </w:tcPr>
+          <w:p>
+            <w:r>
+              <w:t>4</w:t>
+            </w:r>
+          </w:p>
+        </w:tc>
+        <w:tc>
+          <w:tcPr>
+            <w:tcW w:type="dxa" w:w="1994"/>
+          </w:tcPr>
+          <w:p>
+            <w:r>
+              <w:t>PUT</w:t>
+            </w:r>
+          </w:p>
+        </w:tc>
+        <w:tc>
+          <w:tcPr>
+            <w:tcW w:type="dxa" w:w="1994"/>
+          </w:tcPr>
+          <w:p>
+            <w:r>
+              <w:t>/tasks/:id</w:t>
+            </w:r>
+          </w:p>
+        </w:tc>
+        <w:tc>
+          <w:tcPr>
+            <w:tcW w:type="dxa" w:w="1994"/>
+          </w:tcPr>
+          <w:p>
+            <w:r>
+              <w:t>Оновити з пріоритетом</w:t>
+            </w:r>
+          </w:p>
+        </w:tc>
+        <w:tc>
+          <w:tcPr>
+            <w:tcW w:type="dxa" w:w="1994"/>
+          </w:tcPr>
+          <w:p>
+            <w:r>
+              <w:t>Так</w:t>
+            </w:r>
+          </w:p>
+        </w:tc>
+      </w:tr>
+    </w:tbl>
+    <w:p>
+      <w:pPr>
+        <w:spacing w:before="120"/>
+        <w:ind w:firstLine="0"/>
+        <w:jc w:val="center"/>
+      </w:pPr>
+      <w:r>
+        <w:rPr>
+          <w:i/>
+          <w:sz w:val="24"/>
+        </w:rPr>
+        <w:t>Таблиця 2.1 — API-ендпоінти по спринтах</w:t>
+      </w:r>
+    </w:p>
+    <w:p>
+      <w:r>
+        <w:rPr>
+          <w:b w:val="0"/>
+          <w:i w:val="0"/>
+        </w:rPr>
         <w:t>Такий підхід дозволяє backend-студенту поступово реалізовувати API, а frontend/mobile-студенту — працювати з API відповідного рівня складності, не стикаючись з ендпоінтами, які ще не вивчались.</w:t>
       </w:r>
     </w:p>
@@ -3573,7 +4996,7 @@
           <w:b w:val="0"/>
           <w:i w:val="0"/>
         </w:rPr>
-        <w:t>Кожен тікет містить детальні сценарії (від 4 до 8), що описують очікувану поведінку для happy path, error handling та edge cases. Повний приклад тікету наведено у Додатку В.</w:t>
+        <w:t>Кожен тікет містить детальні сценарії (від 4 до 8), що описують очікувану поведінку для happy path, error handling та edge cases. Повний приклад тікету наведено у Додатку В. Повний список тікетів для всіх напрямків наведено у Додатку Г.</w:t>
       </w:r>
     </w:p>
     <w:p>
@@ -4387,7 +5810,412 @@
           <w:b w:val="0"/>
           <w:i w:val="0"/>
         </w:rPr>
-        <w:t>Компоненти UI реалізовані з використанням CSS-модулів. Кожен компонент має окремий CSS-файл з відповідними стилями. Реалізовано компоненти: CustomButton (кнопка з варіантами), TextInputWithHint (поле вводу з підказкою та помилкою), UserAvatar (аватар з можливістю завантаження), UniversalLoading (індикатор завантаження), UniversalError (відображення помилок), TaskListItem (елемент списку задач), TaskPriority (відображення пріоритету), TaskStatus (статус задачі).</w:t>
+        <w:t>Таблицю маршрутів web-додатку наведено у таблиці 3.1.</w:t>
+      </w:r>
+    </w:p>
+    <w:tbl>
+      <w:tblPr>
+        <w:tblStyle w:val="TableGrid"/>
+        <w:tblW w:type="auto" w:w="0"/>
+        <w:tblLook w:firstColumn="1" w:firstRow="1" w:lastColumn="0" w:lastRow="0" w:noHBand="0" w:noVBand="1" w:val="04A0"/>
+      </w:tblPr>
+      <w:tblGrid>
+        <w:gridCol w:w="2493"/>
+        <w:gridCol w:w="2493"/>
+        <w:gridCol w:w="2493"/>
+        <w:gridCol w:w="2493"/>
+      </w:tblGrid>
+      <w:tr>
+        <w:tc>
+          <w:tcPr>
+            <w:tcW w:type="dxa" w:w="2493"/>
+          </w:tcPr>
+          <w:p>
+            <w:r>
+              <w:t>Маршрут</w:t>
+            </w:r>
+          </w:p>
+        </w:tc>
+        <w:tc>
+          <w:tcPr>
+            <w:tcW w:type="dxa" w:w="2493"/>
+          </w:tcPr>
+          <w:p>
+            <w:r>
+              <w:t>Сторінка</w:t>
+            </w:r>
+          </w:p>
+        </w:tc>
+        <w:tc>
+          <w:tcPr>
+            <w:tcW w:type="dxa" w:w="2493"/>
+          </w:tcPr>
+          <w:p>
+            <w:r>
+              <w:t>Auth</w:t>
+            </w:r>
+          </w:p>
+        </w:tc>
+        <w:tc>
+          <w:tcPr>
+            <w:tcW w:type="dxa" w:w="2493"/>
+          </w:tcPr>
+          <w:p>
+            <w:r>
+              <w:t>Sprint</w:t>
+            </w:r>
+          </w:p>
+        </w:tc>
+      </w:tr>
+      <w:tr>
+        <w:tc>
+          <w:tcPr>
+            <w:tcW w:type="dxa" w:w="2493"/>
+          </w:tcPr>
+          <w:p>
+            <w:r>
+              <w:t>/sign-in</w:t>
+            </w:r>
+          </w:p>
+        </w:tc>
+        <w:tc>
+          <w:tcPr>
+            <w:tcW w:type="dxa" w:w="2493"/>
+          </w:tcPr>
+          <w:p>
+            <w:r>
+              <w:t>SignInPage</w:t>
+            </w:r>
+          </w:p>
+        </w:tc>
+        <w:tc>
+          <w:tcPr>
+            <w:tcW w:type="dxa" w:w="2493"/>
+          </w:tcPr>
+          <w:p>
+            <w:r>
+              <w:t>Guest only</w:t>
+            </w:r>
+          </w:p>
+        </w:tc>
+        <w:tc>
+          <w:tcPr>
+            <w:tcW w:type="dxa" w:w="2493"/>
+          </w:tcPr>
+          <w:p>
+            <w:r>
+              <w:t>1+</w:t>
+            </w:r>
+          </w:p>
+        </w:tc>
+      </w:tr>
+      <w:tr>
+        <w:tc>
+          <w:tcPr>
+            <w:tcW w:type="dxa" w:w="2493"/>
+          </w:tcPr>
+          <w:p>
+            <w:r>
+              <w:t>/sign-up</w:t>
+            </w:r>
+          </w:p>
+        </w:tc>
+        <w:tc>
+          <w:tcPr>
+            <w:tcW w:type="dxa" w:w="2493"/>
+          </w:tcPr>
+          <w:p>
+            <w:r>
+              <w:t>SignUpPage</w:t>
+            </w:r>
+          </w:p>
+        </w:tc>
+        <w:tc>
+          <w:tcPr>
+            <w:tcW w:type="dxa" w:w="2493"/>
+          </w:tcPr>
+          <w:p>
+            <w:r>
+              <w:t>Guest only</w:t>
+            </w:r>
+          </w:p>
+        </w:tc>
+        <w:tc>
+          <w:tcPr>
+            <w:tcW w:type="dxa" w:w="2493"/>
+          </w:tcPr>
+          <w:p>
+            <w:r>
+              <w:t>1+</w:t>
+            </w:r>
+          </w:p>
+        </w:tc>
+      </w:tr>
+      <w:tr>
+        <w:tc>
+          <w:tcPr>
+            <w:tcW w:type="dxa" w:w="2493"/>
+          </w:tcPr>
+          <w:p>
+            <w:r>
+              <w:t>/</w:t>
+            </w:r>
+          </w:p>
+        </w:tc>
+        <w:tc>
+          <w:tcPr>
+            <w:tcW w:type="dxa" w:w="2493"/>
+          </w:tcPr>
+          <w:p>
+            <w:r>
+              <w:t>TasksPage</w:t>
+            </w:r>
+          </w:p>
+        </w:tc>
+        <w:tc>
+          <w:tcPr>
+            <w:tcW w:type="dxa" w:w="2493"/>
+          </w:tcPr>
+          <w:p>
+            <w:r>
+              <w:t>Protected</w:t>
+            </w:r>
+          </w:p>
+        </w:tc>
+        <w:tc>
+          <w:tcPr>
+            <w:tcW w:type="dxa" w:w="2493"/>
+          </w:tcPr>
+          <w:p>
+            <w:r>
+              <w:t>2+</w:t>
+            </w:r>
+          </w:p>
+        </w:tc>
+      </w:tr>
+      <w:tr>
+        <w:tc>
+          <w:tcPr>
+            <w:tcW w:type="dxa" w:w="2493"/>
+          </w:tcPr>
+          <w:p>
+            <w:r>
+              <w:t>/profile</w:t>
+            </w:r>
+          </w:p>
+        </w:tc>
+        <w:tc>
+          <w:tcPr>
+            <w:tcW w:type="dxa" w:w="2493"/>
+          </w:tcPr>
+          <w:p>
+            <w:r>
+              <w:t>ProfilePage</w:t>
+            </w:r>
+          </w:p>
+        </w:tc>
+        <w:tc>
+          <w:tcPr>
+            <w:tcW w:type="dxa" w:w="2493"/>
+          </w:tcPr>
+          <w:p>
+            <w:r>
+              <w:t>Protected</w:t>
+            </w:r>
+          </w:p>
+        </w:tc>
+        <w:tc>
+          <w:tcPr>
+            <w:tcW w:type="dxa" w:w="2493"/>
+          </w:tcPr>
+          <w:p>
+            <w:r>
+              <w:t>2+</w:t>
+            </w:r>
+          </w:p>
+        </w:tc>
+      </w:tr>
+      <w:tr>
+        <w:tc>
+          <w:tcPr>
+            <w:tcW w:type="dxa" w:w="2493"/>
+          </w:tcPr>
+          <w:p>
+            <w:r>
+              <w:t>/common-tasks</w:t>
+            </w:r>
+          </w:p>
+        </w:tc>
+        <w:tc>
+          <w:tcPr>
+            <w:tcW w:type="dxa" w:w="2493"/>
+          </w:tcPr>
+          <w:p>
+            <w:r>
+              <w:t>CommonTasksPage</w:t>
+            </w:r>
+          </w:p>
+        </w:tc>
+        <w:tc>
+          <w:tcPr>
+            <w:tcW w:type="dxa" w:w="2493"/>
+          </w:tcPr>
+          <w:p>
+            <w:r>
+              <w:t>Protected</w:t>
+            </w:r>
+          </w:p>
+        </w:tc>
+        <w:tc>
+          <w:tcPr>
+            <w:tcW w:type="dxa" w:w="2493"/>
+          </w:tcPr>
+          <w:p>
+            <w:r>
+              <w:t>3+</w:t>
+            </w:r>
+          </w:p>
+        </w:tc>
+      </w:tr>
+      <w:tr>
+        <w:tc>
+          <w:tcPr>
+            <w:tcW w:type="dxa" w:w="2493"/>
+          </w:tcPr>
+          <w:p>
+            <w:r>
+              <w:t>/tasks/:id</w:t>
+            </w:r>
+          </w:p>
+        </w:tc>
+        <w:tc>
+          <w:tcPr>
+            <w:tcW w:type="dxa" w:w="2493"/>
+          </w:tcPr>
+          <w:p>
+            <w:r>
+              <w:t>TaskDetailsPage</w:t>
+            </w:r>
+          </w:p>
+        </w:tc>
+        <w:tc>
+          <w:tcPr>
+            <w:tcW w:type="dxa" w:w="2493"/>
+          </w:tcPr>
+          <w:p>
+            <w:r>
+              <w:t>Protected</w:t>
+            </w:r>
+          </w:p>
+        </w:tc>
+        <w:tc>
+          <w:tcPr>
+            <w:tcW w:type="dxa" w:w="2493"/>
+          </w:tcPr>
+          <w:p>
+            <w:r>
+              <w:t>3+</w:t>
+            </w:r>
+          </w:p>
+        </w:tc>
+      </w:tr>
+      <w:tr>
+        <w:tc>
+          <w:tcPr>
+            <w:tcW w:type="dxa" w:w="2493"/>
+          </w:tcPr>
+          <w:p>
+            <w:r>
+              <w:t>/tasks/new</w:t>
+            </w:r>
+          </w:p>
+        </w:tc>
+        <w:tc>
+          <w:tcPr>
+            <w:tcW w:type="dxa" w:w="2493"/>
+          </w:tcPr>
+          <w:p>
+            <w:r>
+              <w:t>AddTaskPage</w:t>
+            </w:r>
+          </w:p>
+        </w:tc>
+        <w:tc>
+          <w:tcPr>
+            <w:tcW w:type="dxa" w:w="2493"/>
+          </w:tcPr>
+          <w:p>
+            <w:r>
+              <w:t>Protected</w:t>
+            </w:r>
+          </w:p>
+        </w:tc>
+        <w:tc>
+          <w:tcPr>
+            <w:tcW w:type="dxa" w:w="2493"/>
+          </w:tcPr>
+          <w:p>
+            <w:r>
+              <w:t>3+</w:t>
+            </w:r>
+          </w:p>
+        </w:tc>
+      </w:tr>
+      <w:tr>
+        <w:tc>
+          <w:tcPr>
+            <w:tcW w:type="dxa" w:w="2493"/>
+          </w:tcPr>
+          <w:p>
+            <w:r>
+              <w:t>/tasks/:id/edit</w:t>
+            </w:r>
+          </w:p>
+        </w:tc>
+        <w:tc>
+          <w:tcPr>
+            <w:tcW w:type="dxa" w:w="2493"/>
+          </w:tcPr>
+          <w:p>
+            <w:r>
+              <w:t>EditTaskPage</w:t>
+            </w:r>
+          </w:p>
+        </w:tc>
+        <w:tc>
+          <w:tcPr>
+            <w:tcW w:type="dxa" w:w="2493"/>
+          </w:tcPr>
+          <w:p>
+            <w:r>
+              <w:t>Protected</w:t>
+            </w:r>
+          </w:p>
+        </w:tc>
+        <w:tc>
+          <w:tcPr>
+            <w:tcW w:type="dxa" w:w="2493"/>
+          </w:tcPr>
+          <w:p>
+            <w:r>
+              <w:t>3+</w:t>
+            </w:r>
+          </w:p>
+        </w:tc>
+      </w:tr>
+    </w:tbl>
+    <w:p>
+      <w:pPr>
+        <w:spacing w:before="120"/>
+        <w:ind w:firstLine="0"/>
+        <w:jc w:val="center"/>
+      </w:pPr>
+      <w:r>
+        <w:rPr>
+          <w:i/>
+          <w:sz w:val="24"/>
+        </w:rPr>
+        <w:t>Таблиця 3.1 — Маршрути web-додатку</w:t>
       </w:r>
     </w:p>
     <w:p>
@@ -4396,7 +6224,208 @@
           <w:b w:val="0"/>
           <w:i w:val="0"/>
         </w:rPr>
-        <w:t>Діаграму потоків даних у web-додатку наведено на рис. 3.2.</w:t>
+        <w:t>Доступність маршрутів залежить від спринту (Sprint Gating). На Sprint 1 доступні лише сторінки авторизації та StubPage. На Sprint 2 — TasksPage та ProfilePage. На Sprint 3+ — повний набір маршрутів включаючи CRUD-операції з задачами.</w:t>
+      </w:r>
+    </w:p>
+    <w:p>
+      <w:r>
+        <w:rPr>
+          <w:b w:val="0"/>
+          <w:i w:val="0"/>
+        </w:rPr>
+        <w:t>Нижче наведено фрагмент коду маршрутизатора з захищеними та гостьовими маршрутами:</w:t>
+      </w:r>
+    </w:p>
+    <w:p>
+      <w:pPr>
+        <w:spacing w:before="120" w:after="120" w:line="240" w:lineRule="auto"/>
+        <w:ind w:firstLine="0"/>
+      </w:pPr>
+      <w:r>
+        <w:rPr>
+          <w:rFonts w:ascii="Courier New" w:hAnsi="Courier New"/>
+          <w:sz w:val="18"/>
+        </w:rPr>
+        <w:t>const AppRouter: React.FC = () =&gt; (</w:t>
+        <w:br/>
+      </w:r>
+      <w:r>
+        <w:rPr>
+          <w:rFonts w:ascii="Courier New" w:hAnsi="Courier New"/>
+          <w:sz w:val="18"/>
+        </w:rPr>
+        <w:t xml:space="preserve">  &lt;BrowserRouter&gt;</w:t>
+        <w:br/>
+      </w:r>
+      <w:r>
+        <w:rPr>
+          <w:rFonts w:ascii="Courier New" w:hAnsi="Courier New"/>
+          <w:sz w:val="18"/>
+        </w:rPr>
+        <w:t xml:space="preserve">    &lt;Routes&gt;</w:t>
+        <w:br/>
+      </w:r>
+      <w:r>
+        <w:rPr>
+          <w:rFonts w:ascii="Courier New" w:hAnsi="Courier New"/>
+          <w:sz w:val="18"/>
+        </w:rPr>
+        <w:t xml:space="preserve">      &lt;Route element={&lt;GuestRoute /&gt;}&gt;</w:t>
+        <w:br/>
+      </w:r>
+      <w:r>
+        <w:rPr>
+          <w:rFonts w:ascii="Courier New" w:hAnsi="Courier New"/>
+          <w:sz w:val="18"/>
+        </w:rPr>
+        <w:t xml:space="preserve">        &lt;Route element={&lt;AuthLayout /&gt;}&gt;</w:t>
+        <w:br/>
+      </w:r>
+      <w:r>
+        <w:rPr>
+          <w:rFonts w:ascii="Courier New" w:hAnsi="Courier New"/>
+          <w:sz w:val="18"/>
+        </w:rPr>
+        <w:t xml:space="preserve">          &lt;Route path="/sign-in" element={&lt;SignInContainer /&gt;} /&gt;</w:t>
+        <w:br/>
+      </w:r>
+      <w:r>
+        <w:rPr>
+          <w:rFonts w:ascii="Courier New" w:hAnsi="Courier New"/>
+          <w:sz w:val="18"/>
+        </w:rPr>
+        <w:t xml:space="preserve">          &lt;Route path="/sign-up" element={&lt;SignUpContainer /&gt;} /&gt;</w:t>
+        <w:br/>
+      </w:r>
+      <w:r>
+        <w:rPr>
+          <w:rFonts w:ascii="Courier New" w:hAnsi="Courier New"/>
+          <w:sz w:val="18"/>
+        </w:rPr>
+        <w:t xml:space="preserve">        &lt;/Route&gt;</w:t>
+        <w:br/>
+      </w:r>
+      <w:r>
+        <w:rPr>
+          <w:rFonts w:ascii="Courier New" w:hAnsi="Courier New"/>
+          <w:sz w:val="18"/>
+        </w:rPr>
+        <w:t xml:space="preserve">      &lt;/Route&gt;</w:t>
+        <w:br/>
+      </w:r>
+      <w:r>
+        <w:rPr>
+          <w:rFonts w:ascii="Courier New" w:hAnsi="Courier New"/>
+          <w:sz w:val="18"/>
+        </w:rPr>
+        <w:t xml:space="preserve">      &lt;Route element={&lt;ProtectedRoute /&gt;}&gt;</w:t>
+        <w:br/>
+      </w:r>
+      <w:r>
+        <w:rPr>
+          <w:rFonts w:ascii="Courier New" w:hAnsi="Courier New"/>
+          <w:sz w:val="18"/>
+        </w:rPr>
+        <w:t xml:space="preserve">        &lt;Route element={&lt;AppLayout /&gt;}&gt;</w:t>
+        <w:br/>
+      </w:r>
+      <w:r>
+        <w:rPr>
+          <w:rFonts w:ascii="Courier New" w:hAnsi="Courier New"/>
+          <w:sz w:val="18"/>
+        </w:rPr>
+        <w:t xml:space="preserve">          &lt;Route path="/" element={&lt;TasksContainer /&gt;} /&gt;</w:t>
+        <w:br/>
+      </w:r>
+      <w:r>
+        <w:rPr>
+          <w:rFonts w:ascii="Courier New" w:hAnsi="Courier New"/>
+          <w:sz w:val="18"/>
+        </w:rPr>
+        <w:t xml:space="preserve">          &lt;Route path="/profile" element={&lt;ProfileContainer /&gt;} /&gt;</w:t>
+        <w:br/>
+      </w:r>
+      <w:r>
+        <w:rPr>
+          <w:rFonts w:ascii="Courier New" w:hAnsi="Courier New"/>
+          <w:sz w:val="18"/>
+        </w:rPr>
+        <w:t xml:space="preserve">          &lt;Route path="/tasks/:id" element={&lt;TaskDetailsContainer /&gt;} /&gt;</w:t>
+        <w:br/>
+      </w:r>
+      <w:r>
+        <w:rPr>
+          <w:rFonts w:ascii="Courier New" w:hAnsi="Courier New"/>
+          <w:sz w:val="18"/>
+        </w:rPr>
+        <w:t xml:space="preserve">          &lt;Route path="/tasks/new" element={&lt;AddTaskContainer /&gt;} /&gt;</w:t>
+        <w:br/>
+      </w:r>
+      <w:r>
+        <w:rPr>
+          <w:rFonts w:ascii="Courier New" w:hAnsi="Courier New"/>
+          <w:sz w:val="18"/>
+        </w:rPr>
+        <w:t xml:space="preserve">          &lt;Route path="/tasks/:id/edit" element={&lt;EditTaskContainer /&gt;} /&gt;</w:t>
+        <w:br/>
+      </w:r>
+      <w:r>
+        <w:rPr>
+          <w:rFonts w:ascii="Courier New" w:hAnsi="Courier New"/>
+          <w:sz w:val="18"/>
+        </w:rPr>
+        <w:t xml:space="preserve">        &lt;/Route&gt;</w:t>
+        <w:br/>
+      </w:r>
+      <w:r>
+        <w:rPr>
+          <w:rFonts w:ascii="Courier New" w:hAnsi="Courier New"/>
+          <w:sz w:val="18"/>
+        </w:rPr>
+        <w:t xml:space="preserve">      &lt;/Route&gt;</w:t>
+        <w:br/>
+      </w:r>
+      <w:r>
+        <w:rPr>
+          <w:rFonts w:ascii="Courier New" w:hAnsi="Courier New"/>
+          <w:sz w:val="18"/>
+        </w:rPr>
+        <w:t xml:space="preserve">    &lt;/Routes&gt;</w:t>
+        <w:br/>
+      </w:r>
+      <w:r>
+        <w:rPr>
+          <w:rFonts w:ascii="Courier New" w:hAnsi="Courier New"/>
+          <w:sz w:val="18"/>
+        </w:rPr>
+        <w:t xml:space="preserve">  &lt;/BrowserRouter&gt;</w:t>
+        <w:br/>
+      </w:r>
+      <w:r>
+        <w:rPr>
+          <w:rFonts w:ascii="Courier New" w:hAnsi="Courier New"/>
+          <w:sz w:val="18"/>
+        </w:rPr>
+        <w:t>);</w:t>
+        <w:br/>
+      </w:r>
+    </w:p>
+    <w:p>
+      <w:r>
+        <w:rPr>
+          <w:b w:val="0"/>
+          <w:i w:val="0"/>
+        </w:rPr>
+        <w:t>Компоненти UI реалізовані з використанням CSS-модулів. Кожен компонент має окремий CSS-файл з відповідними стилями. Реалізовано компоненти: CustomButton (кнопка з варіантами), TextInputWithHint (поле вводу з підказкою та помилкою), UserAvatar (аватар з можливістю завантаження), UniversalLoading (індикатор завантаження), UniversalError (відображення помилок), TaskListItem (елемент списку задач), TaskPriority (відображення пріоритету), TaskStatus (статус задачі).</w:t>
+      </w:r>
+    </w:p>
+    <w:p>
+      <w:r>
+        <w:rPr>
+          <w:b w:val="0"/>
+          <w:i w:val="0"/>
+        </w:rPr>
+        <w:t>Діаграму потоків даних у web-додатку наведено на рис. 3.2. Додаткові фрагменти коду frontend-додатку (GuestRoute, ProtectedRoute, DevMenu, Container) наведено у Додатку Д.</w:t>
       </w:r>
     </w:p>
     <w:p>
@@ -8420,6 +10449,2353 @@
           <w:i w:val="0"/>
         </w:rPr>
         <w:t>The user clicks the "Sign In" link. The user is redirected to the login page.</w:t>
+      </w:r>
+    </w:p>
+    <w:p>
+      <w:r>
+        <w:br w:type="page"/>
+      </w:r>
+    </w:p>
+    <w:p>
+      <w:pPr>
+        <w:pStyle w:val="Heading1"/>
+      </w:pPr>
+      <w:r>
+        <w:t>ДОДАТОК Г</w:t>
+      </w:r>
+    </w:p>
+    <w:p>
+      <w:pPr>
+        <w:ind w:firstLine="0"/>
+        <w:jc w:val="center"/>
+      </w:pPr>
+      <w:r>
+        <w:rPr>
+          <w:b/>
+        </w:rPr>
+        <w:t>Повний список навчальних тікетів</w:t>
+      </w:r>
+    </w:p>
+    <w:p>
+      <w:r>
+        <w:rPr>
+          <w:b w:val="0"/>
+          <w:i w:val="0"/>
+        </w:rPr>
+      </w:r>
+    </w:p>
+    <w:p>
+      <w:r>
+        <w:rPr>
+          <w:b/>
+          <w:i w:val="0"/>
+        </w:rPr>
+        <w:t>Frontend-напрямок (27 тікетів):</w:t>
+      </w:r>
+    </w:p>
+    <w:p>
+      <w:r>
+        <w:rPr>
+          <w:b w:val="0"/>
+          <w:i w:val="0"/>
+        </w:rPr>
+      </w:r>
+    </w:p>
+    <w:tbl>
+      <w:tblPr>
+        <w:tblStyle w:val="TableGrid"/>
+        <w:tblW w:type="auto" w:w="0"/>
+        <w:tblLook w:firstColumn="1" w:firstRow="1" w:lastColumn="0" w:lastRow="0" w:noHBand="0" w:noVBand="1" w:val="04A0"/>
+      </w:tblPr>
+      <w:tblGrid>
+        <w:gridCol w:w="3324"/>
+        <w:gridCol w:w="3324"/>
+        <w:gridCol w:w="3324"/>
+      </w:tblGrid>
+      <w:tr>
+        <w:tc>
+          <w:tcPr>
+            <w:tcW w:type="dxa" w:w="3324"/>
+          </w:tcPr>
+          <w:p>
+            <w:r>
+              <w:t>Sprint</w:t>
+            </w:r>
+          </w:p>
+        </w:tc>
+        <w:tc>
+          <w:tcPr>
+            <w:tcW w:type="dxa" w:w="3324"/>
+          </w:tcPr>
+          <w:p>
+            <w:r>
+              <w:t>Epic</w:t>
+            </w:r>
+          </w:p>
+        </w:tc>
+        <w:tc>
+          <w:tcPr>
+            <w:tcW w:type="dxa" w:w="3324"/>
+          </w:tcPr>
+          <w:p>
+            <w:r>
+              <w:t>Назва</w:t>
+            </w:r>
+          </w:p>
+        </w:tc>
+      </w:tr>
+      <w:tr>
+        <w:tc>
+          <w:tcPr>
+            <w:tcW w:type="dxa" w:w="3324"/>
+          </w:tcPr>
+          <w:p>
+            <w:r>
+              <w:t>1</w:t>
+            </w:r>
+          </w:p>
+        </w:tc>
+        <w:tc>
+          <w:tcPr>
+            <w:tcW w:type="dxa" w:w="3324"/>
+          </w:tcPr>
+          <w:p>
+            <w:r>
+              <w:t>Authorization</w:t>
+            </w:r>
+          </w:p>
+        </w:tc>
+        <w:tc>
+          <w:tcPr>
+            <w:tcW w:type="dxa" w:w="3324"/>
+          </w:tcPr>
+          <w:p>
+            <w:r>
+              <w:t>Sign Up Page Markup</w:t>
+            </w:r>
+          </w:p>
+        </w:tc>
+      </w:tr>
+      <w:tr>
+        <w:tc>
+          <w:tcPr>
+            <w:tcW w:type="dxa" w:w="3324"/>
+          </w:tcPr>
+          <w:p>
+            <w:r>
+              <w:t>1</w:t>
+            </w:r>
+          </w:p>
+        </w:tc>
+        <w:tc>
+          <w:tcPr>
+            <w:tcW w:type="dxa" w:w="3324"/>
+          </w:tcPr>
+          <w:p>
+            <w:r>
+              <w:t>Authorization</w:t>
+            </w:r>
+          </w:p>
+        </w:tc>
+        <w:tc>
+          <w:tcPr>
+            <w:tcW w:type="dxa" w:w="3324"/>
+          </w:tcPr>
+          <w:p>
+            <w:r>
+              <w:t>Sign In Page Markup</w:t>
+            </w:r>
+          </w:p>
+        </w:tc>
+      </w:tr>
+      <w:tr>
+        <w:tc>
+          <w:tcPr>
+            <w:tcW w:type="dxa" w:w="3324"/>
+          </w:tcPr>
+          <w:p>
+            <w:r>
+              <w:t>1</w:t>
+            </w:r>
+          </w:p>
+        </w:tc>
+        <w:tc>
+          <w:tcPr>
+            <w:tcW w:type="dxa" w:w="3324"/>
+          </w:tcPr>
+          <w:p>
+            <w:r>
+              <w:t>Authorization</w:t>
+            </w:r>
+          </w:p>
+        </w:tc>
+        <w:tc>
+          <w:tcPr>
+            <w:tcW w:type="dxa" w:w="3324"/>
+          </w:tcPr>
+          <w:p>
+            <w:r>
+              <w:t>Sign Up Page Logic</w:t>
+            </w:r>
+          </w:p>
+        </w:tc>
+      </w:tr>
+      <w:tr>
+        <w:tc>
+          <w:tcPr>
+            <w:tcW w:type="dxa" w:w="3324"/>
+          </w:tcPr>
+          <w:p>
+            <w:r>
+              <w:t>1</w:t>
+            </w:r>
+          </w:p>
+        </w:tc>
+        <w:tc>
+          <w:tcPr>
+            <w:tcW w:type="dxa" w:w="3324"/>
+          </w:tcPr>
+          <w:p>
+            <w:r>
+              <w:t>Authorization</w:t>
+            </w:r>
+          </w:p>
+        </w:tc>
+        <w:tc>
+          <w:tcPr>
+            <w:tcW w:type="dxa" w:w="3324"/>
+          </w:tcPr>
+          <w:p>
+            <w:r>
+              <w:t>Sign In Page Logic</w:t>
+            </w:r>
+          </w:p>
+        </w:tc>
+      </w:tr>
+      <w:tr>
+        <w:tc>
+          <w:tcPr>
+            <w:tcW w:type="dxa" w:w="3324"/>
+          </w:tcPr>
+          <w:p>
+            <w:r>
+              <w:t>1</w:t>
+            </w:r>
+          </w:p>
+        </w:tc>
+        <w:tc>
+          <w:tcPr>
+            <w:tcW w:type="dxa" w:w="3324"/>
+          </w:tcPr>
+          <w:p>
+            <w:r>
+              <w:t>Authorization</w:t>
+            </w:r>
+          </w:p>
+        </w:tc>
+        <w:tc>
+          <w:tcPr>
+            <w:tcW w:type="dxa" w:w="3324"/>
+          </w:tcPr>
+          <w:p>
+            <w:r>
+              <w:t>Integrate UI with registration logic</w:t>
+            </w:r>
+          </w:p>
+        </w:tc>
+      </w:tr>
+      <w:tr>
+        <w:tc>
+          <w:tcPr>
+            <w:tcW w:type="dxa" w:w="3324"/>
+          </w:tcPr>
+          <w:p>
+            <w:r>
+              <w:t>1</w:t>
+            </w:r>
+          </w:p>
+        </w:tc>
+        <w:tc>
+          <w:tcPr>
+            <w:tcW w:type="dxa" w:w="3324"/>
+          </w:tcPr>
+          <w:p>
+            <w:r>
+              <w:t>Authorization</w:t>
+            </w:r>
+          </w:p>
+        </w:tc>
+        <w:tc>
+          <w:tcPr>
+            <w:tcW w:type="dxa" w:w="3324"/>
+          </w:tcPr>
+          <w:p>
+            <w:r>
+              <w:t>Integrate UI with login logic</w:t>
+            </w:r>
+          </w:p>
+        </w:tc>
+      </w:tr>
+      <w:tr>
+        <w:tc>
+          <w:tcPr>
+            <w:tcW w:type="dxa" w:w="3324"/>
+          </w:tcPr>
+          <w:p>
+            <w:r>
+              <w:t>2</w:t>
+            </w:r>
+          </w:p>
+        </w:tc>
+        <w:tc>
+          <w:tcPr>
+            <w:tcW w:type="dxa" w:w="3324"/>
+          </w:tcPr>
+          <w:p>
+            <w:r>
+              <w:t>-</w:t>
+            </w:r>
+          </w:p>
+        </w:tc>
+        <w:tc>
+          <w:tcPr>
+            <w:tcW w:type="dxa" w:w="3324"/>
+          </w:tcPr>
+          <w:p>
+            <w:r>
+              <w:t>Publish frontend app to production domain</w:t>
+            </w:r>
+          </w:p>
+        </w:tc>
+      </w:tr>
+      <w:tr>
+        <w:tc>
+          <w:tcPr>
+            <w:tcW w:type="dxa" w:w="3324"/>
+          </w:tcPr>
+          <w:p>
+            <w:r>
+              <w:t>2</w:t>
+            </w:r>
+          </w:p>
+        </w:tc>
+        <w:tc>
+          <w:tcPr>
+            <w:tcW w:type="dxa" w:w="3324"/>
+          </w:tcPr>
+          <w:p>
+            <w:r>
+              <w:t>-</w:t>
+            </w:r>
+          </w:p>
+        </w:tc>
+        <w:tc>
+          <w:tcPr>
+            <w:tcW w:type="dxa" w:w="3324"/>
+          </w:tcPr>
+          <w:p>
+            <w:r>
+              <w:t>Implement navigation structure in header bar</w:t>
+            </w:r>
+          </w:p>
+        </w:tc>
+      </w:tr>
+      <w:tr>
+        <w:tc>
+          <w:tcPr>
+            <w:tcW w:type="dxa" w:w="3324"/>
+          </w:tcPr>
+          <w:p>
+            <w:r>
+              <w:t>2</w:t>
+            </w:r>
+          </w:p>
+        </w:tc>
+        <w:tc>
+          <w:tcPr>
+            <w:tcW w:type="dxa" w:w="3324"/>
+          </w:tcPr>
+          <w:p>
+            <w:r>
+              <w:t>Tasks</w:t>
+            </w:r>
+          </w:p>
+        </w:tc>
+        <w:tc>
+          <w:tcPr>
+            <w:tcW w:type="dxa" w:w="3324"/>
+          </w:tcPr>
+          <w:p>
+            <w:r>
+              <w:t>My Tasks Page implementation</w:t>
+            </w:r>
+          </w:p>
+        </w:tc>
+      </w:tr>
+      <w:tr>
+        <w:tc>
+          <w:tcPr>
+            <w:tcW w:type="dxa" w:w="3324"/>
+          </w:tcPr>
+          <w:p>
+            <w:r>
+              <w:t>2</w:t>
+            </w:r>
+          </w:p>
+        </w:tc>
+        <w:tc>
+          <w:tcPr>
+            <w:tcW w:type="dxa" w:w="3324"/>
+          </w:tcPr>
+          <w:p>
+            <w:r>
+              <w:t>Tasks</w:t>
+            </w:r>
+          </w:p>
+        </w:tc>
+        <w:tc>
+          <w:tcPr>
+            <w:tcW w:type="dxa" w:w="3324"/>
+          </w:tcPr>
+          <w:p>
+            <w:r>
+              <w:t>Add Task Page implementation</w:t>
+            </w:r>
+          </w:p>
+        </w:tc>
+      </w:tr>
+      <w:tr>
+        <w:tc>
+          <w:tcPr>
+            <w:tcW w:type="dxa" w:w="3324"/>
+          </w:tcPr>
+          <w:p>
+            <w:r>
+              <w:t>2</w:t>
+            </w:r>
+          </w:p>
+        </w:tc>
+        <w:tc>
+          <w:tcPr>
+            <w:tcW w:type="dxa" w:w="3324"/>
+          </w:tcPr>
+          <w:p>
+            <w:r>
+              <w:t>Tasks</w:t>
+            </w:r>
+          </w:p>
+        </w:tc>
+        <w:tc>
+          <w:tcPr>
+            <w:tcW w:type="dxa" w:w="3324"/>
+          </w:tcPr>
+          <w:p>
+            <w:r>
+              <w:t>Implement task deletion feature</w:t>
+            </w:r>
+          </w:p>
+        </w:tc>
+      </w:tr>
+      <w:tr>
+        <w:tc>
+          <w:tcPr>
+            <w:tcW w:type="dxa" w:w="3324"/>
+          </w:tcPr>
+          <w:p>
+            <w:r>
+              <w:t>2</w:t>
+            </w:r>
+          </w:p>
+        </w:tc>
+        <w:tc>
+          <w:tcPr>
+            <w:tcW w:type="dxa" w:w="3324"/>
+          </w:tcPr>
+          <w:p>
+            <w:r>
+              <w:t>Profile</w:t>
+            </w:r>
+          </w:p>
+        </w:tc>
+        <w:tc>
+          <w:tcPr>
+            <w:tcW w:type="dxa" w:w="3324"/>
+          </w:tcPr>
+          <w:p>
+            <w:r>
+              <w:t>Profile Page display user data</w:t>
+            </w:r>
+          </w:p>
+        </w:tc>
+      </w:tr>
+      <w:tr>
+        <w:tc>
+          <w:tcPr>
+            <w:tcW w:type="dxa" w:w="3324"/>
+          </w:tcPr>
+          <w:p>
+            <w:r>
+              <w:t>2</w:t>
+            </w:r>
+          </w:p>
+        </w:tc>
+        <w:tc>
+          <w:tcPr>
+            <w:tcW w:type="dxa" w:w="3324"/>
+          </w:tcPr>
+          <w:p>
+            <w:r>
+              <w:t>Profile</w:t>
+            </w:r>
+          </w:p>
+        </w:tc>
+        <w:tc>
+          <w:tcPr>
+            <w:tcW w:type="dxa" w:w="3324"/>
+          </w:tcPr>
+          <w:p>
+            <w:r>
+              <w:t>Profile Page update user data</w:t>
+            </w:r>
+          </w:p>
+        </w:tc>
+      </w:tr>
+      <w:tr>
+        <w:tc>
+          <w:tcPr>
+            <w:tcW w:type="dxa" w:w="3324"/>
+          </w:tcPr>
+          <w:p>
+            <w:r>
+              <w:t>2</w:t>
+            </w:r>
+          </w:p>
+        </w:tc>
+        <w:tc>
+          <w:tcPr>
+            <w:tcW w:type="dxa" w:w="3324"/>
+          </w:tcPr>
+          <w:p>
+            <w:r>
+              <w:t>Profile</w:t>
+            </w:r>
+          </w:p>
+        </w:tc>
+        <w:tc>
+          <w:tcPr>
+            <w:tcW w:type="dxa" w:w="3324"/>
+          </w:tcPr>
+          <w:p>
+            <w:r>
+              <w:t>Profile Page logout flow</w:t>
+            </w:r>
+          </w:p>
+        </w:tc>
+      </w:tr>
+      <w:tr>
+        <w:tc>
+          <w:tcPr>
+            <w:tcW w:type="dxa" w:w="3324"/>
+          </w:tcPr>
+          <w:p>
+            <w:r>
+              <w:t>3</w:t>
+            </w:r>
+          </w:p>
+        </w:tc>
+        <w:tc>
+          <w:tcPr>
+            <w:tcW w:type="dxa" w:w="3324"/>
+          </w:tcPr>
+          <w:p>
+            <w:r>
+              <w:t>-</w:t>
+            </w:r>
+          </w:p>
+        </w:tc>
+        <w:tc>
+          <w:tcPr>
+            <w:tcW w:type="dxa" w:w="3324"/>
+          </w:tcPr>
+          <w:p>
+            <w:r>
+              <w:t>Set up development environment</w:t>
+            </w:r>
+          </w:p>
+        </w:tc>
+      </w:tr>
+      <w:tr>
+        <w:tc>
+          <w:tcPr>
+            <w:tcW w:type="dxa" w:w="3324"/>
+          </w:tcPr>
+          <w:p>
+            <w:r>
+              <w:t>3</w:t>
+            </w:r>
+          </w:p>
+        </w:tc>
+        <w:tc>
+          <w:tcPr>
+            <w:tcW w:type="dxa" w:w="3324"/>
+          </w:tcPr>
+          <w:p>
+            <w:r>
+              <w:t>Tasks</w:t>
+            </w:r>
+          </w:p>
+        </w:tc>
+        <w:tc>
+          <w:tcPr>
+            <w:tcW w:type="dxa" w:w="3324"/>
+          </w:tcPr>
+          <w:p>
+            <w:r>
+              <w:t>Done/In Progress logic for tasks</w:t>
+            </w:r>
+          </w:p>
+        </w:tc>
+      </w:tr>
+      <w:tr>
+        <w:tc>
+          <w:tcPr>
+            <w:tcW w:type="dxa" w:w="3324"/>
+          </w:tcPr>
+          <w:p>
+            <w:r>
+              <w:t>3</w:t>
+            </w:r>
+          </w:p>
+        </w:tc>
+        <w:tc>
+          <w:tcPr>
+            <w:tcW w:type="dxa" w:w="3324"/>
+          </w:tcPr>
+          <w:p>
+            <w:r>
+              <w:t>Tasks</w:t>
+            </w:r>
+          </w:p>
+        </w:tc>
+        <w:tc>
+          <w:tcPr>
+            <w:tcW w:type="dxa" w:w="3324"/>
+          </w:tcPr>
+          <w:p>
+            <w:r>
+              <w:t>Edit Task Page implementation</w:t>
+            </w:r>
+          </w:p>
+        </w:tc>
+      </w:tr>
+      <w:tr>
+        <w:tc>
+          <w:tcPr>
+            <w:tcW w:type="dxa" w:w="3324"/>
+          </w:tcPr>
+          <w:p>
+            <w:r>
+              <w:t>3</w:t>
+            </w:r>
+          </w:p>
+        </w:tc>
+        <w:tc>
+          <w:tcPr>
+            <w:tcW w:type="dxa" w:w="3324"/>
+          </w:tcPr>
+          <w:p>
+            <w:r>
+              <w:t>Tasks</w:t>
+            </w:r>
+          </w:p>
+        </w:tc>
+        <w:tc>
+          <w:tcPr>
+            <w:tcW w:type="dxa" w:w="3324"/>
+          </w:tcPr>
+          <w:p>
+            <w:r>
+              <w:t>Task Details Page implementation</w:t>
+            </w:r>
+          </w:p>
+        </w:tc>
+      </w:tr>
+      <w:tr>
+        <w:tc>
+          <w:tcPr>
+            <w:tcW w:type="dxa" w:w="3324"/>
+          </w:tcPr>
+          <w:p>
+            <w:r>
+              <w:t>3</w:t>
+            </w:r>
+          </w:p>
+        </w:tc>
+        <w:tc>
+          <w:tcPr>
+            <w:tcW w:type="dxa" w:w="3324"/>
+          </w:tcPr>
+          <w:p>
+            <w:r>
+              <w:t>Tasks</w:t>
+            </w:r>
+          </w:p>
+        </w:tc>
+        <w:tc>
+          <w:tcPr>
+            <w:tcW w:type="dxa" w:w="3324"/>
+          </w:tcPr>
+          <w:p>
+            <w:r>
+              <w:t>All Tasks Page implementation</w:t>
+            </w:r>
+          </w:p>
+        </w:tc>
+      </w:tr>
+      <w:tr>
+        <w:tc>
+          <w:tcPr>
+            <w:tcW w:type="dxa" w:w="3324"/>
+          </w:tcPr>
+          <w:p>
+            <w:r>
+              <w:t>4</w:t>
+            </w:r>
+          </w:p>
+        </w:tc>
+        <w:tc>
+          <w:tcPr>
+            <w:tcW w:type="dxa" w:w="3324"/>
+          </w:tcPr>
+          <w:p>
+            <w:r>
+              <w:t>Redesign</w:t>
+            </w:r>
+          </w:p>
+        </w:tc>
+        <w:tc>
+          <w:tcPr>
+            <w:tcW w:type="dxa" w:w="3324"/>
+          </w:tcPr>
+          <w:p>
+            <w:r>
+              <w:t>Update Sign In Page UI</w:t>
+            </w:r>
+          </w:p>
+        </w:tc>
+      </w:tr>
+      <w:tr>
+        <w:tc>
+          <w:tcPr>
+            <w:tcW w:type="dxa" w:w="3324"/>
+          </w:tcPr>
+          <w:p>
+            <w:r>
+              <w:t>4</w:t>
+            </w:r>
+          </w:p>
+        </w:tc>
+        <w:tc>
+          <w:tcPr>
+            <w:tcW w:type="dxa" w:w="3324"/>
+          </w:tcPr>
+          <w:p>
+            <w:r>
+              <w:t>Redesign</w:t>
+            </w:r>
+          </w:p>
+        </w:tc>
+        <w:tc>
+          <w:tcPr>
+            <w:tcW w:type="dxa" w:w="3324"/>
+          </w:tcPr>
+          <w:p>
+            <w:r>
+              <w:t>Update Sign Up Page UI</w:t>
+            </w:r>
+          </w:p>
+        </w:tc>
+      </w:tr>
+      <w:tr>
+        <w:tc>
+          <w:tcPr>
+            <w:tcW w:type="dxa" w:w="3324"/>
+          </w:tcPr>
+          <w:p>
+            <w:r>
+              <w:t>4</w:t>
+            </w:r>
+          </w:p>
+        </w:tc>
+        <w:tc>
+          <w:tcPr>
+            <w:tcW w:type="dxa" w:w="3324"/>
+          </w:tcPr>
+          <w:p>
+            <w:r>
+              <w:t>Redesign</w:t>
+            </w:r>
+          </w:p>
+        </w:tc>
+        <w:tc>
+          <w:tcPr>
+            <w:tcW w:type="dxa" w:w="3324"/>
+          </w:tcPr>
+          <w:p>
+            <w:r>
+              <w:t>Update Profile Page UI</w:t>
+            </w:r>
+          </w:p>
+        </w:tc>
+      </w:tr>
+      <w:tr>
+        <w:tc>
+          <w:tcPr>
+            <w:tcW w:type="dxa" w:w="3324"/>
+          </w:tcPr>
+          <w:p>
+            <w:r>
+              <w:t>4</w:t>
+            </w:r>
+          </w:p>
+        </w:tc>
+        <w:tc>
+          <w:tcPr>
+            <w:tcW w:type="dxa" w:w="3324"/>
+          </w:tcPr>
+          <w:p>
+            <w:r>
+              <w:t>Redesign</w:t>
+            </w:r>
+          </w:p>
+        </w:tc>
+        <w:tc>
+          <w:tcPr>
+            <w:tcW w:type="dxa" w:w="3324"/>
+          </w:tcPr>
+          <w:p>
+            <w:r>
+              <w:t>Update Task Details Page UI</w:t>
+            </w:r>
+          </w:p>
+        </w:tc>
+      </w:tr>
+      <w:tr>
+        <w:tc>
+          <w:tcPr>
+            <w:tcW w:type="dxa" w:w="3324"/>
+          </w:tcPr>
+          <w:p>
+            <w:r>
+              <w:t>4</w:t>
+            </w:r>
+          </w:p>
+        </w:tc>
+        <w:tc>
+          <w:tcPr>
+            <w:tcW w:type="dxa" w:w="3324"/>
+          </w:tcPr>
+          <w:p>
+            <w:r>
+              <w:t>Task Priority</w:t>
+            </w:r>
+          </w:p>
+        </w:tc>
+        <w:tc>
+          <w:tcPr>
+            <w:tcW w:type="dxa" w:w="3324"/>
+          </w:tcPr>
+          <w:p>
+            <w:r>
+              <w:t>Add priority select for Add Task</w:t>
+            </w:r>
+          </w:p>
+        </w:tc>
+      </w:tr>
+      <w:tr>
+        <w:tc>
+          <w:tcPr>
+            <w:tcW w:type="dxa" w:w="3324"/>
+          </w:tcPr>
+          <w:p>
+            <w:r>
+              <w:t>4</w:t>
+            </w:r>
+          </w:p>
+        </w:tc>
+        <w:tc>
+          <w:tcPr>
+            <w:tcW w:type="dxa" w:w="3324"/>
+          </w:tcPr>
+          <w:p>
+            <w:r>
+              <w:t>Task Priority</w:t>
+            </w:r>
+          </w:p>
+        </w:tc>
+        <w:tc>
+          <w:tcPr>
+            <w:tcW w:type="dxa" w:w="3324"/>
+          </w:tcPr>
+          <w:p>
+            <w:r>
+              <w:t>Add priority select for Edit Task</w:t>
+            </w:r>
+          </w:p>
+        </w:tc>
+      </w:tr>
+      <w:tr>
+        <w:tc>
+          <w:tcPr>
+            <w:tcW w:type="dxa" w:w="3324"/>
+          </w:tcPr>
+          <w:p>
+            <w:r>
+              <w:t>4</w:t>
+            </w:r>
+          </w:p>
+        </w:tc>
+        <w:tc>
+          <w:tcPr>
+            <w:tcW w:type="dxa" w:w="3324"/>
+          </w:tcPr>
+          <w:p>
+            <w:r>
+              <w:t>Task Priority</w:t>
+            </w:r>
+          </w:p>
+        </w:tc>
+        <w:tc>
+          <w:tcPr>
+            <w:tcW w:type="dxa" w:w="3324"/>
+          </w:tcPr>
+          <w:p>
+            <w:r>
+              <w:t>Display priority on My Tasks</w:t>
+            </w:r>
+          </w:p>
+        </w:tc>
+      </w:tr>
+      <w:tr>
+        <w:tc>
+          <w:tcPr>
+            <w:tcW w:type="dxa" w:w="3324"/>
+          </w:tcPr>
+          <w:p>
+            <w:r>
+              <w:t>4</w:t>
+            </w:r>
+          </w:p>
+        </w:tc>
+        <w:tc>
+          <w:tcPr>
+            <w:tcW w:type="dxa" w:w="3324"/>
+          </w:tcPr>
+          <w:p>
+            <w:r>
+              <w:t>Task Priority</w:t>
+            </w:r>
+          </w:p>
+        </w:tc>
+        <w:tc>
+          <w:tcPr>
+            <w:tcW w:type="dxa" w:w="3324"/>
+          </w:tcPr>
+          <w:p>
+            <w:r>
+              <w:t>Display priority on Task Details</w:t>
+            </w:r>
+          </w:p>
+        </w:tc>
+      </w:tr>
+    </w:tbl>
+    <w:p>
+      <w:pPr>
+        <w:spacing w:before="120"/>
+        <w:ind w:firstLine="0"/>
+        <w:jc w:val="center"/>
+      </w:pPr>
+      <w:r>
+        <w:rPr>
+          <w:i/>
+          <w:sz w:val="24"/>
+        </w:rPr>
+        <w:t>Таблиця Г.1 — Тікети Frontend-напрямку</w:t>
+      </w:r>
+    </w:p>
+    <w:p>
+      <w:r>
+        <w:rPr>
+          <w:b w:val="0"/>
+          <w:i w:val="0"/>
+        </w:rPr>
+      </w:r>
+    </w:p>
+    <w:p>
+      <w:r>
+        <w:rPr>
+          <w:b/>
+          <w:i w:val="0"/>
+        </w:rPr>
+        <w:t>Backend-напрямок (31 тікет):</w:t>
+      </w:r>
+    </w:p>
+    <w:p>
+      <w:r>
+        <w:rPr>
+          <w:b w:val="0"/>
+          <w:i w:val="0"/>
+        </w:rPr>
+      </w:r>
+    </w:p>
+    <w:tbl>
+      <w:tblPr>
+        <w:tblStyle w:val="TableGrid"/>
+        <w:tblW w:type="auto" w:w="0"/>
+        <w:tblLook w:firstColumn="1" w:firstRow="1" w:lastColumn="0" w:lastRow="0" w:noHBand="0" w:noVBand="1" w:val="04A0"/>
+      </w:tblPr>
+      <w:tblGrid>
+        <w:gridCol w:w="3324"/>
+        <w:gridCol w:w="3324"/>
+        <w:gridCol w:w="3324"/>
+      </w:tblGrid>
+      <w:tr>
+        <w:tc>
+          <w:tcPr>
+            <w:tcW w:type="dxa" w:w="3324"/>
+          </w:tcPr>
+          <w:p>
+            <w:r>
+              <w:t>Sprint</w:t>
+            </w:r>
+          </w:p>
+        </w:tc>
+        <w:tc>
+          <w:tcPr>
+            <w:tcW w:type="dxa" w:w="3324"/>
+          </w:tcPr>
+          <w:p>
+            <w:r>
+              <w:t>Epic</w:t>
+            </w:r>
+          </w:p>
+        </w:tc>
+        <w:tc>
+          <w:tcPr>
+            <w:tcW w:type="dxa" w:w="3324"/>
+          </w:tcPr>
+          <w:p>
+            <w:r>
+              <w:t>Назва</w:t>
+            </w:r>
+          </w:p>
+        </w:tc>
+      </w:tr>
+      <w:tr>
+        <w:tc>
+          <w:tcPr>
+            <w:tcW w:type="dxa" w:w="3324"/>
+          </w:tcPr>
+          <w:p>
+            <w:r>
+              <w:t>1</w:t>
+            </w:r>
+          </w:p>
+        </w:tc>
+        <w:tc>
+          <w:tcPr>
+            <w:tcW w:type="dxa" w:w="3324"/>
+          </w:tcPr>
+          <w:p>
+            <w:r>
+              <w:t>Authorization</w:t>
+            </w:r>
+          </w:p>
+        </w:tc>
+        <w:tc>
+          <w:tcPr>
+            <w:tcW w:type="dxa" w:w="3324"/>
+          </w:tcPr>
+          <w:p>
+            <w:r>
+              <w:t>Define Auth API contracts</w:t>
+            </w:r>
+          </w:p>
+        </w:tc>
+      </w:tr>
+      <w:tr>
+        <w:tc>
+          <w:tcPr>
+            <w:tcW w:type="dxa" w:w="3324"/>
+          </w:tcPr>
+          <w:p>
+            <w:r>
+              <w:t>1</w:t>
+            </w:r>
+          </w:p>
+        </w:tc>
+        <w:tc>
+          <w:tcPr>
+            <w:tcW w:type="dxa" w:w="3324"/>
+          </w:tcPr>
+          <w:p>
+            <w:r>
+              <w:t>Authorization</w:t>
+            </w:r>
+          </w:p>
+        </w:tc>
+        <w:tc>
+          <w:tcPr>
+            <w:tcW w:type="dxa" w:w="3324"/>
+          </w:tcPr>
+          <w:p>
+            <w:r>
+              <w:t>Provide Postman collection (Auth)</w:t>
+            </w:r>
+          </w:p>
+        </w:tc>
+      </w:tr>
+      <w:tr>
+        <w:tc>
+          <w:tcPr>
+            <w:tcW w:type="dxa" w:w="3324"/>
+          </w:tcPr>
+          <w:p>
+            <w:r>
+              <w:t>1</w:t>
+            </w:r>
+          </w:p>
+        </w:tc>
+        <w:tc>
+          <w:tcPr>
+            <w:tcW w:type="dxa" w:w="3324"/>
+          </w:tcPr>
+          <w:p>
+            <w:r>
+              <w:t>Authorization</w:t>
+            </w:r>
+          </w:p>
+        </w:tc>
+        <w:tc>
+          <w:tcPr>
+            <w:tcW w:type="dxa" w:w="3324"/>
+          </w:tcPr>
+          <w:p>
+            <w:r>
+              <w:t>Provide Sign Up API</w:t>
+            </w:r>
+          </w:p>
+        </w:tc>
+      </w:tr>
+      <w:tr>
+        <w:tc>
+          <w:tcPr>
+            <w:tcW w:type="dxa" w:w="3324"/>
+          </w:tcPr>
+          <w:p>
+            <w:r>
+              <w:t>1</w:t>
+            </w:r>
+          </w:p>
+        </w:tc>
+        <w:tc>
+          <w:tcPr>
+            <w:tcW w:type="dxa" w:w="3324"/>
+          </w:tcPr>
+          <w:p>
+            <w:r>
+              <w:t>Authorization</w:t>
+            </w:r>
+          </w:p>
+        </w:tc>
+        <w:tc>
+          <w:tcPr>
+            <w:tcW w:type="dxa" w:w="3324"/>
+          </w:tcPr>
+          <w:p>
+            <w:r>
+              <w:t>Provide Sign In API</w:t>
+            </w:r>
+          </w:p>
+        </w:tc>
+      </w:tr>
+      <w:tr>
+        <w:tc>
+          <w:tcPr>
+            <w:tcW w:type="dxa" w:w="3324"/>
+          </w:tcPr>
+          <w:p>
+            <w:r>
+              <w:t>2</w:t>
+            </w:r>
+          </w:p>
+        </w:tc>
+        <w:tc>
+          <w:tcPr>
+            <w:tcW w:type="dxa" w:w="3324"/>
+          </w:tcPr>
+          <w:p>
+            <w:r>
+              <w:t>-</w:t>
+            </w:r>
+          </w:p>
+        </w:tc>
+        <w:tc>
+          <w:tcPr>
+            <w:tcW w:type="dxa" w:w="3324"/>
+          </w:tcPr>
+          <w:p>
+            <w:r>
+              <w:t>Publish backend API to production</w:t>
+            </w:r>
+          </w:p>
+        </w:tc>
+      </w:tr>
+      <w:tr>
+        <w:tc>
+          <w:tcPr>
+            <w:tcW w:type="dxa" w:w="3324"/>
+          </w:tcPr>
+          <w:p>
+            <w:r>
+              <w:t>2</w:t>
+            </w:r>
+          </w:p>
+        </w:tc>
+        <w:tc>
+          <w:tcPr>
+            <w:tcW w:type="dxa" w:w="3324"/>
+          </w:tcPr>
+          <w:p>
+            <w:r>
+              <w:t>Profile</w:t>
+            </w:r>
+          </w:p>
+        </w:tc>
+        <w:tc>
+          <w:tcPr>
+            <w:tcW w:type="dxa" w:w="3324"/>
+          </w:tcPr>
+          <w:p>
+            <w:r>
+              <w:t>Define Profile API contracts</w:t>
+            </w:r>
+          </w:p>
+        </w:tc>
+      </w:tr>
+      <w:tr>
+        <w:tc>
+          <w:tcPr>
+            <w:tcW w:type="dxa" w:w="3324"/>
+          </w:tcPr>
+          <w:p>
+            <w:r>
+              <w:t>2</w:t>
+            </w:r>
+          </w:p>
+        </w:tc>
+        <w:tc>
+          <w:tcPr>
+            <w:tcW w:type="dxa" w:w="3324"/>
+          </w:tcPr>
+          <w:p>
+            <w:r>
+              <w:t>Profile</w:t>
+            </w:r>
+          </w:p>
+        </w:tc>
+        <w:tc>
+          <w:tcPr>
+            <w:tcW w:type="dxa" w:w="3324"/>
+          </w:tcPr>
+          <w:p>
+            <w:r>
+              <w:t>Provide Get Profile API</w:t>
+            </w:r>
+          </w:p>
+        </w:tc>
+      </w:tr>
+      <w:tr>
+        <w:tc>
+          <w:tcPr>
+            <w:tcW w:type="dxa" w:w="3324"/>
+          </w:tcPr>
+          <w:p>
+            <w:r>
+              <w:t>2</w:t>
+            </w:r>
+          </w:p>
+        </w:tc>
+        <w:tc>
+          <w:tcPr>
+            <w:tcW w:type="dxa" w:w="3324"/>
+          </w:tcPr>
+          <w:p>
+            <w:r>
+              <w:t>Profile</w:t>
+            </w:r>
+          </w:p>
+        </w:tc>
+        <w:tc>
+          <w:tcPr>
+            <w:tcW w:type="dxa" w:w="3324"/>
+          </w:tcPr>
+          <w:p>
+            <w:r>
+              <w:t>Provide Update Profile API</w:t>
+            </w:r>
+          </w:p>
+        </w:tc>
+      </w:tr>
+      <w:tr>
+        <w:tc>
+          <w:tcPr>
+            <w:tcW w:type="dxa" w:w="3324"/>
+          </w:tcPr>
+          <w:p>
+            <w:r>
+              <w:t>2</w:t>
+            </w:r>
+          </w:p>
+        </w:tc>
+        <w:tc>
+          <w:tcPr>
+            <w:tcW w:type="dxa" w:w="3324"/>
+          </w:tcPr>
+          <w:p>
+            <w:r>
+              <w:t>Profile</w:t>
+            </w:r>
+          </w:p>
+        </w:tc>
+        <w:tc>
+          <w:tcPr>
+            <w:tcW w:type="dxa" w:w="3324"/>
+          </w:tcPr>
+          <w:p>
+            <w:r>
+              <w:t>Provide Delete Avatar API</w:t>
+            </w:r>
+          </w:p>
+        </w:tc>
+      </w:tr>
+      <w:tr>
+        <w:tc>
+          <w:tcPr>
+            <w:tcW w:type="dxa" w:w="3324"/>
+          </w:tcPr>
+          <w:p>
+            <w:r>
+              <w:t>2</w:t>
+            </w:r>
+          </w:p>
+        </w:tc>
+        <w:tc>
+          <w:tcPr>
+            <w:tcW w:type="dxa" w:w="3324"/>
+          </w:tcPr>
+          <w:p>
+            <w:r>
+              <w:t>Tasks</w:t>
+            </w:r>
+          </w:p>
+        </w:tc>
+        <w:tc>
+          <w:tcPr>
+            <w:tcW w:type="dxa" w:w="3324"/>
+          </w:tcPr>
+          <w:p>
+            <w:r>
+              <w:t>Define My Tasks API contracts</w:t>
+            </w:r>
+          </w:p>
+        </w:tc>
+      </w:tr>
+      <w:tr>
+        <w:tc>
+          <w:tcPr>
+            <w:tcW w:type="dxa" w:w="3324"/>
+          </w:tcPr>
+          <w:p>
+            <w:r>
+              <w:t>2</w:t>
+            </w:r>
+          </w:p>
+        </w:tc>
+        <w:tc>
+          <w:tcPr>
+            <w:tcW w:type="dxa" w:w="3324"/>
+          </w:tcPr>
+          <w:p>
+            <w:r>
+              <w:t>Tasks</w:t>
+            </w:r>
+          </w:p>
+        </w:tc>
+        <w:tc>
+          <w:tcPr>
+            <w:tcW w:type="dxa" w:w="3324"/>
+          </w:tcPr>
+          <w:p>
+            <w:r>
+              <w:t>Provide Get My Tasks API</w:t>
+            </w:r>
+          </w:p>
+        </w:tc>
+      </w:tr>
+      <w:tr>
+        <w:tc>
+          <w:tcPr>
+            <w:tcW w:type="dxa" w:w="3324"/>
+          </w:tcPr>
+          <w:p>
+            <w:r>
+              <w:t>2</w:t>
+            </w:r>
+          </w:p>
+        </w:tc>
+        <w:tc>
+          <w:tcPr>
+            <w:tcW w:type="dxa" w:w="3324"/>
+          </w:tcPr>
+          <w:p>
+            <w:r>
+              <w:t>Tasks</w:t>
+            </w:r>
+          </w:p>
+        </w:tc>
+        <w:tc>
+          <w:tcPr>
+            <w:tcW w:type="dxa" w:w="3324"/>
+          </w:tcPr>
+          <w:p>
+            <w:r>
+              <w:t>Provide Create My Task API</w:t>
+            </w:r>
+          </w:p>
+        </w:tc>
+      </w:tr>
+      <w:tr>
+        <w:tc>
+          <w:tcPr>
+            <w:tcW w:type="dxa" w:w="3324"/>
+          </w:tcPr>
+          <w:p>
+            <w:r>
+              <w:t>2</w:t>
+            </w:r>
+          </w:p>
+        </w:tc>
+        <w:tc>
+          <w:tcPr>
+            <w:tcW w:type="dxa" w:w="3324"/>
+          </w:tcPr>
+          <w:p>
+            <w:r>
+              <w:t>Tasks</w:t>
+            </w:r>
+          </w:p>
+        </w:tc>
+        <w:tc>
+          <w:tcPr>
+            <w:tcW w:type="dxa" w:w="3324"/>
+          </w:tcPr>
+          <w:p>
+            <w:r>
+              <w:t>Provide Delete My Task API</w:t>
+            </w:r>
+          </w:p>
+        </w:tc>
+      </w:tr>
+      <w:tr>
+        <w:tc>
+          <w:tcPr>
+            <w:tcW w:type="dxa" w:w="3324"/>
+          </w:tcPr>
+          <w:p>
+            <w:r>
+              <w:t>3</w:t>
+            </w:r>
+          </w:p>
+        </w:tc>
+        <w:tc>
+          <w:tcPr>
+            <w:tcW w:type="dxa" w:w="3324"/>
+          </w:tcPr>
+          <w:p>
+            <w:r>
+              <w:t>Tasks</w:t>
+            </w:r>
+          </w:p>
+        </w:tc>
+        <w:tc>
+          <w:tcPr>
+            <w:tcW w:type="dxa" w:w="3324"/>
+          </w:tcPr>
+          <w:p>
+            <w:r>
+              <w:t>Provide Get All Tasks with pagination</w:t>
+            </w:r>
+          </w:p>
+        </w:tc>
+      </w:tr>
+      <w:tr>
+        <w:tc>
+          <w:tcPr>
+            <w:tcW w:type="dxa" w:w="3324"/>
+          </w:tcPr>
+          <w:p>
+            <w:r>
+              <w:t>3</w:t>
+            </w:r>
+          </w:p>
+        </w:tc>
+        <w:tc>
+          <w:tcPr>
+            <w:tcW w:type="dxa" w:w="3324"/>
+          </w:tcPr>
+          <w:p>
+            <w:r>
+              <w:t>Tasks</w:t>
+            </w:r>
+          </w:p>
+        </w:tc>
+        <w:tc>
+          <w:tcPr>
+            <w:tcW w:type="dxa" w:w="3324"/>
+          </w:tcPr>
+          <w:p>
+            <w:r>
+              <w:t>Provide Get My Task by Id API</w:t>
+            </w:r>
+          </w:p>
+        </w:tc>
+      </w:tr>
+      <w:tr>
+        <w:tc>
+          <w:tcPr>
+            <w:tcW w:type="dxa" w:w="3324"/>
+          </w:tcPr>
+          <w:p>
+            <w:r>
+              <w:t>3</w:t>
+            </w:r>
+          </w:p>
+        </w:tc>
+        <w:tc>
+          <w:tcPr>
+            <w:tcW w:type="dxa" w:w="3324"/>
+          </w:tcPr>
+          <w:p>
+            <w:r>
+              <w:t>Tasks</w:t>
+            </w:r>
+          </w:p>
+        </w:tc>
+        <w:tc>
+          <w:tcPr>
+            <w:tcW w:type="dxa" w:w="3324"/>
+          </w:tcPr>
+          <w:p>
+            <w:r>
+              <w:t>Provide Update My Task API</w:t>
+            </w:r>
+          </w:p>
+        </w:tc>
+      </w:tr>
+      <w:tr>
+        <w:tc>
+          <w:tcPr>
+            <w:tcW w:type="dxa" w:w="3324"/>
+          </w:tcPr>
+          <w:p>
+            <w:r>
+              <w:t>3</w:t>
+            </w:r>
+          </w:p>
+        </w:tc>
+        <w:tc>
+          <w:tcPr>
+            <w:tcW w:type="dxa" w:w="3324"/>
+          </w:tcPr>
+          <w:p>
+            <w:r>
+              <w:t>Tasks</w:t>
+            </w:r>
+          </w:p>
+        </w:tc>
+        <w:tc>
+          <w:tcPr>
+            <w:tcW w:type="dxa" w:w="3324"/>
+          </w:tcPr>
+          <w:p>
+            <w:r>
+              <w:t>Provide Delete attachment API</w:t>
+            </w:r>
+          </w:p>
+        </w:tc>
+      </w:tr>
+    </w:tbl>
+    <w:p>
+      <w:pPr>
+        <w:spacing w:before="120"/>
+        <w:ind w:firstLine="0"/>
+        <w:jc w:val="center"/>
+      </w:pPr>
+      <w:r>
+        <w:rPr>
+          <w:i/>
+          <w:sz w:val="24"/>
+        </w:rPr>
+        <w:t>Таблиця Г.2 — Тікети Backend-напрямку (фрагмент)</w:t>
+      </w:r>
+    </w:p>
+    <w:p>
+      <w:r>
+        <w:br w:type="page"/>
+      </w:r>
+    </w:p>
+    <w:p>
+      <w:pPr>
+        <w:pStyle w:val="Heading1"/>
+      </w:pPr>
+      <w:r>
+        <w:t>ДОДАТОК Д</w:t>
+      </w:r>
+    </w:p>
+    <w:p>
+      <w:pPr>
+        <w:ind w:firstLine="0"/>
+        <w:jc w:val="center"/>
+      </w:pPr>
+      <w:r>
+        <w:rPr>
+          <w:b/>
+        </w:rPr>
+        <w:t>Фрагменти коду frontend-додатку</w:t>
+      </w:r>
+    </w:p>
+    <w:p>
+      <w:r>
+        <w:rPr>
+          <w:b w:val="0"/>
+          <w:i w:val="0"/>
+        </w:rPr>
+      </w:r>
+    </w:p>
+    <w:p>
+      <w:r>
+        <w:rPr>
+          <w:b/>
+          <w:i w:val="0"/>
+        </w:rPr>
+        <w:t>GuestRoute — захист маршрутів від авторизованих:</w:t>
+      </w:r>
+    </w:p>
+    <w:p>
+      <w:pPr>
+        <w:spacing w:before="120" w:after="120" w:line="240" w:lineRule="auto"/>
+        <w:ind w:firstLine="0"/>
+      </w:pPr>
+      <w:r>
+        <w:rPr>
+          <w:rFonts w:ascii="Courier New" w:hAnsi="Courier New"/>
+          <w:sz w:val="18"/>
+        </w:rPr>
+        <w:t>import { Navigate, Outlet } from "react-router-dom";</w:t>
+        <w:br/>
+      </w:r>
+      <w:r>
+        <w:rPr>
+          <w:rFonts w:ascii="Courier New" w:hAnsi="Courier New"/>
+          <w:sz w:val="18"/>
+        </w:rPr>
+        <w:t>import { useAuth } from "@external-lab-monorepo/hooks";</w:t>
+        <w:br/>
+      </w:r>
+      <w:r>
+        <w:rPr>
+          <w:rFonts w:ascii="Courier New" w:hAnsi="Courier New"/>
+          <w:sz w:val="18"/>
+        </w:rPr>
+        <w:br/>
+      </w:r>
+      <w:r>
+        <w:rPr>
+          <w:rFonts w:ascii="Courier New" w:hAnsi="Courier New"/>
+          <w:sz w:val="18"/>
+        </w:rPr>
+        <w:t>const GuestRoute: React.FC = () =&gt; {</w:t>
+        <w:br/>
+      </w:r>
+      <w:r>
+        <w:rPr>
+          <w:rFonts w:ascii="Courier New" w:hAnsi="Courier New"/>
+          <w:sz w:val="18"/>
+        </w:rPr>
+        <w:t xml:space="preserve">  const { accessToken } = useAuth();</w:t>
+        <w:br/>
+      </w:r>
+      <w:r>
+        <w:rPr>
+          <w:rFonts w:ascii="Courier New" w:hAnsi="Courier New"/>
+          <w:sz w:val="18"/>
+        </w:rPr>
+        <w:br/>
+      </w:r>
+      <w:r>
+        <w:rPr>
+          <w:rFonts w:ascii="Courier New" w:hAnsi="Courier New"/>
+          <w:sz w:val="18"/>
+        </w:rPr>
+        <w:t xml:space="preserve">  if (accessToken) {</w:t>
+        <w:br/>
+      </w:r>
+      <w:r>
+        <w:rPr>
+          <w:rFonts w:ascii="Courier New" w:hAnsi="Courier New"/>
+          <w:sz w:val="18"/>
+        </w:rPr>
+        <w:t xml:space="preserve">    return &lt;Navigate to="/" replace /&gt;;</w:t>
+        <w:br/>
+      </w:r>
+      <w:r>
+        <w:rPr>
+          <w:rFonts w:ascii="Courier New" w:hAnsi="Courier New"/>
+          <w:sz w:val="18"/>
+        </w:rPr>
+        <w:t xml:space="preserve">  }</w:t>
+        <w:br/>
+      </w:r>
+      <w:r>
+        <w:rPr>
+          <w:rFonts w:ascii="Courier New" w:hAnsi="Courier New"/>
+          <w:sz w:val="18"/>
+        </w:rPr>
+        <w:br/>
+      </w:r>
+      <w:r>
+        <w:rPr>
+          <w:rFonts w:ascii="Courier New" w:hAnsi="Courier New"/>
+          <w:sz w:val="18"/>
+        </w:rPr>
+        <w:t xml:space="preserve">  return &lt;Outlet /&gt;;</w:t>
+        <w:br/>
+      </w:r>
+      <w:r>
+        <w:rPr>
+          <w:rFonts w:ascii="Courier New" w:hAnsi="Courier New"/>
+          <w:sz w:val="18"/>
+        </w:rPr>
+        <w:t>};</w:t>
+        <w:br/>
+      </w:r>
+      <w:r>
+        <w:rPr>
+          <w:rFonts w:ascii="Courier New" w:hAnsi="Courier New"/>
+          <w:sz w:val="18"/>
+        </w:rPr>
+        <w:br/>
+      </w:r>
+      <w:r>
+        <w:rPr>
+          <w:rFonts w:ascii="Courier New" w:hAnsi="Courier New"/>
+          <w:sz w:val="18"/>
+        </w:rPr>
+        <w:t>export default GuestRoute;</w:t>
+        <w:br/>
+      </w:r>
+    </w:p>
+    <w:p>
+      <w:r>
+        <w:rPr>
+          <w:b/>
+          <w:i w:val="0"/>
+        </w:rPr>
+        <w:t>ProtectedRoute — захист маршрутів від неавторизованих:</w:t>
+      </w:r>
+    </w:p>
+    <w:p>
+      <w:pPr>
+        <w:spacing w:before="120" w:after="120" w:line="240" w:lineRule="auto"/>
+        <w:ind w:firstLine="0"/>
+      </w:pPr>
+      <w:r>
+        <w:rPr>
+          <w:rFonts w:ascii="Courier New" w:hAnsi="Courier New"/>
+          <w:sz w:val="18"/>
+        </w:rPr>
+        <w:t>import { Navigate, Outlet } from "react-router-dom";</w:t>
+        <w:br/>
+      </w:r>
+      <w:r>
+        <w:rPr>
+          <w:rFonts w:ascii="Courier New" w:hAnsi="Courier New"/>
+          <w:sz w:val="18"/>
+        </w:rPr>
+        <w:t>import { useAuth } from "@external-lab-monorepo/hooks";</w:t>
+        <w:br/>
+      </w:r>
+      <w:r>
+        <w:rPr>
+          <w:rFonts w:ascii="Courier New" w:hAnsi="Courier New"/>
+          <w:sz w:val="18"/>
+        </w:rPr>
+        <w:br/>
+      </w:r>
+      <w:r>
+        <w:rPr>
+          <w:rFonts w:ascii="Courier New" w:hAnsi="Courier New"/>
+          <w:sz w:val="18"/>
+        </w:rPr>
+        <w:t>const ProtectedRoute: React.FC = () =&gt; {</w:t>
+        <w:br/>
+      </w:r>
+      <w:r>
+        <w:rPr>
+          <w:rFonts w:ascii="Courier New" w:hAnsi="Courier New"/>
+          <w:sz w:val="18"/>
+        </w:rPr>
+        <w:t xml:space="preserve">  const { accessToken } = useAuth();</w:t>
+        <w:br/>
+      </w:r>
+      <w:r>
+        <w:rPr>
+          <w:rFonts w:ascii="Courier New" w:hAnsi="Courier New"/>
+          <w:sz w:val="18"/>
+        </w:rPr>
+        <w:br/>
+      </w:r>
+      <w:r>
+        <w:rPr>
+          <w:rFonts w:ascii="Courier New" w:hAnsi="Courier New"/>
+          <w:sz w:val="18"/>
+        </w:rPr>
+        <w:t xml:space="preserve">  if (!accessToken) {</w:t>
+        <w:br/>
+      </w:r>
+      <w:r>
+        <w:rPr>
+          <w:rFonts w:ascii="Courier New" w:hAnsi="Courier New"/>
+          <w:sz w:val="18"/>
+        </w:rPr>
+        <w:t xml:space="preserve">    return &lt;Navigate to="/sign-in" replace /&gt;;</w:t>
+        <w:br/>
+      </w:r>
+      <w:r>
+        <w:rPr>
+          <w:rFonts w:ascii="Courier New" w:hAnsi="Courier New"/>
+          <w:sz w:val="18"/>
+        </w:rPr>
+        <w:t xml:space="preserve">  }</w:t>
+        <w:br/>
+      </w:r>
+      <w:r>
+        <w:rPr>
+          <w:rFonts w:ascii="Courier New" w:hAnsi="Courier New"/>
+          <w:sz w:val="18"/>
+        </w:rPr>
+        <w:br/>
+      </w:r>
+      <w:r>
+        <w:rPr>
+          <w:rFonts w:ascii="Courier New" w:hAnsi="Courier New"/>
+          <w:sz w:val="18"/>
+        </w:rPr>
+        <w:t xml:space="preserve">  return &lt;Outlet /&gt;;</w:t>
+        <w:br/>
+      </w:r>
+      <w:r>
+        <w:rPr>
+          <w:rFonts w:ascii="Courier New" w:hAnsi="Courier New"/>
+          <w:sz w:val="18"/>
+        </w:rPr>
+        <w:t>};</w:t>
+        <w:br/>
+      </w:r>
+      <w:r>
+        <w:rPr>
+          <w:rFonts w:ascii="Courier New" w:hAnsi="Courier New"/>
+          <w:sz w:val="18"/>
+        </w:rPr>
+        <w:br/>
+      </w:r>
+      <w:r>
+        <w:rPr>
+          <w:rFonts w:ascii="Courier New" w:hAnsi="Courier New"/>
+          <w:sz w:val="18"/>
+        </w:rPr>
+        <w:t>export default ProtectedRoute;</w:t>
+        <w:br/>
+      </w:r>
+    </w:p>
+    <w:p>
+      <w:r>
+        <w:rPr>
+          <w:b/>
+          <w:i w:val="0"/>
+        </w:rPr>
+        <w:t>DevMenuContext — перемикання спринтів:</w:t>
+      </w:r>
+    </w:p>
+    <w:p>
+      <w:pPr>
+        <w:spacing w:before="120" w:after="120" w:line="240" w:lineRule="auto"/>
+        <w:ind w:firstLine="0"/>
+      </w:pPr>
+      <w:r>
+        <w:rPr>
+          <w:rFonts w:ascii="Courier New" w:hAnsi="Courier New"/>
+          <w:sz w:val="18"/>
+        </w:rPr>
+        <w:t>import React, { createContext, useContext, useState } from "react";</w:t>
+        <w:br/>
+      </w:r>
+      <w:r>
+        <w:rPr>
+          <w:rFonts w:ascii="Courier New" w:hAnsi="Courier New"/>
+          <w:sz w:val="18"/>
+        </w:rPr>
+        <w:br/>
+      </w:r>
+      <w:r>
+        <w:rPr>
+          <w:rFonts w:ascii="Courier New" w:hAnsi="Courier New"/>
+          <w:sz w:val="18"/>
+        </w:rPr>
+        <w:t>interface DevMenuContextType {</w:t>
+        <w:br/>
+      </w:r>
+      <w:r>
+        <w:rPr>
+          <w:rFonts w:ascii="Courier New" w:hAnsi="Courier New"/>
+          <w:sz w:val="18"/>
+        </w:rPr>
+        <w:t xml:space="preserve">  currentSprint: string;</w:t>
+        <w:br/>
+      </w:r>
+      <w:r>
+        <w:rPr>
+          <w:rFonts w:ascii="Courier New" w:hAnsi="Courier New"/>
+          <w:sz w:val="18"/>
+        </w:rPr>
+        <w:t xml:space="preserve">  setSprint: (sprint: string) =&gt; void;</w:t>
+        <w:br/>
+      </w:r>
+      <w:r>
+        <w:rPr>
+          <w:rFonts w:ascii="Courier New" w:hAnsi="Courier New"/>
+          <w:sz w:val="18"/>
+        </w:rPr>
+        <w:t>}</w:t>
+        <w:br/>
+      </w:r>
+      <w:r>
+        <w:rPr>
+          <w:rFonts w:ascii="Courier New" w:hAnsi="Courier New"/>
+          <w:sz w:val="18"/>
+        </w:rPr>
+        <w:br/>
+      </w:r>
+      <w:r>
+        <w:rPr>
+          <w:rFonts w:ascii="Courier New" w:hAnsi="Courier New"/>
+          <w:sz w:val="18"/>
+        </w:rPr>
+        <w:t>const DevMenuContext = createContext&lt;DevMenuContextType&gt;({</w:t>
+        <w:br/>
+      </w:r>
+      <w:r>
+        <w:rPr>
+          <w:rFonts w:ascii="Courier New" w:hAnsi="Courier New"/>
+          <w:sz w:val="18"/>
+        </w:rPr>
+        <w:t xml:space="preserve">  currentSprint: "4",</w:t>
+        <w:br/>
+      </w:r>
+      <w:r>
+        <w:rPr>
+          <w:rFonts w:ascii="Courier New" w:hAnsi="Courier New"/>
+          <w:sz w:val="18"/>
+        </w:rPr>
+        <w:t xml:space="preserve">  setSprint: () =&gt; {},</w:t>
+        <w:br/>
+      </w:r>
+      <w:r>
+        <w:rPr>
+          <w:rFonts w:ascii="Courier New" w:hAnsi="Courier New"/>
+          <w:sz w:val="18"/>
+        </w:rPr>
+        <w:t>});</w:t>
+        <w:br/>
+      </w:r>
+      <w:r>
+        <w:rPr>
+          <w:rFonts w:ascii="Courier New" w:hAnsi="Courier New"/>
+          <w:sz w:val="18"/>
+        </w:rPr>
+        <w:br/>
+      </w:r>
+      <w:r>
+        <w:rPr>
+          <w:rFonts w:ascii="Courier New" w:hAnsi="Courier New"/>
+          <w:sz w:val="18"/>
+        </w:rPr>
+        <w:t>export const DevMenuProvider: React.FC&lt;{ children: React.ReactNode }&gt; = ({</w:t>
+        <w:br/>
+      </w:r>
+      <w:r>
+        <w:rPr>
+          <w:rFonts w:ascii="Courier New" w:hAnsi="Courier New"/>
+          <w:sz w:val="18"/>
+        </w:rPr>
+        <w:t xml:space="preserve">  children,</w:t>
+        <w:br/>
+      </w:r>
+      <w:r>
+        <w:rPr>
+          <w:rFonts w:ascii="Courier New" w:hAnsi="Courier New"/>
+          <w:sz w:val="18"/>
+        </w:rPr>
+        <w:t>}) =&gt; {</w:t>
+        <w:br/>
+      </w:r>
+      <w:r>
+        <w:rPr>
+          <w:rFonts w:ascii="Courier New" w:hAnsi="Courier New"/>
+          <w:sz w:val="18"/>
+        </w:rPr>
+        <w:t xml:space="preserve">  const [currentSprint, setCurrentSprint] = useState("4");</w:t>
+        <w:br/>
+      </w:r>
+      <w:r>
+        <w:rPr>
+          <w:rFonts w:ascii="Courier New" w:hAnsi="Courier New"/>
+          <w:sz w:val="18"/>
+        </w:rPr>
+        <w:br/>
+      </w:r>
+      <w:r>
+        <w:rPr>
+          <w:rFonts w:ascii="Courier New" w:hAnsi="Courier New"/>
+          <w:sz w:val="18"/>
+        </w:rPr>
+        <w:t xml:space="preserve">  return (</w:t>
+        <w:br/>
+      </w:r>
+      <w:r>
+        <w:rPr>
+          <w:rFonts w:ascii="Courier New" w:hAnsi="Courier New"/>
+          <w:sz w:val="18"/>
+        </w:rPr>
+        <w:t xml:space="preserve">    &lt;DevMenuContext.Provider value={{ currentSprint, setSprint: setCurrentSprint }}&gt;</w:t>
+        <w:br/>
+      </w:r>
+      <w:r>
+        <w:rPr>
+          <w:rFonts w:ascii="Courier New" w:hAnsi="Courier New"/>
+          <w:sz w:val="18"/>
+        </w:rPr>
+        <w:t xml:space="preserve">      {children}</w:t>
+        <w:br/>
+      </w:r>
+      <w:r>
+        <w:rPr>
+          <w:rFonts w:ascii="Courier New" w:hAnsi="Courier New"/>
+          <w:sz w:val="18"/>
+        </w:rPr>
+        <w:t xml:space="preserve">    &lt;/DevMenuContext.Provider&gt;</w:t>
+        <w:br/>
+      </w:r>
+      <w:r>
+        <w:rPr>
+          <w:rFonts w:ascii="Courier New" w:hAnsi="Courier New"/>
+          <w:sz w:val="18"/>
+        </w:rPr>
+        <w:t xml:space="preserve">  );</w:t>
+        <w:br/>
+      </w:r>
+      <w:r>
+        <w:rPr>
+          <w:rFonts w:ascii="Courier New" w:hAnsi="Courier New"/>
+          <w:sz w:val="18"/>
+        </w:rPr>
+        <w:t>};</w:t>
+        <w:br/>
+      </w:r>
+      <w:r>
+        <w:rPr>
+          <w:rFonts w:ascii="Courier New" w:hAnsi="Courier New"/>
+          <w:sz w:val="18"/>
+        </w:rPr>
+        <w:br/>
+      </w:r>
+      <w:r>
+        <w:rPr>
+          <w:rFonts w:ascii="Courier New" w:hAnsi="Courier New"/>
+          <w:sz w:val="18"/>
+        </w:rPr>
+        <w:t>export const useDevMenu = () =&gt; useContext(DevMenuContext);</w:t>
+        <w:br/>
+      </w:r>
+    </w:p>
+    <w:p>
+      <w:r>
+        <w:rPr>
+          <w:b/>
+          <w:i w:val="0"/>
+        </w:rPr>
+        <w:t>Приклад Container-компонента (TasksContainer):</w:t>
+      </w:r>
+    </w:p>
+    <w:p>
+      <w:pPr>
+        <w:spacing w:before="120" w:after="120" w:line="240" w:lineRule="auto"/>
+        <w:ind w:firstLine="0"/>
+      </w:pPr>
+      <w:r>
+        <w:rPr>
+          <w:rFonts w:ascii="Courier New" w:hAnsi="Courier New"/>
+          <w:sz w:val="18"/>
+        </w:rPr>
+        <w:t>import React, { useEffect } from "react";</w:t>
+        <w:br/>
+      </w:r>
+      <w:r>
+        <w:rPr>
+          <w:rFonts w:ascii="Courier New" w:hAnsi="Courier New"/>
+          <w:sz w:val="18"/>
+        </w:rPr>
+        <w:t>import { useTasks } from "@external-lab-monorepo/hooks";</w:t>
+        <w:br/>
+      </w:r>
+      <w:r>
+        <w:rPr>
+          <w:rFonts w:ascii="Courier New" w:hAnsi="Courier New"/>
+          <w:sz w:val="18"/>
+        </w:rPr>
+        <w:t>import { useAuth } from "@external-lab-monorepo/hooks";</w:t>
+        <w:br/>
+      </w:r>
+      <w:r>
+        <w:rPr>
+          <w:rFonts w:ascii="Courier New" w:hAnsi="Courier New"/>
+          <w:sz w:val="18"/>
+        </w:rPr>
+        <w:t>import TasksPage from "./TasksPage";</w:t>
+        <w:br/>
+      </w:r>
+      <w:r>
+        <w:rPr>
+          <w:rFonts w:ascii="Courier New" w:hAnsi="Courier New"/>
+          <w:sz w:val="18"/>
+        </w:rPr>
+        <w:br/>
+      </w:r>
+      <w:r>
+        <w:rPr>
+          <w:rFonts w:ascii="Courier New" w:hAnsi="Courier New"/>
+          <w:sz w:val="18"/>
+        </w:rPr>
+        <w:t>const TasksContainer: React.FC = () =&gt; {</w:t>
+        <w:br/>
+      </w:r>
+      <w:r>
+        <w:rPr>
+          <w:rFonts w:ascii="Courier New" w:hAnsi="Courier New"/>
+          <w:sz w:val="18"/>
+        </w:rPr>
+        <w:t xml:space="preserve">  const { tasks, loading, error, fetchTasks } = useTasks();</w:t>
+        <w:br/>
+      </w:r>
+      <w:r>
+        <w:rPr>
+          <w:rFonts w:ascii="Courier New" w:hAnsi="Courier New"/>
+          <w:sz w:val="18"/>
+        </w:rPr>
+        <w:t xml:space="preserve">  const { logout } = useAuth();</w:t>
+        <w:br/>
+      </w:r>
+      <w:r>
+        <w:rPr>
+          <w:rFonts w:ascii="Courier New" w:hAnsi="Courier New"/>
+          <w:sz w:val="18"/>
+        </w:rPr>
+        <w:br/>
+      </w:r>
+      <w:r>
+        <w:rPr>
+          <w:rFonts w:ascii="Courier New" w:hAnsi="Courier New"/>
+          <w:sz w:val="18"/>
+        </w:rPr>
+        <w:t xml:space="preserve">  useEffect(() =&gt; {</w:t>
+        <w:br/>
+      </w:r>
+      <w:r>
+        <w:rPr>
+          <w:rFonts w:ascii="Courier New" w:hAnsi="Courier New"/>
+          <w:sz w:val="18"/>
+        </w:rPr>
+        <w:t xml:space="preserve">    fetchTasks(</w:t>
+        <w:br/>
+      </w:r>
+      <w:r>
+        <w:rPr>
+          <w:rFonts w:ascii="Courier New" w:hAnsi="Courier New"/>
+          <w:sz w:val="18"/>
+        </w:rPr>
+        <w:t xml:space="preserve">      undefined,</w:t>
+        <w:br/>
+      </w:r>
+      <w:r>
+        <w:rPr>
+          <w:rFonts w:ascii="Courier New" w:hAnsi="Courier New"/>
+          <w:sz w:val="18"/>
+        </w:rPr>
+        <w:t xml:space="preserve">      (err) =&gt; {</w:t>
+        <w:br/>
+      </w:r>
+      <w:r>
+        <w:rPr>
+          <w:rFonts w:ascii="Courier New" w:hAnsi="Courier New"/>
+          <w:sz w:val="18"/>
+        </w:rPr>
+        <w:t xml:space="preserve">        if (err?.response?.status === 401) {</w:t>
+        <w:br/>
+      </w:r>
+      <w:r>
+        <w:rPr>
+          <w:rFonts w:ascii="Courier New" w:hAnsi="Courier New"/>
+          <w:sz w:val="18"/>
+        </w:rPr>
+        <w:t xml:space="preserve">          logout();</w:t>
+        <w:br/>
+      </w:r>
+      <w:r>
+        <w:rPr>
+          <w:rFonts w:ascii="Courier New" w:hAnsi="Courier New"/>
+          <w:sz w:val="18"/>
+        </w:rPr>
+        <w:t xml:space="preserve">        }</w:t>
+        <w:br/>
+      </w:r>
+      <w:r>
+        <w:rPr>
+          <w:rFonts w:ascii="Courier New" w:hAnsi="Courier New"/>
+          <w:sz w:val="18"/>
+        </w:rPr>
+        <w:t xml:space="preserve">      }</w:t>
+        <w:br/>
+      </w:r>
+      <w:r>
+        <w:rPr>
+          <w:rFonts w:ascii="Courier New" w:hAnsi="Courier New"/>
+          <w:sz w:val="18"/>
+        </w:rPr>
+        <w:t xml:space="preserve">    );</w:t>
+        <w:br/>
+      </w:r>
+      <w:r>
+        <w:rPr>
+          <w:rFonts w:ascii="Courier New" w:hAnsi="Courier New"/>
+          <w:sz w:val="18"/>
+        </w:rPr>
+        <w:t xml:space="preserve">  }, []);</w:t>
+        <w:br/>
+      </w:r>
+      <w:r>
+        <w:rPr>
+          <w:rFonts w:ascii="Courier New" w:hAnsi="Courier New"/>
+          <w:sz w:val="18"/>
+        </w:rPr>
+        <w:br/>
+      </w:r>
+      <w:r>
+        <w:rPr>
+          <w:rFonts w:ascii="Courier New" w:hAnsi="Courier New"/>
+          <w:sz w:val="18"/>
+        </w:rPr>
+        <w:t xml:space="preserve">  return (</w:t>
+        <w:br/>
+      </w:r>
+      <w:r>
+        <w:rPr>
+          <w:rFonts w:ascii="Courier New" w:hAnsi="Courier New"/>
+          <w:sz w:val="18"/>
+        </w:rPr>
+        <w:t xml:space="preserve">    &lt;TasksPage</w:t>
+        <w:br/>
+      </w:r>
+      <w:r>
+        <w:rPr>
+          <w:rFonts w:ascii="Courier New" w:hAnsi="Courier New"/>
+          <w:sz w:val="18"/>
+        </w:rPr>
+        <w:t xml:space="preserve">      tasks={tasks}</w:t>
+        <w:br/>
+      </w:r>
+      <w:r>
+        <w:rPr>
+          <w:rFonts w:ascii="Courier New" w:hAnsi="Courier New"/>
+          <w:sz w:val="18"/>
+        </w:rPr>
+        <w:t xml:space="preserve">      loading={loading}</w:t>
+        <w:br/>
+      </w:r>
+      <w:r>
+        <w:rPr>
+          <w:rFonts w:ascii="Courier New" w:hAnsi="Courier New"/>
+          <w:sz w:val="18"/>
+        </w:rPr>
+        <w:t xml:space="preserve">      error={error}</w:t>
+        <w:br/>
+      </w:r>
+      <w:r>
+        <w:rPr>
+          <w:rFonts w:ascii="Courier New" w:hAnsi="Courier New"/>
+          <w:sz w:val="18"/>
+        </w:rPr>
+        <w:t xml:space="preserve">      onDeleteTask={deleteTask}</w:t>
+        <w:br/>
+      </w:r>
+      <w:r>
+        <w:rPr>
+          <w:rFonts w:ascii="Courier New" w:hAnsi="Courier New"/>
+          <w:sz w:val="18"/>
+        </w:rPr>
+        <w:t xml:space="preserve">    /&gt;</w:t>
+        <w:br/>
+      </w:r>
+      <w:r>
+        <w:rPr>
+          <w:rFonts w:ascii="Courier New" w:hAnsi="Courier New"/>
+          <w:sz w:val="18"/>
+        </w:rPr>
+        <w:t xml:space="preserve">  );</w:t>
+        <w:br/>
+      </w:r>
+      <w:r>
+        <w:rPr>
+          <w:rFonts w:ascii="Courier New" w:hAnsi="Courier New"/>
+          <w:sz w:val="18"/>
+        </w:rPr>
+        <w:t>};</w:t>
+        <w:br/>
+      </w:r>
+      <w:r>
+        <w:rPr>
+          <w:rFonts w:ascii="Courier New" w:hAnsi="Courier New"/>
+          <w:sz w:val="18"/>
+        </w:rPr>
+        <w:br/>
+      </w:r>
+      <w:r>
+        <w:rPr>
+          <w:rFonts w:ascii="Courier New" w:hAnsi="Courier New"/>
+          <w:sz w:val="18"/>
+        </w:rPr>
+        <w:t>export default TasksContainer;</w:t>
+        <w:br/>
       </w:r>
     </w:p>
     <w:sectPr>
